--- a/Projeto I - 14_09 - Grupo 24.docx
+++ b/Projeto I - 14_09 - Grupo 24.docx
@@ -602,7 +602,7 @@
           <w:pPr>
             <w:pStyle w:val="Sumrio1"/>
             <w:tabs>
-              <w:tab w:val="left" w:pos="480"/>
+              <w:tab w:val="left" w:pos="440"/>
               <w:tab w:val="right" w:leader="dot" w:pos="9061"/>
             </w:tabs>
             <w:rPr>
@@ -623,13 +623,14 @@
           <w:r>
             <w:fldChar w:fldCharType="separate"/>
           </w:r>
-          <w:hyperlink w:anchor="_Toc240319612" w:history="1">
+          <w:hyperlink w:anchor="_Toc242827520" w:history="1">
             <w:r>
               <w:rPr>
                 <w:rStyle w:val="Hyperlink"/>
+                <w:rFonts w:ascii="Symbol" w:hAnsi="Symbol"/>
                 <w:noProof/>
               </w:rPr>
-              <w:t>1.</w:t>
+              <w:t></w:t>
             </w:r>
             <w:r>
               <w:rPr>
@@ -668,7 +669,7 @@
                 <w:noProof/>
                 <w:webHidden/>
               </w:rPr>
-              <w:instrText xml:space="preserve"> PAGEREF _Toc240319612 \h </w:instrText>
+              <w:instrText xml:space="preserve"> PAGEREF _Toc242827520 \h </w:instrText>
             </w:r>
             <w:r>
               <w:rPr>
@@ -703,7 +704,7 @@
           <w:pPr>
             <w:pStyle w:val="Sumrio1"/>
             <w:tabs>
-              <w:tab w:val="left" w:pos="480"/>
+              <w:tab w:val="left" w:pos="440"/>
               <w:tab w:val="right" w:leader="dot" w:pos="9061"/>
             </w:tabs>
             <w:rPr>
@@ -715,13 +716,14 @@
               <w14:ligatures w14:val="standardContextual"/>
             </w:rPr>
           </w:pPr>
-          <w:hyperlink w:anchor="_Toc240319613" w:history="1">
+          <w:hyperlink w:anchor="_Toc242827521" w:history="1">
             <w:r>
               <w:rPr>
                 <w:rStyle w:val="Hyperlink"/>
+                <w:rFonts w:ascii="Symbol" w:hAnsi="Symbol"/>
                 <w:noProof/>
               </w:rPr>
-              <w:t>2.</w:t>
+              <w:t></w:t>
             </w:r>
             <w:r>
               <w:rPr>
@@ -760,7 +762,7 @@
                 <w:noProof/>
                 <w:webHidden/>
               </w:rPr>
-              <w:instrText xml:space="preserve"> PAGEREF _Toc240319613 \h </w:instrText>
+              <w:instrText xml:space="preserve"> PAGEREF _Toc242827521 \h </w:instrText>
             </w:r>
             <w:r>
               <w:rPr>
@@ -795,7 +797,7 @@
           <w:pPr>
             <w:pStyle w:val="Sumrio1"/>
             <w:tabs>
-              <w:tab w:val="left" w:pos="480"/>
+              <w:tab w:val="left" w:pos="440"/>
               <w:tab w:val="right" w:leader="dot" w:pos="9061"/>
             </w:tabs>
             <w:rPr>
@@ -807,13 +809,14 @@
               <w14:ligatures w14:val="standardContextual"/>
             </w:rPr>
           </w:pPr>
-          <w:hyperlink w:anchor="_Toc240319614" w:history="1">
+          <w:hyperlink w:anchor="_Toc242827522" w:history="1">
             <w:r>
               <w:rPr>
                 <w:rStyle w:val="Hyperlink"/>
+                <w:rFonts w:ascii="Symbol" w:hAnsi="Symbol"/>
                 <w:noProof/>
               </w:rPr>
-              <w:t>3.</w:t>
+              <w:t></w:t>
             </w:r>
             <w:r>
               <w:rPr>
@@ -852,7 +855,7 @@
                 <w:noProof/>
                 <w:webHidden/>
               </w:rPr>
-              <w:instrText xml:space="preserve"> PAGEREF _Toc240319614 \h </w:instrText>
+              <w:instrText xml:space="preserve"> PAGEREF _Toc242827522 \h </w:instrText>
             </w:r>
             <w:r>
               <w:rPr>
@@ -872,7 +875,7 @@
                 <w:noProof/>
                 <w:webHidden/>
               </w:rPr>
-              <w:t>4</w:t>
+              <w:t>5</w:t>
             </w:r>
             <w:r>
               <w:rPr>
@@ -887,7 +890,7 @@
           <w:pPr>
             <w:pStyle w:val="Sumrio1"/>
             <w:tabs>
-              <w:tab w:val="left" w:pos="480"/>
+              <w:tab w:val="left" w:pos="440"/>
               <w:tab w:val="right" w:leader="dot" w:pos="9061"/>
             </w:tabs>
             <w:rPr>
@@ -899,13 +902,14 @@
               <w14:ligatures w14:val="standardContextual"/>
             </w:rPr>
           </w:pPr>
-          <w:hyperlink w:anchor="_Toc240319615" w:history="1">
+          <w:hyperlink w:anchor="_Toc242827523" w:history="1">
             <w:r>
               <w:rPr>
                 <w:rStyle w:val="Hyperlink"/>
+                <w:rFonts w:ascii="Symbol" w:hAnsi="Symbol"/>
                 <w:noProof/>
               </w:rPr>
-              <w:t>4.</w:t>
+              <w:t></w:t>
             </w:r>
             <w:r>
               <w:rPr>
@@ -944,7 +948,7 @@
                 <w:noProof/>
                 <w:webHidden/>
               </w:rPr>
-              <w:instrText xml:space="preserve"> PAGEREF _Toc240319615 \h </w:instrText>
+              <w:instrText xml:space="preserve"> PAGEREF _Toc242827523 \h </w:instrText>
             </w:r>
             <w:r>
               <w:rPr>
@@ -964,7 +968,7 @@
                 <w:noProof/>
                 <w:webHidden/>
               </w:rPr>
-              <w:t>9</w:t>
+              <w:t>10</w:t>
             </w:r>
             <w:r>
               <w:rPr>
@@ -979,7 +983,6 @@
           <w:pPr>
             <w:pStyle w:val="Sumrio1"/>
             <w:tabs>
-              <w:tab w:val="left" w:pos="480"/>
               <w:tab w:val="right" w:leader="dot" w:pos="9061"/>
             </w:tabs>
             <w:rPr>
@@ -991,13 +994,96 @@
               <w14:ligatures w14:val="standardContextual"/>
             </w:rPr>
           </w:pPr>
-          <w:hyperlink w:anchor="_Toc240319616" w:history="1">
+          <w:hyperlink w:anchor="_Toc242827524" w:history="1">
             <w:r>
               <w:rPr>
                 <w:rStyle w:val="Hyperlink"/>
                 <w:noProof/>
               </w:rPr>
-              <w:t>5.</w:t>
+              <w:t xml:space="preserve">Etapa 2: </w:t>
+            </w:r>
+            <w:r>
+              <w:rPr>
+                <w:rStyle w:val="Hyperlink"/>
+                <w:rFonts w:eastAsia="Times New Roman"/>
+                <w:noProof/>
+              </w:rPr>
+              <w:t>Definição do Produto Analítico &amp; EDA em Python</w:t>
+            </w:r>
+            <w:r>
+              <w:rPr>
+                <w:noProof/>
+                <w:webHidden/>
+              </w:rPr>
+              <w:tab/>
+            </w:r>
+            <w:r>
+              <w:rPr>
+                <w:noProof/>
+                <w:webHidden/>
+              </w:rPr>
+              <w:fldChar w:fldCharType="begin"/>
+            </w:r>
+            <w:r>
+              <w:rPr>
+                <w:noProof/>
+                <w:webHidden/>
+              </w:rPr>
+              <w:instrText xml:space="preserve"> PAGEREF _Toc242827524 \h </w:instrText>
+            </w:r>
+            <w:r>
+              <w:rPr>
+                <w:noProof/>
+                <w:webHidden/>
+              </w:rPr>
+            </w:r>
+            <w:r>
+              <w:rPr>
+                <w:noProof/>
+                <w:webHidden/>
+              </w:rPr>
+              <w:fldChar w:fldCharType="separate"/>
+            </w:r>
+            <w:r>
+              <w:rPr>
+                <w:noProof/>
+                <w:webHidden/>
+              </w:rPr>
+              <w:t>12</w:t>
+            </w:r>
+            <w:r>
+              <w:rPr>
+                <w:noProof/>
+                <w:webHidden/>
+              </w:rPr>
+              <w:fldChar w:fldCharType="end"/>
+            </w:r>
+          </w:hyperlink>
+        </w:p>
+        <w:p>
+          <w:pPr>
+            <w:pStyle w:val="Sumrio2"/>
+            <w:tabs>
+              <w:tab w:val="left" w:pos="720"/>
+              <w:tab w:val="right" w:leader="dot" w:pos="9061"/>
+            </w:tabs>
+            <w:rPr>
+              <w:rFonts w:asciiTheme="minorHAnsi" w:eastAsiaTheme="minorEastAsia" w:hAnsiTheme="minorHAnsi" w:cstheme="minorBidi"/>
+              <w:noProof/>
+              <w:kern w:val="2"/>
+              <w:sz w:val="24"/>
+              <w:szCs w:val="24"/>
+              <w14:ligatures w14:val="standardContextual"/>
+            </w:rPr>
+          </w:pPr>
+          <w:hyperlink w:anchor="_Toc242827525" w:history="1">
+            <w:r>
+              <w:rPr>
+                <w:rStyle w:val="Hyperlink"/>
+                <w:rFonts w:ascii="Symbol" w:hAnsi="Symbol"/>
+                <w:noProof/>
+              </w:rPr>
+              <w:t></w:t>
             </w:r>
             <w:r>
               <w:rPr>
@@ -1015,7 +1101,7 @@
                 <w:rStyle w:val="Hyperlink"/>
                 <w:noProof/>
               </w:rPr>
-              <w:t>Bibliografia</w:t>
+              <w:t>Script de ingestão e padronização de bases dos 5 anos</w:t>
             </w:r>
             <w:r>
               <w:rPr>
@@ -1036,7 +1122,7 @@
                 <w:noProof/>
                 <w:webHidden/>
               </w:rPr>
-              <w:instrText xml:space="preserve"> PAGEREF _Toc240319616 \h </w:instrText>
+              <w:instrText xml:space="preserve"> PAGEREF _Toc242827525 \h </w:instrText>
             </w:r>
             <w:r>
               <w:rPr>
@@ -1057,6 +1143,378 @@
                 <w:webHidden/>
               </w:rPr>
               <w:t>12</w:t>
+            </w:r>
+            <w:r>
+              <w:rPr>
+                <w:noProof/>
+                <w:webHidden/>
+              </w:rPr>
+              <w:fldChar w:fldCharType="end"/>
+            </w:r>
+          </w:hyperlink>
+        </w:p>
+        <w:p>
+          <w:pPr>
+            <w:pStyle w:val="Sumrio2"/>
+            <w:tabs>
+              <w:tab w:val="left" w:pos="720"/>
+              <w:tab w:val="right" w:leader="dot" w:pos="9061"/>
+            </w:tabs>
+            <w:rPr>
+              <w:rFonts w:asciiTheme="minorHAnsi" w:eastAsiaTheme="minorEastAsia" w:hAnsiTheme="minorHAnsi" w:cstheme="minorBidi"/>
+              <w:noProof/>
+              <w:kern w:val="2"/>
+              <w:sz w:val="24"/>
+              <w:szCs w:val="24"/>
+              <w14:ligatures w14:val="standardContextual"/>
+            </w:rPr>
+          </w:pPr>
+          <w:hyperlink w:anchor="_Toc242827526" w:history="1">
+            <w:r>
+              <w:rPr>
+                <w:rStyle w:val="Hyperlink"/>
+                <w:rFonts w:ascii="Symbol" w:hAnsi="Symbol"/>
+                <w:noProof/>
+              </w:rPr>
+              <w:t></w:t>
+            </w:r>
+            <w:r>
+              <w:rPr>
+                <w:rFonts w:asciiTheme="minorHAnsi" w:eastAsiaTheme="minorEastAsia" w:hAnsiTheme="minorHAnsi" w:cstheme="minorBidi"/>
+                <w:noProof/>
+                <w:kern w:val="2"/>
+                <w:sz w:val="24"/>
+                <w:szCs w:val="24"/>
+                <w14:ligatures w14:val="standardContextual"/>
+              </w:rPr>
+              <w:tab/>
+            </w:r>
+            <w:r>
+              <w:rPr>
+                <w:rStyle w:val="Hyperlink"/>
+                <w:noProof/>
+              </w:rPr>
+              <w:t>Tratamento de missing data, duplicidades e padronização de identificadores geográficos</w:t>
+            </w:r>
+            <w:r>
+              <w:rPr>
+                <w:noProof/>
+                <w:webHidden/>
+              </w:rPr>
+              <w:tab/>
+            </w:r>
+            <w:r>
+              <w:rPr>
+                <w:noProof/>
+                <w:webHidden/>
+              </w:rPr>
+              <w:fldChar w:fldCharType="begin"/>
+            </w:r>
+            <w:r>
+              <w:rPr>
+                <w:noProof/>
+                <w:webHidden/>
+              </w:rPr>
+              <w:instrText xml:space="preserve"> PAGEREF _Toc242827526 \h </w:instrText>
+            </w:r>
+            <w:r>
+              <w:rPr>
+                <w:noProof/>
+                <w:webHidden/>
+              </w:rPr>
+            </w:r>
+            <w:r>
+              <w:rPr>
+                <w:noProof/>
+                <w:webHidden/>
+              </w:rPr>
+              <w:fldChar w:fldCharType="separate"/>
+            </w:r>
+            <w:r>
+              <w:rPr>
+                <w:noProof/>
+                <w:webHidden/>
+              </w:rPr>
+              <w:t>13</w:t>
+            </w:r>
+            <w:r>
+              <w:rPr>
+                <w:noProof/>
+                <w:webHidden/>
+              </w:rPr>
+              <w:fldChar w:fldCharType="end"/>
+            </w:r>
+          </w:hyperlink>
+        </w:p>
+        <w:p>
+          <w:pPr>
+            <w:pStyle w:val="Sumrio2"/>
+            <w:tabs>
+              <w:tab w:val="left" w:pos="720"/>
+              <w:tab w:val="right" w:leader="dot" w:pos="9061"/>
+            </w:tabs>
+            <w:rPr>
+              <w:rFonts w:asciiTheme="minorHAnsi" w:eastAsiaTheme="minorEastAsia" w:hAnsiTheme="minorHAnsi" w:cstheme="minorBidi"/>
+              <w:noProof/>
+              <w:kern w:val="2"/>
+              <w:sz w:val="24"/>
+              <w:szCs w:val="24"/>
+              <w14:ligatures w14:val="standardContextual"/>
+            </w:rPr>
+          </w:pPr>
+          <w:hyperlink w:anchor="_Toc242827527" w:history="1">
+            <w:r>
+              <w:rPr>
+                <w:rStyle w:val="Hyperlink"/>
+                <w:rFonts w:ascii="Symbol" w:hAnsi="Symbol"/>
+                <w:noProof/>
+              </w:rPr>
+              <w:t></w:t>
+            </w:r>
+            <w:r>
+              <w:rPr>
+                <w:rFonts w:asciiTheme="minorHAnsi" w:eastAsiaTheme="minorEastAsia" w:hAnsiTheme="minorHAnsi" w:cstheme="minorBidi"/>
+                <w:noProof/>
+                <w:kern w:val="2"/>
+                <w:sz w:val="24"/>
+                <w:szCs w:val="24"/>
+                <w14:ligatures w14:val="standardContextual"/>
+              </w:rPr>
+              <w:tab/>
+            </w:r>
+            <w:r>
+              <w:rPr>
+                <w:rStyle w:val="Hyperlink"/>
+                <w:noProof/>
+              </w:rPr>
+              <w:t>Análise longitudinal</w:t>
+            </w:r>
+            <w:r>
+              <w:rPr>
+                <w:noProof/>
+                <w:webHidden/>
+              </w:rPr>
+              <w:tab/>
+            </w:r>
+            <w:r>
+              <w:rPr>
+                <w:noProof/>
+                <w:webHidden/>
+              </w:rPr>
+              <w:fldChar w:fldCharType="begin"/>
+            </w:r>
+            <w:r>
+              <w:rPr>
+                <w:noProof/>
+                <w:webHidden/>
+              </w:rPr>
+              <w:instrText xml:space="preserve"> PAGEREF _Toc242827527 \h </w:instrText>
+            </w:r>
+            <w:r>
+              <w:rPr>
+                <w:noProof/>
+                <w:webHidden/>
+              </w:rPr>
+            </w:r>
+            <w:r>
+              <w:rPr>
+                <w:noProof/>
+                <w:webHidden/>
+              </w:rPr>
+              <w:fldChar w:fldCharType="separate"/>
+            </w:r>
+            <w:r>
+              <w:rPr>
+                <w:noProof/>
+                <w:webHidden/>
+              </w:rPr>
+              <w:t>14</w:t>
+            </w:r>
+            <w:r>
+              <w:rPr>
+                <w:noProof/>
+                <w:webHidden/>
+              </w:rPr>
+              <w:fldChar w:fldCharType="end"/>
+            </w:r>
+          </w:hyperlink>
+        </w:p>
+        <w:p>
+          <w:pPr>
+            <w:pStyle w:val="Sumrio2"/>
+            <w:tabs>
+              <w:tab w:val="left" w:pos="720"/>
+              <w:tab w:val="right" w:leader="dot" w:pos="9061"/>
+            </w:tabs>
+            <w:rPr>
+              <w:rFonts w:asciiTheme="minorHAnsi" w:eastAsiaTheme="minorEastAsia" w:hAnsiTheme="minorHAnsi" w:cstheme="minorBidi"/>
+              <w:noProof/>
+              <w:kern w:val="2"/>
+              <w:sz w:val="24"/>
+              <w:szCs w:val="24"/>
+              <w14:ligatures w14:val="standardContextual"/>
+            </w:rPr>
+          </w:pPr>
+          <w:hyperlink w:anchor="_Toc242827528" w:history="1">
+            <w:r>
+              <w:rPr>
+                <w:rStyle w:val="Hyperlink"/>
+                <w:rFonts w:ascii="Symbol" w:hAnsi="Symbol"/>
+                <w:noProof/>
+              </w:rPr>
+              <w:t></w:t>
+            </w:r>
+            <w:r>
+              <w:rPr>
+                <w:rFonts w:asciiTheme="minorHAnsi" w:eastAsiaTheme="minorEastAsia" w:hAnsiTheme="minorHAnsi" w:cstheme="minorBidi"/>
+                <w:noProof/>
+                <w:kern w:val="2"/>
+                <w:sz w:val="24"/>
+                <w:szCs w:val="24"/>
+                <w14:ligatures w14:val="standardContextual"/>
+              </w:rPr>
+              <w:tab/>
+            </w:r>
+            <w:r>
+              <w:rPr>
+                <w:rStyle w:val="Hyperlink"/>
+                <w:noProof/>
+              </w:rPr>
+              <w:t>Segmento Social e Vulnerabilidade</w:t>
+            </w:r>
+            <w:r>
+              <w:rPr>
+                <w:noProof/>
+                <w:webHidden/>
+              </w:rPr>
+              <w:tab/>
+            </w:r>
+            <w:r>
+              <w:rPr>
+                <w:noProof/>
+                <w:webHidden/>
+              </w:rPr>
+              <w:fldChar w:fldCharType="begin"/>
+            </w:r>
+            <w:r>
+              <w:rPr>
+                <w:noProof/>
+                <w:webHidden/>
+              </w:rPr>
+              <w:instrText xml:space="preserve"> PAGEREF _Toc242827528 \h </w:instrText>
+            </w:r>
+            <w:r>
+              <w:rPr>
+                <w:noProof/>
+                <w:webHidden/>
+              </w:rPr>
+            </w:r>
+            <w:r>
+              <w:rPr>
+                <w:noProof/>
+                <w:webHidden/>
+              </w:rPr>
+              <w:fldChar w:fldCharType="separate"/>
+            </w:r>
+            <w:r>
+              <w:rPr>
+                <w:noProof/>
+                <w:webHidden/>
+              </w:rPr>
+              <w:t>15</w:t>
+            </w:r>
+            <w:r>
+              <w:rPr>
+                <w:noProof/>
+                <w:webHidden/>
+              </w:rPr>
+              <w:fldChar w:fldCharType="end"/>
+            </w:r>
+          </w:hyperlink>
+        </w:p>
+        <w:p>
+          <w:pPr>
+            <w:pStyle w:val="Sumrio1"/>
+            <w:tabs>
+              <w:tab w:val="left" w:pos="440"/>
+              <w:tab w:val="right" w:leader="dot" w:pos="9061"/>
+            </w:tabs>
+            <w:rPr>
+              <w:rFonts w:asciiTheme="minorHAnsi" w:eastAsiaTheme="minorEastAsia" w:hAnsiTheme="minorHAnsi" w:cstheme="minorBidi"/>
+              <w:noProof/>
+              <w:kern w:val="2"/>
+              <w:sz w:val="24"/>
+              <w:szCs w:val="24"/>
+              <w14:ligatures w14:val="standardContextual"/>
+            </w:rPr>
+          </w:pPr>
+          <w:hyperlink w:anchor="_Toc242827529" w:history="1">
+            <w:r>
+              <w:rPr>
+                <w:rStyle w:val="Hyperlink"/>
+                <w:rFonts w:ascii="Symbol" w:hAnsi="Symbol"/>
+                <w:noProof/>
+              </w:rPr>
+              <w:t></w:t>
+            </w:r>
+            <w:r>
+              <w:rPr>
+                <w:rFonts w:asciiTheme="minorHAnsi" w:eastAsiaTheme="minorEastAsia" w:hAnsiTheme="minorHAnsi" w:cstheme="minorBidi"/>
+                <w:noProof/>
+                <w:kern w:val="2"/>
+                <w:sz w:val="24"/>
+                <w:szCs w:val="24"/>
+                <w14:ligatures w14:val="standardContextual"/>
+              </w:rPr>
+              <w:tab/>
+            </w:r>
+            <w:r>
+              <w:rPr>
+                <w:rStyle w:val="Hyperlink"/>
+                <w:noProof/>
+              </w:rPr>
+              <w:t>Bibliografia</w:t>
+            </w:r>
+            <w:r>
+              <w:rPr>
+                <w:noProof/>
+                <w:webHidden/>
+              </w:rPr>
+              <w:tab/>
+            </w:r>
+            <w:r>
+              <w:rPr>
+                <w:noProof/>
+                <w:webHidden/>
+              </w:rPr>
+              <w:fldChar w:fldCharType="begin"/>
+            </w:r>
+            <w:r>
+              <w:rPr>
+                <w:noProof/>
+                <w:webHidden/>
+              </w:rPr>
+              <w:instrText xml:space="preserve"> PAGEREF _Toc242827529 \h </w:instrText>
+            </w:r>
+            <w:r>
+              <w:rPr>
+                <w:noProof/>
+                <w:webHidden/>
+              </w:rPr>
+            </w:r>
+            <w:r>
+              <w:rPr>
+                <w:noProof/>
+                <w:webHidden/>
+              </w:rPr>
+              <w:fldChar w:fldCharType="separate"/>
+            </w:r>
+            <w:r>
+              <w:rPr>
+                <w:noProof/>
+                <w:webHidden/>
+              </w:rPr>
+              <w:t>16</w:t>
             </w:r>
             <w:r>
               <w:rPr>
@@ -1367,9 +1825,8 @@
         </w:numPr>
       </w:pPr>
       <w:bookmarkStart w:id="0" w:name="_Ref240314186"/>
-      <w:bookmarkStart w:id="1" w:name="_Toc240319612"/>
-      <w:r>
-        <w:lastRenderedPageBreak/>
+      <w:bookmarkStart w:id="1" w:name="_Toc242827520"/>
+      <w:r>
         <w:t>Objetivos do projeto:</w:t>
       </w:r>
       <w:bookmarkEnd w:id="0"/>
@@ -1454,7 +1911,7 @@
         </w:numPr>
       </w:pPr>
       <w:bookmarkStart w:id="2" w:name="_Ref240314190"/>
-      <w:bookmarkStart w:id="3" w:name="_Toc240319613"/>
+      <w:bookmarkStart w:id="3" w:name="_Toc242827521"/>
       <w:proofErr w:type="spellStart"/>
       <w:r>
         <w:t>Dataset</w:t>
@@ -1540,7 +1997,15 @@
           <w:sz w:val="24"/>
           <w:szCs w:val="24"/>
         </w:rPr>
-        <w:t>Um dos campos principais deste dataset é o rendimento, e ele está vazio para alguns alunos. O número de vazios no geral pode ser contornado fazendo segmentações com dados demográficos, como idade, série ou região da escola, mas a disponibilidade de dados para representar uma segmentação específica é algo que teremos em mente ao longo do projeto, por exemplo, temos o mesmo número de dados de dados sobre rendimento de crianças negras e brancas, ou de meninos e meninas, ou de rendas distintas, e até onde podemos os comparar.</w:t>
+        <w:t xml:space="preserve">Um dos campos principais deste dataset é o rendimento, e ele está vazio para alguns alunos. O número de vazios no geral pode ser contornado fazendo </w:t>
+      </w:r>
+      <w:r>
+        <w:rPr>
+          <w:sz w:val="24"/>
+          <w:szCs w:val="24"/>
+        </w:rPr>
+        <w:lastRenderedPageBreak/>
+        <w:t>segmentações com dados demográficos, como idade, série ou região da escola, mas a disponibilidade de dados para representar uma segmentação específica é algo que teremos em mente ao longo do projeto, por exemplo, temos o mesmo número de dados de dados sobre rendimento de crianças negras e brancas, ou de meninos e meninas, ou de rendas distintas, e até onde podemos os comparar.</w:t>
       </w:r>
     </w:p>
     <w:p>
@@ -1574,7 +2039,7 @@
           <w:numId w:val="21"/>
         </w:numPr>
       </w:pPr>
-      <w:bookmarkStart w:id="4" w:name="_Toc240319614"/>
+      <w:bookmarkStart w:id="4" w:name="_Toc242827522"/>
       <w:r>
         <w:lastRenderedPageBreak/>
         <w:t>Dicionário de dados:</w:t>
@@ -7684,7 +8149,7 @@
           <w:numId w:val="21"/>
         </w:numPr>
       </w:pPr>
-      <w:bookmarkStart w:id="5" w:name="_Toc240319615"/>
+      <w:bookmarkStart w:id="5" w:name="_Toc242827523"/>
       <w:r>
         <w:lastRenderedPageBreak/>
         <w:t>Cronograma e Divisão de Responsabilidades</w:t>
@@ -9816,9 +10281,7 @@
     </w:p>
     <w:p>
       <w:pPr>
-        <w:spacing w:line="240" w:lineRule="auto"/>
-        <w:jc w:val="both"/>
-        <w:textAlignment w:val="baseline"/>
+        <w:pStyle w:val="Ttulo1"/>
         <w:rPr>
           <w:rFonts w:eastAsia="Times New Roman"/>
           <w:color w:val="000000"/>
@@ -9826,344 +10289,17 @@
           <w:szCs w:val="24"/>
         </w:rPr>
       </w:pPr>
-    </w:p>
-    <w:p>
-      <w:pPr>
-        <w:spacing w:line="240" w:lineRule="auto"/>
-        <w:jc w:val="both"/>
-        <w:textAlignment w:val="baseline"/>
-        <w:rPr>
-          <w:rFonts w:eastAsia="Times New Roman"/>
-          <w:color w:val="000000"/>
-          <w:sz w:val="24"/>
-          <w:szCs w:val="24"/>
-        </w:rPr>
-      </w:pPr>
-    </w:p>
-    <w:p>
-      <w:pPr>
-        <w:spacing w:line="240" w:lineRule="auto"/>
-        <w:jc w:val="both"/>
-        <w:textAlignment w:val="baseline"/>
-        <w:rPr>
-          <w:rFonts w:eastAsia="Times New Roman"/>
-          <w:color w:val="000000"/>
-          <w:sz w:val="24"/>
-          <w:szCs w:val="24"/>
-        </w:rPr>
-      </w:pPr>
-    </w:p>
-    <w:p>
-      <w:pPr>
-        <w:spacing w:line="240" w:lineRule="auto"/>
-        <w:jc w:val="both"/>
-        <w:textAlignment w:val="baseline"/>
-        <w:rPr>
-          <w:rFonts w:eastAsia="Times New Roman"/>
-          <w:color w:val="000000"/>
-          <w:sz w:val="24"/>
-          <w:szCs w:val="24"/>
-        </w:rPr>
-      </w:pPr>
-    </w:p>
-    <w:p>
-      <w:pPr>
-        <w:spacing w:line="240" w:lineRule="auto"/>
-        <w:jc w:val="both"/>
-        <w:textAlignment w:val="baseline"/>
-        <w:rPr>
-          <w:rFonts w:eastAsia="Times New Roman"/>
-          <w:color w:val="000000"/>
-          <w:sz w:val="24"/>
-          <w:szCs w:val="24"/>
-        </w:rPr>
-      </w:pPr>
-    </w:p>
-    <w:p>
-      <w:pPr>
-        <w:spacing w:line="240" w:lineRule="auto"/>
-        <w:jc w:val="both"/>
-        <w:textAlignment w:val="baseline"/>
-        <w:rPr>
-          <w:rFonts w:eastAsia="Times New Roman"/>
-          <w:color w:val="000000"/>
-          <w:sz w:val="24"/>
-          <w:szCs w:val="24"/>
-        </w:rPr>
-      </w:pPr>
-    </w:p>
-    <w:p>
-      <w:pPr>
-        <w:spacing w:line="240" w:lineRule="auto"/>
-        <w:jc w:val="both"/>
-        <w:textAlignment w:val="baseline"/>
-        <w:rPr>
-          <w:rFonts w:eastAsia="Times New Roman"/>
-          <w:color w:val="000000"/>
-          <w:sz w:val="24"/>
-          <w:szCs w:val="24"/>
-        </w:rPr>
-      </w:pPr>
-    </w:p>
-    <w:p>
-      <w:pPr>
-        <w:spacing w:line="240" w:lineRule="auto"/>
-        <w:jc w:val="both"/>
-        <w:textAlignment w:val="baseline"/>
-        <w:rPr>
-          <w:rFonts w:eastAsia="Times New Roman"/>
-          <w:color w:val="000000"/>
-          <w:sz w:val="24"/>
-          <w:szCs w:val="24"/>
-        </w:rPr>
-      </w:pPr>
-    </w:p>
-    <w:p>
-      <w:pPr>
-        <w:spacing w:line="240" w:lineRule="auto"/>
-        <w:jc w:val="both"/>
-        <w:textAlignment w:val="baseline"/>
-        <w:rPr>
-          <w:rFonts w:eastAsia="Times New Roman"/>
-          <w:color w:val="000000"/>
-          <w:sz w:val="24"/>
-          <w:szCs w:val="24"/>
-        </w:rPr>
-      </w:pPr>
-    </w:p>
-    <w:p>
-      <w:pPr>
-        <w:spacing w:line="240" w:lineRule="auto"/>
-        <w:jc w:val="both"/>
-        <w:textAlignment w:val="baseline"/>
-        <w:rPr>
-          <w:rFonts w:eastAsia="Times New Roman"/>
-          <w:color w:val="000000"/>
-          <w:sz w:val="24"/>
-          <w:szCs w:val="24"/>
-        </w:rPr>
-      </w:pPr>
-    </w:p>
-    <w:p>
-      <w:pPr>
-        <w:spacing w:line="240" w:lineRule="auto"/>
-        <w:jc w:val="both"/>
-        <w:textAlignment w:val="baseline"/>
-        <w:rPr>
-          <w:rFonts w:eastAsia="Times New Roman"/>
-          <w:color w:val="000000"/>
-          <w:sz w:val="24"/>
-          <w:szCs w:val="24"/>
-        </w:rPr>
-      </w:pPr>
-    </w:p>
-    <w:p>
-      <w:pPr>
-        <w:spacing w:line="240" w:lineRule="auto"/>
-        <w:jc w:val="both"/>
-        <w:textAlignment w:val="baseline"/>
-        <w:rPr>
-          <w:rFonts w:eastAsia="Times New Roman"/>
-          <w:color w:val="000000"/>
-          <w:sz w:val="24"/>
-          <w:szCs w:val="24"/>
-        </w:rPr>
-      </w:pPr>
-    </w:p>
-    <w:p>
-      <w:pPr>
-        <w:spacing w:line="240" w:lineRule="auto"/>
-        <w:jc w:val="both"/>
-        <w:textAlignment w:val="baseline"/>
-        <w:rPr>
-          <w:rFonts w:eastAsia="Times New Roman"/>
-          <w:color w:val="000000"/>
-          <w:sz w:val="24"/>
-          <w:szCs w:val="24"/>
-        </w:rPr>
-      </w:pPr>
-    </w:p>
-    <w:p>
-      <w:pPr>
-        <w:spacing w:line="240" w:lineRule="auto"/>
-        <w:jc w:val="both"/>
-        <w:textAlignment w:val="baseline"/>
-        <w:rPr>
-          <w:rFonts w:eastAsia="Times New Roman"/>
-          <w:color w:val="000000"/>
-          <w:sz w:val="24"/>
-          <w:szCs w:val="24"/>
-        </w:rPr>
-      </w:pPr>
-    </w:p>
-    <w:p>
-      <w:pPr>
-        <w:spacing w:line="240" w:lineRule="auto"/>
-        <w:jc w:val="both"/>
-        <w:textAlignment w:val="baseline"/>
-        <w:rPr>
-          <w:rFonts w:eastAsia="Times New Roman"/>
-          <w:color w:val="000000"/>
-          <w:sz w:val="24"/>
-          <w:szCs w:val="24"/>
-        </w:rPr>
-      </w:pPr>
-    </w:p>
-    <w:p>
-      <w:pPr>
-        <w:spacing w:line="240" w:lineRule="auto"/>
-        <w:jc w:val="both"/>
-        <w:textAlignment w:val="baseline"/>
-        <w:rPr>
-          <w:rFonts w:eastAsia="Times New Roman"/>
-          <w:color w:val="000000"/>
-          <w:sz w:val="24"/>
-          <w:szCs w:val="24"/>
-        </w:rPr>
-      </w:pPr>
-    </w:p>
-    <w:p>
-      <w:pPr>
-        <w:spacing w:line="240" w:lineRule="auto"/>
-        <w:jc w:val="both"/>
-        <w:textAlignment w:val="baseline"/>
-        <w:rPr>
-          <w:rFonts w:eastAsia="Times New Roman"/>
-          <w:color w:val="000000"/>
-          <w:sz w:val="24"/>
-          <w:szCs w:val="24"/>
-        </w:rPr>
-      </w:pPr>
-    </w:p>
-    <w:p>
-      <w:pPr>
-        <w:spacing w:line="240" w:lineRule="auto"/>
-        <w:jc w:val="both"/>
-        <w:textAlignment w:val="baseline"/>
-        <w:rPr>
-          <w:rFonts w:eastAsia="Times New Roman"/>
-          <w:color w:val="000000"/>
-          <w:sz w:val="24"/>
-          <w:szCs w:val="24"/>
-        </w:rPr>
-      </w:pPr>
-    </w:p>
-    <w:p>
-      <w:pPr>
-        <w:spacing w:line="240" w:lineRule="auto"/>
-        <w:jc w:val="both"/>
-        <w:textAlignment w:val="baseline"/>
-        <w:rPr>
-          <w:rFonts w:eastAsia="Times New Roman"/>
-          <w:color w:val="000000"/>
-          <w:sz w:val="24"/>
-          <w:szCs w:val="24"/>
-        </w:rPr>
-      </w:pPr>
-    </w:p>
-    <w:p>
-      <w:pPr>
-        <w:spacing w:line="240" w:lineRule="auto"/>
-        <w:jc w:val="both"/>
-        <w:textAlignment w:val="baseline"/>
-        <w:rPr>
-          <w:rFonts w:eastAsia="Times New Roman"/>
-          <w:color w:val="000000"/>
-          <w:sz w:val="24"/>
-          <w:szCs w:val="24"/>
-        </w:rPr>
-      </w:pPr>
-    </w:p>
-    <w:p>
-      <w:pPr>
-        <w:spacing w:line="240" w:lineRule="auto"/>
-        <w:jc w:val="both"/>
-        <w:textAlignment w:val="baseline"/>
-        <w:rPr>
-          <w:rFonts w:eastAsia="Times New Roman"/>
-          <w:color w:val="000000"/>
-          <w:sz w:val="24"/>
-          <w:szCs w:val="24"/>
-        </w:rPr>
-      </w:pPr>
-    </w:p>
-    <w:p>
-      <w:pPr>
-        <w:spacing w:line="240" w:lineRule="auto"/>
-        <w:jc w:val="both"/>
-        <w:textAlignment w:val="baseline"/>
-        <w:rPr>
-          <w:rFonts w:eastAsia="Times New Roman"/>
-          <w:color w:val="000000"/>
-          <w:sz w:val="24"/>
-          <w:szCs w:val="24"/>
-        </w:rPr>
-      </w:pPr>
-    </w:p>
-    <w:p>
-      <w:pPr>
-        <w:spacing w:line="240" w:lineRule="auto"/>
-        <w:jc w:val="both"/>
-        <w:textAlignment w:val="baseline"/>
-        <w:rPr>
-          <w:rFonts w:eastAsia="Times New Roman"/>
-          <w:color w:val="000000"/>
-          <w:sz w:val="24"/>
-          <w:szCs w:val="24"/>
-        </w:rPr>
-      </w:pPr>
-    </w:p>
-    <w:p>
-      <w:pPr>
-        <w:spacing w:line="240" w:lineRule="auto"/>
-        <w:jc w:val="both"/>
-        <w:textAlignment w:val="baseline"/>
-        <w:rPr>
-          <w:rFonts w:eastAsia="Times New Roman"/>
-          <w:color w:val="000000"/>
-          <w:sz w:val="24"/>
-          <w:szCs w:val="24"/>
-        </w:rPr>
-      </w:pPr>
-    </w:p>
-    <w:p>
-      <w:pPr>
-        <w:spacing w:line="240" w:lineRule="auto"/>
-        <w:jc w:val="both"/>
-        <w:textAlignment w:val="baseline"/>
-        <w:rPr>
-          <w:rFonts w:eastAsia="Times New Roman"/>
-          <w:color w:val="000000"/>
-          <w:sz w:val="24"/>
-          <w:szCs w:val="24"/>
-        </w:rPr>
-      </w:pPr>
-    </w:p>
-    <w:p>
-      <w:pPr>
-        <w:spacing w:line="240" w:lineRule="auto"/>
-        <w:jc w:val="both"/>
-        <w:textAlignment w:val="baseline"/>
-        <w:rPr>
-          <w:rFonts w:eastAsia="Times New Roman"/>
-          <w:color w:val="000000"/>
-          <w:sz w:val="24"/>
-          <w:szCs w:val="24"/>
-        </w:rPr>
-      </w:pPr>
-    </w:p>
-    <w:p>
-      <w:pPr>
-        <w:spacing w:line="240" w:lineRule="auto"/>
-        <w:jc w:val="both"/>
-        <w:textAlignment w:val="baseline"/>
-        <w:rPr>
-          <w:rFonts w:eastAsia="Times New Roman"/>
-          <w:color w:val="000000"/>
-          <w:sz w:val="24"/>
-          <w:szCs w:val="24"/>
-        </w:rPr>
-      </w:pPr>
+      <w:bookmarkStart w:id="6" w:name="_Toc242827524"/>
+      <w:r>
+        <w:t xml:space="preserve">Etapa 2: </w:t>
+      </w:r>
+      <w:r>
+        <w:rPr>
+          <w:rStyle w:val="Ttulo2Char"/>
+        </w:rPr>
+        <w:t>Definição do Produto Analítico &amp; EDA em Python</w:t>
+      </w:r>
+      <w:bookmarkEnd w:id="6"/>
     </w:p>
     <w:p>
       <w:pPr>
@@ -10173,12 +10309,6140 @@
           <w:numId w:val="21"/>
         </w:numPr>
       </w:pPr>
-      <w:bookmarkStart w:id="6" w:name="_Toc240319616"/>
-      <w:r>
+      <w:bookmarkStart w:id="7" w:name="_Toc242827525"/>
+      <w:r>
+        <w:t>Script de ingestão e padronização de bases dos 5 anos</w:t>
+      </w:r>
+      <w:bookmarkEnd w:id="7"/>
+    </w:p>
+    <w:tbl>
+      <w:tblPr>
+        <w:tblW w:w="9030" w:type="dxa"/>
+        <w:tblInd w:w="34" w:type="dxa"/>
+        <w:tblBorders>
+          <w:top w:val="single" w:sz="4" w:space="0" w:color="auto"/>
+          <w:left w:val="single" w:sz="4" w:space="0" w:color="auto"/>
+          <w:bottom w:val="single" w:sz="4" w:space="0" w:color="auto"/>
+          <w:right w:val="single" w:sz="4" w:space="0" w:color="auto"/>
+          <w:insideH w:val="single" w:sz="4" w:space="0" w:color="auto"/>
+          <w:insideV w:val="single" w:sz="4" w:space="0" w:color="auto"/>
+        </w:tblBorders>
+        <w:tblCellMar>
+          <w:left w:w="70" w:type="dxa"/>
+          <w:right w:w="70" w:type="dxa"/>
+        </w:tblCellMar>
+        <w:tblLook w:val="0000" w:firstRow="0" w:lastRow="0" w:firstColumn="0" w:lastColumn="0" w:noHBand="0" w:noVBand="0"/>
+      </w:tblPr>
+      <w:tblGrid>
+        <w:gridCol w:w="9030"/>
+      </w:tblGrid>
+      <w:tr>
+        <w:tblPrEx>
+          <w:tblCellMar>
+            <w:top w:w="0" w:type="dxa"/>
+            <w:bottom w:w="0" w:type="dxa"/>
+          </w:tblCellMar>
+        </w:tblPrEx>
+        <w:trPr>
+          <w:trHeight w:val="345"/>
+        </w:trPr>
+        <w:tc>
+          <w:tcPr>
+            <w:tcW w:w="9030" w:type="dxa"/>
+          </w:tcPr>
+          <w:p>
+            <w:pPr>
+              <w:spacing w:line="240" w:lineRule="auto"/>
+              <w:ind w:left="360"/>
+              <w:jc w:val="both"/>
+              <w:textAlignment w:val="baseline"/>
+              <w:rPr>
+                <w:rFonts w:eastAsia="Times New Roman"/>
+                <w:color w:val="000000"/>
+                <w:sz w:val="24"/>
+                <w:szCs w:val="24"/>
+              </w:rPr>
+            </w:pPr>
+            <w:proofErr w:type="spellStart"/>
+            <w:r>
+              <w:rPr>
+                <w:rFonts w:eastAsia="Times New Roman"/>
+                <w:color w:val="000000"/>
+                <w:sz w:val="24"/>
+                <w:szCs w:val="24"/>
+              </w:rPr>
+              <w:t>import</w:t>
+            </w:r>
+            <w:proofErr w:type="spellEnd"/>
+            <w:r>
+              <w:rPr>
+                <w:rFonts w:eastAsia="Times New Roman"/>
+                <w:color w:val="000000"/>
+                <w:sz w:val="24"/>
+                <w:szCs w:val="24"/>
+              </w:rPr>
+              <w:t xml:space="preserve"> pandas as </w:t>
+            </w:r>
+            <w:proofErr w:type="spellStart"/>
+            <w:r>
+              <w:rPr>
+                <w:rFonts w:eastAsia="Times New Roman"/>
+                <w:color w:val="000000"/>
+                <w:sz w:val="24"/>
+                <w:szCs w:val="24"/>
+              </w:rPr>
+              <w:t>pd</w:t>
+            </w:r>
+            <w:proofErr w:type="spellEnd"/>
+          </w:p>
+          <w:p>
+            <w:pPr>
+              <w:spacing w:line="240" w:lineRule="auto"/>
+              <w:ind w:left="360"/>
+              <w:jc w:val="both"/>
+              <w:textAlignment w:val="baseline"/>
+              <w:rPr>
+                <w:rFonts w:eastAsia="Times New Roman"/>
+                <w:color w:val="000000"/>
+                <w:sz w:val="24"/>
+                <w:szCs w:val="24"/>
+              </w:rPr>
+            </w:pPr>
+            <w:proofErr w:type="spellStart"/>
+            <w:r>
+              <w:rPr>
+                <w:rFonts w:eastAsia="Times New Roman"/>
+                <w:color w:val="000000"/>
+                <w:sz w:val="24"/>
+                <w:szCs w:val="24"/>
+              </w:rPr>
+              <w:t>import</w:t>
+            </w:r>
+            <w:proofErr w:type="spellEnd"/>
+            <w:r>
+              <w:rPr>
+                <w:rFonts w:eastAsia="Times New Roman"/>
+                <w:color w:val="000000"/>
+                <w:sz w:val="24"/>
+                <w:szCs w:val="24"/>
+              </w:rPr>
+              <w:t xml:space="preserve"> </w:t>
+            </w:r>
+            <w:proofErr w:type="spellStart"/>
+            <w:r>
+              <w:rPr>
+                <w:rFonts w:eastAsia="Times New Roman"/>
+                <w:color w:val="000000"/>
+                <w:sz w:val="24"/>
+                <w:szCs w:val="24"/>
+              </w:rPr>
+              <w:t>unicodedata</w:t>
+            </w:r>
+            <w:proofErr w:type="spellEnd"/>
+          </w:p>
+          <w:p>
+            <w:pPr>
+              <w:spacing w:line="240" w:lineRule="auto"/>
+              <w:ind w:left="360"/>
+              <w:jc w:val="both"/>
+              <w:textAlignment w:val="baseline"/>
+              <w:rPr>
+                <w:rFonts w:eastAsia="Times New Roman"/>
+                <w:color w:val="000000"/>
+                <w:sz w:val="24"/>
+                <w:szCs w:val="24"/>
+              </w:rPr>
+            </w:pPr>
+          </w:p>
+          <w:p>
+            <w:pPr>
+              <w:spacing w:line="240" w:lineRule="auto"/>
+              <w:ind w:left="360"/>
+              <w:jc w:val="both"/>
+              <w:textAlignment w:val="baseline"/>
+              <w:rPr>
+                <w:rFonts w:eastAsia="Times New Roman"/>
+                <w:color w:val="000000"/>
+                <w:sz w:val="24"/>
+                <w:szCs w:val="24"/>
+                <w:lang w:val="en-US"/>
+              </w:rPr>
+            </w:pPr>
+            <w:r>
+              <w:rPr>
+                <w:rFonts w:eastAsia="Times New Roman"/>
+                <w:color w:val="000000"/>
+                <w:sz w:val="24"/>
+                <w:szCs w:val="24"/>
+                <w:lang w:val="en-US"/>
+              </w:rPr>
+              <w:t xml:space="preserve">def </w:t>
+            </w:r>
+            <w:proofErr w:type="spellStart"/>
+            <w:r>
+              <w:rPr>
+                <w:rFonts w:eastAsia="Times New Roman"/>
+                <w:color w:val="000000"/>
+                <w:sz w:val="24"/>
+                <w:szCs w:val="24"/>
+                <w:lang w:val="en-US"/>
+              </w:rPr>
+              <w:t>limpar_texto</w:t>
+            </w:r>
+            <w:proofErr w:type="spellEnd"/>
+            <w:r>
+              <w:rPr>
+                <w:rFonts w:eastAsia="Times New Roman"/>
+                <w:color w:val="000000"/>
+                <w:sz w:val="24"/>
+                <w:szCs w:val="24"/>
+                <w:lang w:val="en-US"/>
+              </w:rPr>
+              <w:t>(s):</w:t>
+            </w:r>
+          </w:p>
+          <w:p>
+            <w:pPr>
+              <w:spacing w:line="240" w:lineRule="auto"/>
+              <w:ind w:left="360"/>
+              <w:jc w:val="both"/>
+              <w:textAlignment w:val="baseline"/>
+              <w:rPr>
+                <w:rFonts w:eastAsia="Times New Roman"/>
+                <w:color w:val="000000"/>
+                <w:sz w:val="24"/>
+                <w:szCs w:val="24"/>
+                <w:lang w:val="en-US"/>
+              </w:rPr>
+            </w:pPr>
+            <w:r>
+              <w:rPr>
+                <w:rFonts w:eastAsia="Times New Roman"/>
+                <w:color w:val="000000"/>
+                <w:sz w:val="24"/>
+                <w:szCs w:val="24"/>
+                <w:lang w:val="en-US"/>
+              </w:rPr>
+              <w:t xml:space="preserve">    if </w:t>
+            </w:r>
+            <w:proofErr w:type="spellStart"/>
+            <w:proofErr w:type="gramStart"/>
+            <w:r>
+              <w:rPr>
+                <w:rFonts w:eastAsia="Times New Roman"/>
+                <w:color w:val="000000"/>
+                <w:sz w:val="24"/>
+                <w:szCs w:val="24"/>
+                <w:lang w:val="en-US"/>
+              </w:rPr>
+              <w:t>pd.isna</w:t>
+            </w:r>
+            <w:proofErr w:type="spellEnd"/>
+            <w:proofErr w:type="gramEnd"/>
+            <w:r>
+              <w:rPr>
+                <w:rFonts w:eastAsia="Times New Roman"/>
+                <w:color w:val="000000"/>
+                <w:sz w:val="24"/>
+                <w:szCs w:val="24"/>
+                <w:lang w:val="en-US"/>
+              </w:rPr>
+              <w:t>(s):</w:t>
+            </w:r>
+          </w:p>
+          <w:p>
+            <w:pPr>
+              <w:spacing w:line="240" w:lineRule="auto"/>
+              <w:ind w:left="360"/>
+              <w:jc w:val="both"/>
+              <w:textAlignment w:val="baseline"/>
+              <w:rPr>
+                <w:rFonts w:eastAsia="Times New Roman"/>
+                <w:color w:val="000000"/>
+                <w:sz w:val="24"/>
+                <w:szCs w:val="24"/>
+                <w:lang w:val="en-US"/>
+              </w:rPr>
+            </w:pPr>
+            <w:r>
+              <w:rPr>
+                <w:rFonts w:eastAsia="Times New Roman"/>
+                <w:color w:val="000000"/>
+                <w:sz w:val="24"/>
+                <w:szCs w:val="24"/>
+                <w:lang w:val="en-US"/>
+              </w:rPr>
+              <w:t xml:space="preserve">        return s</w:t>
+            </w:r>
+          </w:p>
+          <w:p>
+            <w:pPr>
+              <w:spacing w:line="240" w:lineRule="auto"/>
+              <w:ind w:left="360"/>
+              <w:jc w:val="both"/>
+              <w:textAlignment w:val="baseline"/>
+              <w:rPr>
+                <w:rFonts w:eastAsia="Times New Roman"/>
+                <w:color w:val="000000"/>
+                <w:sz w:val="24"/>
+                <w:szCs w:val="24"/>
+              </w:rPr>
+            </w:pPr>
+            <w:r>
+              <w:rPr>
+                <w:rFonts w:eastAsia="Times New Roman"/>
+                <w:color w:val="000000"/>
+                <w:sz w:val="24"/>
+                <w:szCs w:val="24"/>
+              </w:rPr>
+              <w:t xml:space="preserve">    s = </w:t>
+            </w:r>
+            <w:proofErr w:type="spellStart"/>
+            <w:proofErr w:type="gramStart"/>
+            <w:r>
+              <w:rPr>
+                <w:rFonts w:eastAsia="Times New Roman"/>
+                <w:color w:val="000000"/>
+                <w:sz w:val="24"/>
+                <w:szCs w:val="24"/>
+              </w:rPr>
+              <w:t>unicodedata.normalize</w:t>
+            </w:r>
+            <w:proofErr w:type="spellEnd"/>
+            <w:proofErr w:type="gramEnd"/>
+            <w:r>
+              <w:rPr>
+                <w:rFonts w:eastAsia="Times New Roman"/>
+                <w:color w:val="000000"/>
+                <w:sz w:val="24"/>
+                <w:szCs w:val="24"/>
+              </w:rPr>
+              <w:t xml:space="preserve">("NFKD", </w:t>
+            </w:r>
+            <w:proofErr w:type="spellStart"/>
+            <w:r>
+              <w:rPr>
+                <w:rFonts w:eastAsia="Times New Roman"/>
+                <w:color w:val="000000"/>
+                <w:sz w:val="24"/>
+                <w:szCs w:val="24"/>
+              </w:rPr>
+              <w:t>str</w:t>
+            </w:r>
+            <w:proofErr w:type="spellEnd"/>
+            <w:r>
+              <w:rPr>
+                <w:rFonts w:eastAsia="Times New Roman"/>
+                <w:color w:val="000000"/>
+                <w:sz w:val="24"/>
+                <w:szCs w:val="24"/>
+              </w:rPr>
+              <w:t>(s)</w:t>
+            </w:r>
+            <w:proofErr w:type="gramStart"/>
+            <w:r>
+              <w:rPr>
+                <w:rFonts w:eastAsia="Times New Roman"/>
+                <w:color w:val="000000"/>
+                <w:sz w:val="24"/>
+                <w:szCs w:val="24"/>
+              </w:rPr>
+              <w:t>).encode</w:t>
+            </w:r>
+            <w:proofErr w:type="gramEnd"/>
+            <w:r>
+              <w:rPr>
+                <w:rFonts w:eastAsia="Times New Roman"/>
+                <w:color w:val="000000"/>
+                <w:sz w:val="24"/>
+                <w:szCs w:val="24"/>
+              </w:rPr>
+              <w:t>("</w:t>
+            </w:r>
+            <w:proofErr w:type="spellStart"/>
+            <w:r>
+              <w:rPr>
+                <w:rFonts w:eastAsia="Times New Roman"/>
+                <w:color w:val="000000"/>
+                <w:sz w:val="24"/>
+                <w:szCs w:val="24"/>
+              </w:rPr>
+              <w:t>ascii</w:t>
+            </w:r>
+            <w:proofErr w:type="spellEnd"/>
+            <w:r>
+              <w:rPr>
+                <w:rFonts w:eastAsia="Times New Roman"/>
+                <w:color w:val="000000"/>
+                <w:sz w:val="24"/>
+                <w:szCs w:val="24"/>
+              </w:rPr>
+              <w:t>", "ignore"</w:t>
+            </w:r>
+            <w:proofErr w:type="gramStart"/>
+            <w:r>
+              <w:rPr>
+                <w:rFonts w:eastAsia="Times New Roman"/>
+                <w:color w:val="000000"/>
+                <w:sz w:val="24"/>
+                <w:szCs w:val="24"/>
+              </w:rPr>
+              <w:t>).</w:t>
+            </w:r>
+            <w:proofErr w:type="spellStart"/>
+            <w:r>
+              <w:rPr>
+                <w:rFonts w:eastAsia="Times New Roman"/>
+                <w:color w:val="000000"/>
+                <w:sz w:val="24"/>
+                <w:szCs w:val="24"/>
+              </w:rPr>
+              <w:t>decode</w:t>
+            </w:r>
+            <w:proofErr w:type="spellEnd"/>
+            <w:proofErr w:type="gramEnd"/>
+            <w:r>
+              <w:rPr>
+                <w:rFonts w:eastAsia="Times New Roman"/>
+                <w:color w:val="000000"/>
+                <w:sz w:val="24"/>
+                <w:szCs w:val="24"/>
+              </w:rPr>
+              <w:t>()</w:t>
+            </w:r>
+          </w:p>
+          <w:p>
+            <w:pPr>
+              <w:spacing w:line="240" w:lineRule="auto"/>
+              <w:ind w:left="360"/>
+              <w:jc w:val="both"/>
+              <w:textAlignment w:val="baseline"/>
+              <w:rPr>
+                <w:rFonts w:eastAsia="Times New Roman"/>
+                <w:color w:val="000000"/>
+                <w:sz w:val="24"/>
+                <w:szCs w:val="24"/>
+              </w:rPr>
+            </w:pPr>
+            <w:r>
+              <w:rPr>
+                <w:rFonts w:eastAsia="Times New Roman"/>
+                <w:color w:val="000000"/>
+                <w:sz w:val="24"/>
+                <w:szCs w:val="24"/>
+              </w:rPr>
+              <w:t xml:space="preserve">    </w:t>
+            </w:r>
+            <w:proofErr w:type="spellStart"/>
+            <w:r>
+              <w:rPr>
+                <w:rFonts w:eastAsia="Times New Roman"/>
+                <w:color w:val="000000"/>
+                <w:sz w:val="24"/>
+                <w:szCs w:val="24"/>
+              </w:rPr>
+              <w:t>return</w:t>
+            </w:r>
+            <w:proofErr w:type="spellEnd"/>
+            <w:r>
+              <w:rPr>
+                <w:rFonts w:eastAsia="Times New Roman"/>
+                <w:color w:val="000000"/>
+                <w:sz w:val="24"/>
+                <w:szCs w:val="24"/>
+              </w:rPr>
+              <w:t xml:space="preserve"> </w:t>
+            </w:r>
+            <w:proofErr w:type="spellStart"/>
+            <w:proofErr w:type="gramStart"/>
+            <w:r>
+              <w:rPr>
+                <w:rFonts w:eastAsia="Times New Roman"/>
+                <w:color w:val="000000"/>
+                <w:sz w:val="24"/>
+                <w:szCs w:val="24"/>
+              </w:rPr>
+              <w:t>s.strip</w:t>
+            </w:r>
+            <w:proofErr w:type="spellEnd"/>
+            <w:proofErr w:type="gramEnd"/>
+            <w:r>
+              <w:rPr>
+                <w:rFonts w:eastAsia="Times New Roman"/>
+                <w:color w:val="000000"/>
+                <w:sz w:val="24"/>
+                <w:szCs w:val="24"/>
+              </w:rPr>
+              <w:t>(</w:t>
+            </w:r>
+            <w:proofErr w:type="gramStart"/>
+            <w:r>
+              <w:rPr>
+                <w:rFonts w:eastAsia="Times New Roman"/>
+                <w:color w:val="000000"/>
+                <w:sz w:val="24"/>
+                <w:szCs w:val="24"/>
+              </w:rPr>
+              <w:t>).</w:t>
+            </w:r>
+            <w:proofErr w:type="spellStart"/>
+            <w:r>
+              <w:rPr>
+                <w:rFonts w:eastAsia="Times New Roman"/>
+                <w:color w:val="000000"/>
+                <w:sz w:val="24"/>
+                <w:szCs w:val="24"/>
+              </w:rPr>
+              <w:t>upper</w:t>
+            </w:r>
+            <w:proofErr w:type="spellEnd"/>
+            <w:proofErr w:type="gramEnd"/>
+            <w:r>
+              <w:rPr>
+                <w:rFonts w:eastAsia="Times New Roman"/>
+                <w:color w:val="000000"/>
+                <w:sz w:val="24"/>
+                <w:szCs w:val="24"/>
+              </w:rPr>
+              <w:t>()</w:t>
+            </w:r>
+          </w:p>
+          <w:p>
+            <w:pPr>
+              <w:spacing w:line="240" w:lineRule="auto"/>
+              <w:ind w:left="360"/>
+              <w:jc w:val="both"/>
+              <w:textAlignment w:val="baseline"/>
+              <w:rPr>
+                <w:rFonts w:eastAsia="Times New Roman"/>
+                <w:color w:val="000000"/>
+                <w:sz w:val="24"/>
+                <w:szCs w:val="24"/>
+              </w:rPr>
+            </w:pPr>
+          </w:p>
+          <w:p>
+            <w:pPr>
+              <w:spacing w:line="240" w:lineRule="auto"/>
+              <w:ind w:left="360"/>
+              <w:jc w:val="both"/>
+              <w:textAlignment w:val="baseline"/>
+              <w:rPr>
+                <w:rFonts w:eastAsia="Times New Roman"/>
+                <w:color w:val="000000"/>
+                <w:sz w:val="24"/>
+                <w:szCs w:val="24"/>
+              </w:rPr>
+            </w:pPr>
+            <w:r>
+              <w:rPr>
+                <w:rFonts w:eastAsia="Times New Roman"/>
+                <w:color w:val="000000"/>
+                <w:sz w:val="24"/>
+                <w:szCs w:val="24"/>
+              </w:rPr>
+              <w:t># Defina apenas as colunas que você realmente vai usar na análise (evita estourar a memória)</w:t>
+            </w:r>
+          </w:p>
+          <w:p>
+            <w:pPr>
+              <w:spacing w:line="240" w:lineRule="auto"/>
+              <w:ind w:left="360"/>
+              <w:jc w:val="both"/>
+              <w:textAlignment w:val="baseline"/>
+              <w:rPr>
+                <w:rFonts w:eastAsia="Times New Roman"/>
+                <w:color w:val="000000"/>
+                <w:sz w:val="24"/>
+                <w:szCs w:val="24"/>
+              </w:rPr>
+            </w:pPr>
+            <w:proofErr w:type="spellStart"/>
+            <w:r>
+              <w:rPr>
+                <w:rFonts w:eastAsia="Times New Roman"/>
+                <w:color w:val="000000"/>
+                <w:sz w:val="24"/>
+                <w:szCs w:val="24"/>
+              </w:rPr>
+              <w:t>colunas_interesse</w:t>
+            </w:r>
+            <w:proofErr w:type="spellEnd"/>
+            <w:r>
+              <w:rPr>
+                <w:rFonts w:eastAsia="Times New Roman"/>
+                <w:color w:val="000000"/>
+                <w:sz w:val="24"/>
+                <w:szCs w:val="24"/>
+              </w:rPr>
+              <w:t xml:space="preserve"> = ['CD_ALUNO_ANONIMIZADO', 'IDADE', 'SEXO', 'BAIRRO', 'CIDADE', 'RENDIMENTO']</w:t>
+            </w:r>
+          </w:p>
+          <w:p>
+            <w:pPr>
+              <w:spacing w:line="240" w:lineRule="auto"/>
+              <w:ind w:left="360"/>
+              <w:jc w:val="both"/>
+              <w:textAlignment w:val="baseline"/>
+              <w:rPr>
+                <w:rFonts w:eastAsia="Times New Roman"/>
+                <w:color w:val="000000"/>
+                <w:sz w:val="24"/>
+                <w:szCs w:val="24"/>
+              </w:rPr>
+            </w:pPr>
+          </w:p>
+          <w:p>
+            <w:pPr>
+              <w:spacing w:line="240" w:lineRule="auto"/>
+              <w:ind w:left="360"/>
+              <w:jc w:val="both"/>
+              <w:textAlignment w:val="baseline"/>
+              <w:rPr>
+                <w:rFonts w:eastAsia="Times New Roman"/>
+                <w:color w:val="000000"/>
+                <w:sz w:val="24"/>
+                <w:szCs w:val="24"/>
+              </w:rPr>
+            </w:pPr>
+            <w:r>
+              <w:rPr>
+                <w:rFonts w:eastAsia="Times New Roman"/>
+                <w:color w:val="000000"/>
+                <w:sz w:val="24"/>
+                <w:szCs w:val="24"/>
+              </w:rPr>
+              <w:t># 1. Lista com os anos que você precisa processar</w:t>
+            </w:r>
+          </w:p>
+          <w:p>
+            <w:pPr>
+              <w:spacing w:line="240" w:lineRule="auto"/>
+              <w:ind w:left="360"/>
+              <w:jc w:val="both"/>
+              <w:textAlignment w:val="baseline"/>
+              <w:rPr>
+                <w:rFonts w:eastAsia="Times New Roman"/>
+                <w:color w:val="000000"/>
+                <w:sz w:val="24"/>
+                <w:szCs w:val="24"/>
+              </w:rPr>
+            </w:pPr>
+            <w:r>
+              <w:rPr>
+                <w:rFonts w:eastAsia="Times New Roman"/>
+                <w:color w:val="000000"/>
+                <w:sz w:val="24"/>
+                <w:szCs w:val="24"/>
+              </w:rPr>
+              <w:t xml:space="preserve">anos = </w:t>
+            </w:r>
+            <w:proofErr w:type="gramStart"/>
+            <w:r>
+              <w:rPr>
+                <w:rFonts w:eastAsia="Times New Roman"/>
+                <w:color w:val="000000"/>
+                <w:sz w:val="24"/>
+                <w:szCs w:val="24"/>
+              </w:rPr>
+              <w:t>range(</w:t>
+            </w:r>
+            <w:proofErr w:type="gramEnd"/>
+            <w:r>
+              <w:rPr>
+                <w:rFonts w:eastAsia="Times New Roman"/>
+                <w:color w:val="000000"/>
+                <w:sz w:val="24"/>
+                <w:szCs w:val="24"/>
+              </w:rPr>
+              <w:t>20</w:t>
+            </w:r>
+            <w:r>
+              <w:rPr>
+                <w:rFonts w:eastAsia="Times New Roman"/>
+                <w:color w:val="000000"/>
+                <w:sz w:val="24"/>
+                <w:szCs w:val="24"/>
+              </w:rPr>
+              <w:t>21</w:t>
+            </w:r>
+            <w:r>
+              <w:rPr>
+                <w:rFonts w:eastAsia="Times New Roman"/>
+                <w:color w:val="000000"/>
+                <w:sz w:val="24"/>
+                <w:szCs w:val="24"/>
+              </w:rPr>
+              <w:t>, 2026)</w:t>
+            </w:r>
+          </w:p>
+          <w:p>
+            <w:pPr>
+              <w:spacing w:line="240" w:lineRule="auto"/>
+              <w:ind w:left="360"/>
+              <w:jc w:val="both"/>
+              <w:textAlignment w:val="baseline"/>
+              <w:rPr>
+                <w:rFonts w:eastAsia="Times New Roman"/>
+                <w:color w:val="000000"/>
+                <w:sz w:val="24"/>
+                <w:szCs w:val="24"/>
+              </w:rPr>
+            </w:pPr>
+            <w:proofErr w:type="spellStart"/>
+            <w:r>
+              <w:rPr>
+                <w:rFonts w:eastAsia="Times New Roman"/>
+                <w:color w:val="000000"/>
+                <w:sz w:val="24"/>
+                <w:szCs w:val="24"/>
+              </w:rPr>
+              <w:t>lista_dfs</w:t>
+            </w:r>
+            <w:proofErr w:type="spellEnd"/>
+            <w:r>
+              <w:rPr>
+                <w:rFonts w:eastAsia="Times New Roman"/>
+                <w:color w:val="000000"/>
+                <w:sz w:val="24"/>
+                <w:szCs w:val="24"/>
+              </w:rPr>
+              <w:t xml:space="preserve"> = []</w:t>
+            </w:r>
+          </w:p>
+          <w:p>
+            <w:pPr>
+              <w:spacing w:line="240" w:lineRule="auto"/>
+              <w:ind w:left="360"/>
+              <w:jc w:val="both"/>
+              <w:textAlignment w:val="baseline"/>
+              <w:rPr>
+                <w:rFonts w:eastAsia="Times New Roman"/>
+                <w:color w:val="000000"/>
+                <w:sz w:val="24"/>
+                <w:szCs w:val="24"/>
+              </w:rPr>
+            </w:pPr>
+          </w:p>
+          <w:p>
+            <w:pPr>
+              <w:spacing w:line="240" w:lineRule="auto"/>
+              <w:ind w:left="360"/>
+              <w:jc w:val="both"/>
+              <w:textAlignment w:val="baseline"/>
+              <w:rPr>
+                <w:rFonts w:eastAsia="Times New Roman"/>
+                <w:color w:val="000000"/>
+                <w:sz w:val="24"/>
+                <w:szCs w:val="24"/>
+              </w:rPr>
+            </w:pPr>
+            <w:r>
+              <w:rPr>
+                <w:rFonts w:eastAsia="Times New Roman"/>
+                <w:color w:val="000000"/>
+                <w:sz w:val="24"/>
+                <w:szCs w:val="24"/>
+              </w:rPr>
+              <w:t>for ano in anos:</w:t>
+            </w:r>
+          </w:p>
+          <w:p>
+            <w:pPr>
+              <w:spacing w:line="240" w:lineRule="auto"/>
+              <w:ind w:left="360"/>
+              <w:jc w:val="both"/>
+              <w:textAlignment w:val="baseline"/>
+              <w:rPr>
+                <w:rFonts w:eastAsia="Times New Roman"/>
+                <w:color w:val="000000"/>
+                <w:sz w:val="24"/>
+                <w:szCs w:val="24"/>
+              </w:rPr>
+            </w:pPr>
+            <w:r>
+              <w:rPr>
+                <w:rFonts w:eastAsia="Times New Roman"/>
+                <w:color w:val="000000"/>
+                <w:sz w:val="24"/>
+                <w:szCs w:val="24"/>
+              </w:rPr>
+              <w:t xml:space="preserve">    # Ingestão: Lê o arquivo CSV correspondente ao ano atual</w:t>
+            </w:r>
+          </w:p>
+          <w:p>
+            <w:pPr>
+              <w:spacing w:line="240" w:lineRule="auto"/>
+              <w:ind w:left="360"/>
+              <w:jc w:val="both"/>
+              <w:textAlignment w:val="baseline"/>
+              <w:rPr>
+                <w:rFonts w:eastAsia="Times New Roman"/>
+                <w:color w:val="000000"/>
+                <w:sz w:val="24"/>
+                <w:szCs w:val="24"/>
+              </w:rPr>
+            </w:pPr>
+            <w:r>
+              <w:rPr>
+                <w:rFonts w:eastAsia="Times New Roman"/>
+                <w:color w:val="000000"/>
+                <w:sz w:val="24"/>
+                <w:szCs w:val="24"/>
+              </w:rPr>
+              <w:t xml:space="preserve">    arquivo = </w:t>
+            </w:r>
+            <w:proofErr w:type="spellStart"/>
+            <w:r>
+              <w:rPr>
+                <w:rFonts w:eastAsia="Times New Roman"/>
+                <w:color w:val="000000"/>
+                <w:sz w:val="24"/>
+                <w:szCs w:val="24"/>
+              </w:rPr>
+              <w:t>f"dados</w:t>
+            </w:r>
+            <w:proofErr w:type="spellEnd"/>
+            <w:r>
+              <w:rPr>
+                <w:rFonts w:eastAsia="Times New Roman"/>
+                <w:color w:val="000000"/>
+                <w:sz w:val="24"/>
+                <w:szCs w:val="24"/>
+              </w:rPr>
+              <w:t>_{ano}.</w:t>
+            </w:r>
+            <w:proofErr w:type="spellStart"/>
+            <w:r>
+              <w:rPr>
+                <w:rFonts w:eastAsia="Times New Roman"/>
+                <w:color w:val="000000"/>
+                <w:sz w:val="24"/>
+                <w:szCs w:val="24"/>
+              </w:rPr>
+              <w:t>csv</w:t>
+            </w:r>
+            <w:proofErr w:type="spellEnd"/>
+            <w:r>
+              <w:rPr>
+                <w:rFonts w:eastAsia="Times New Roman"/>
+                <w:color w:val="000000"/>
+                <w:sz w:val="24"/>
+                <w:szCs w:val="24"/>
+              </w:rPr>
+              <w:t>"</w:t>
+            </w:r>
+          </w:p>
+          <w:p>
+            <w:pPr>
+              <w:spacing w:line="240" w:lineRule="auto"/>
+              <w:ind w:left="360"/>
+              <w:jc w:val="both"/>
+              <w:textAlignment w:val="baseline"/>
+              <w:rPr>
+                <w:rFonts w:eastAsia="Times New Roman"/>
+                <w:color w:val="000000"/>
+                <w:sz w:val="24"/>
+                <w:szCs w:val="24"/>
+              </w:rPr>
+            </w:pPr>
+            <w:r>
+              <w:rPr>
+                <w:rFonts w:eastAsia="Times New Roman"/>
+                <w:color w:val="000000"/>
+                <w:sz w:val="24"/>
+                <w:szCs w:val="24"/>
+              </w:rPr>
+              <w:t xml:space="preserve">    </w:t>
+            </w:r>
+          </w:p>
+          <w:p>
+            <w:pPr>
+              <w:spacing w:line="240" w:lineRule="auto"/>
+              <w:ind w:left="360"/>
+              <w:jc w:val="both"/>
+              <w:textAlignment w:val="baseline"/>
+              <w:rPr>
+                <w:rFonts w:eastAsia="Times New Roman"/>
+                <w:color w:val="000000"/>
+                <w:sz w:val="24"/>
+                <w:szCs w:val="24"/>
+              </w:rPr>
+            </w:pPr>
+            <w:r>
+              <w:rPr>
+                <w:rFonts w:eastAsia="Times New Roman"/>
+                <w:color w:val="000000"/>
+                <w:sz w:val="24"/>
+                <w:szCs w:val="24"/>
+              </w:rPr>
+              <w:lastRenderedPageBreak/>
+              <w:t xml:space="preserve">    </w:t>
+            </w:r>
+            <w:proofErr w:type="spellStart"/>
+            <w:r>
+              <w:rPr>
+                <w:rFonts w:eastAsia="Times New Roman"/>
+                <w:color w:val="000000"/>
+                <w:sz w:val="24"/>
+                <w:szCs w:val="24"/>
+              </w:rPr>
+              <w:t>try</w:t>
+            </w:r>
+            <w:proofErr w:type="spellEnd"/>
+            <w:r>
+              <w:rPr>
+                <w:rFonts w:eastAsia="Times New Roman"/>
+                <w:color w:val="000000"/>
+                <w:sz w:val="24"/>
+                <w:szCs w:val="24"/>
+              </w:rPr>
+              <w:t>:</w:t>
+            </w:r>
+          </w:p>
+          <w:p>
+            <w:pPr>
+              <w:spacing w:line="240" w:lineRule="auto"/>
+              <w:ind w:left="360"/>
+              <w:jc w:val="both"/>
+              <w:textAlignment w:val="baseline"/>
+              <w:rPr>
+                <w:rFonts w:eastAsia="Times New Roman"/>
+                <w:color w:val="000000"/>
+                <w:sz w:val="24"/>
+                <w:szCs w:val="24"/>
+              </w:rPr>
+            </w:pPr>
+            <w:r>
+              <w:rPr>
+                <w:rFonts w:eastAsia="Times New Roman"/>
+                <w:color w:val="000000"/>
+                <w:sz w:val="24"/>
+                <w:szCs w:val="24"/>
+              </w:rPr>
+              <w:t xml:space="preserve">        # Lendo apenas as colunas de interesse para economizar memória (caso existam no arquivo)</w:t>
+            </w:r>
+          </w:p>
+          <w:p>
+            <w:pPr>
+              <w:spacing w:line="240" w:lineRule="auto"/>
+              <w:ind w:left="360"/>
+              <w:jc w:val="both"/>
+              <w:textAlignment w:val="baseline"/>
+              <w:rPr>
+                <w:rFonts w:eastAsia="Times New Roman"/>
+                <w:color w:val="000000"/>
+                <w:sz w:val="24"/>
+                <w:szCs w:val="24"/>
+                <w:lang w:val="en-US"/>
+              </w:rPr>
+            </w:pPr>
+            <w:r>
+              <w:rPr>
+                <w:rFonts w:eastAsia="Times New Roman"/>
+                <w:color w:val="000000"/>
+                <w:sz w:val="24"/>
+                <w:szCs w:val="24"/>
+              </w:rPr>
+              <w:t xml:space="preserve">        </w:t>
+            </w:r>
+            <w:proofErr w:type="spellStart"/>
+            <w:r>
+              <w:rPr>
+                <w:rFonts w:eastAsia="Times New Roman"/>
+                <w:color w:val="000000"/>
+                <w:sz w:val="24"/>
+                <w:szCs w:val="24"/>
+                <w:lang w:val="en-US"/>
+              </w:rPr>
+              <w:t>df</w:t>
+            </w:r>
+            <w:proofErr w:type="spellEnd"/>
+            <w:r>
+              <w:rPr>
+                <w:rFonts w:eastAsia="Times New Roman"/>
+                <w:color w:val="000000"/>
+                <w:sz w:val="24"/>
+                <w:szCs w:val="24"/>
+                <w:lang w:val="en-US"/>
+              </w:rPr>
+              <w:t xml:space="preserve"> = </w:t>
+            </w:r>
+            <w:proofErr w:type="spellStart"/>
+            <w:proofErr w:type="gramStart"/>
+            <w:r>
+              <w:rPr>
+                <w:rFonts w:eastAsia="Times New Roman"/>
+                <w:color w:val="000000"/>
+                <w:sz w:val="24"/>
+                <w:szCs w:val="24"/>
+                <w:lang w:val="en-US"/>
+              </w:rPr>
+              <w:t>pd.read</w:t>
+            </w:r>
+            <w:proofErr w:type="gramEnd"/>
+            <w:r>
+              <w:rPr>
+                <w:rFonts w:eastAsia="Times New Roman"/>
+                <w:color w:val="000000"/>
+                <w:sz w:val="24"/>
+                <w:szCs w:val="24"/>
+                <w:lang w:val="en-US"/>
+              </w:rPr>
+              <w:t>_</w:t>
+            </w:r>
+            <w:proofErr w:type="gramStart"/>
+            <w:r>
+              <w:rPr>
+                <w:rFonts w:eastAsia="Times New Roman"/>
+                <w:color w:val="000000"/>
+                <w:sz w:val="24"/>
+                <w:szCs w:val="24"/>
+                <w:lang w:val="en-US"/>
+              </w:rPr>
+              <w:t>csv</w:t>
+            </w:r>
+            <w:proofErr w:type="spellEnd"/>
+            <w:r>
+              <w:rPr>
+                <w:rFonts w:eastAsia="Times New Roman"/>
+                <w:color w:val="000000"/>
+                <w:sz w:val="24"/>
+                <w:szCs w:val="24"/>
+                <w:lang w:val="en-US"/>
+              </w:rPr>
+              <w:t>(</w:t>
+            </w:r>
+            <w:proofErr w:type="spellStart"/>
+            <w:proofErr w:type="gramEnd"/>
+            <w:r>
+              <w:rPr>
+                <w:rFonts w:eastAsia="Times New Roman"/>
+                <w:color w:val="000000"/>
+                <w:sz w:val="24"/>
+                <w:szCs w:val="24"/>
+                <w:lang w:val="en-US"/>
+              </w:rPr>
+              <w:t>arquivo</w:t>
+            </w:r>
+            <w:proofErr w:type="spellEnd"/>
+            <w:r>
+              <w:rPr>
+                <w:rFonts w:eastAsia="Times New Roman"/>
+                <w:color w:val="000000"/>
+                <w:sz w:val="24"/>
+                <w:szCs w:val="24"/>
+                <w:lang w:val="en-US"/>
+              </w:rPr>
+              <w:t xml:space="preserve">, </w:t>
+            </w:r>
+            <w:proofErr w:type="spellStart"/>
+            <w:r>
+              <w:rPr>
+                <w:rFonts w:eastAsia="Times New Roman"/>
+                <w:color w:val="000000"/>
+                <w:sz w:val="24"/>
+                <w:szCs w:val="24"/>
+                <w:lang w:val="en-US"/>
+              </w:rPr>
+              <w:t>sep</w:t>
+            </w:r>
+            <w:proofErr w:type="spellEnd"/>
+            <w:r>
+              <w:rPr>
+                <w:rFonts w:eastAsia="Times New Roman"/>
+                <w:color w:val="000000"/>
+                <w:sz w:val="24"/>
+                <w:szCs w:val="24"/>
+                <w:lang w:val="en-US"/>
+              </w:rPr>
+              <w:t xml:space="preserve">=';', encoding='latin1', </w:t>
+            </w:r>
+            <w:proofErr w:type="spellStart"/>
+            <w:r>
+              <w:rPr>
+                <w:rFonts w:eastAsia="Times New Roman"/>
+                <w:color w:val="000000"/>
+                <w:sz w:val="24"/>
+                <w:szCs w:val="24"/>
+                <w:lang w:val="en-US"/>
+              </w:rPr>
+              <w:t>low_memory</w:t>
+            </w:r>
+            <w:proofErr w:type="spellEnd"/>
+            <w:r>
+              <w:rPr>
+                <w:rFonts w:eastAsia="Times New Roman"/>
+                <w:color w:val="000000"/>
+                <w:sz w:val="24"/>
+                <w:szCs w:val="24"/>
+                <w:lang w:val="en-US"/>
+              </w:rPr>
+              <w:t>=False)</w:t>
+            </w:r>
+          </w:p>
+          <w:p>
+            <w:pPr>
+              <w:spacing w:line="240" w:lineRule="auto"/>
+              <w:ind w:left="360"/>
+              <w:jc w:val="both"/>
+              <w:textAlignment w:val="baseline"/>
+              <w:rPr>
+                <w:rFonts w:eastAsia="Times New Roman"/>
+                <w:color w:val="000000"/>
+                <w:sz w:val="24"/>
+                <w:szCs w:val="24"/>
+              </w:rPr>
+            </w:pPr>
+            <w:r>
+              <w:rPr>
+                <w:rFonts w:eastAsia="Times New Roman"/>
+                <w:color w:val="000000"/>
+                <w:sz w:val="24"/>
+                <w:szCs w:val="24"/>
+                <w:lang w:val="en-US"/>
+              </w:rPr>
+              <w:t xml:space="preserve">    </w:t>
+            </w:r>
+            <w:proofErr w:type="spellStart"/>
+            <w:r>
+              <w:rPr>
+                <w:rFonts w:eastAsia="Times New Roman"/>
+                <w:color w:val="000000"/>
+                <w:sz w:val="24"/>
+                <w:szCs w:val="24"/>
+              </w:rPr>
+              <w:t>except</w:t>
+            </w:r>
+            <w:proofErr w:type="spellEnd"/>
+            <w:r>
+              <w:rPr>
+                <w:rFonts w:eastAsia="Times New Roman"/>
+                <w:color w:val="000000"/>
+                <w:sz w:val="24"/>
+                <w:szCs w:val="24"/>
+              </w:rPr>
+              <w:t xml:space="preserve"> </w:t>
+            </w:r>
+            <w:proofErr w:type="spellStart"/>
+            <w:r>
+              <w:rPr>
+                <w:rFonts w:eastAsia="Times New Roman"/>
+                <w:color w:val="000000"/>
+                <w:sz w:val="24"/>
+                <w:szCs w:val="24"/>
+              </w:rPr>
+              <w:t>FileNotFoundError</w:t>
+            </w:r>
+            <w:proofErr w:type="spellEnd"/>
+            <w:r>
+              <w:rPr>
+                <w:rFonts w:eastAsia="Times New Roman"/>
+                <w:color w:val="000000"/>
+                <w:sz w:val="24"/>
+                <w:szCs w:val="24"/>
+              </w:rPr>
+              <w:t>:</w:t>
+            </w:r>
+          </w:p>
+          <w:p>
+            <w:pPr>
+              <w:spacing w:line="240" w:lineRule="auto"/>
+              <w:ind w:left="360"/>
+              <w:jc w:val="both"/>
+              <w:textAlignment w:val="baseline"/>
+              <w:rPr>
+                <w:rFonts w:eastAsia="Times New Roman"/>
+                <w:color w:val="000000"/>
+                <w:sz w:val="24"/>
+                <w:szCs w:val="24"/>
+              </w:rPr>
+            </w:pPr>
+            <w:r>
+              <w:rPr>
+                <w:rFonts w:eastAsia="Times New Roman"/>
+                <w:color w:val="000000"/>
+                <w:sz w:val="24"/>
+                <w:szCs w:val="24"/>
+              </w:rPr>
+              <w:t xml:space="preserve">        </w:t>
+            </w:r>
+            <w:proofErr w:type="gramStart"/>
+            <w:r>
+              <w:rPr>
+                <w:rFonts w:eastAsia="Times New Roman"/>
+                <w:color w:val="000000"/>
+                <w:sz w:val="24"/>
+                <w:szCs w:val="24"/>
+              </w:rPr>
+              <w:t>print(</w:t>
+            </w:r>
+            <w:proofErr w:type="spellStart"/>
+            <w:proofErr w:type="gramEnd"/>
+            <w:r>
+              <w:rPr>
+                <w:rFonts w:eastAsia="Times New Roman"/>
+                <w:color w:val="000000"/>
+                <w:sz w:val="24"/>
+                <w:szCs w:val="24"/>
+              </w:rPr>
+              <w:t>f"Arquivo</w:t>
+            </w:r>
+            <w:proofErr w:type="spellEnd"/>
+            <w:r>
+              <w:rPr>
+                <w:rFonts w:eastAsia="Times New Roman"/>
+                <w:color w:val="000000"/>
+                <w:sz w:val="24"/>
+                <w:szCs w:val="24"/>
+              </w:rPr>
+              <w:t xml:space="preserve"> do ano {ano} não encontrado. Pulando...")</w:t>
+            </w:r>
+          </w:p>
+          <w:p>
+            <w:pPr>
+              <w:spacing w:line="240" w:lineRule="auto"/>
+              <w:ind w:left="360"/>
+              <w:jc w:val="both"/>
+              <w:textAlignment w:val="baseline"/>
+              <w:rPr>
+                <w:rFonts w:eastAsia="Times New Roman"/>
+                <w:color w:val="000000"/>
+                <w:sz w:val="24"/>
+                <w:szCs w:val="24"/>
+              </w:rPr>
+            </w:pPr>
+            <w:r>
+              <w:rPr>
+                <w:rFonts w:eastAsia="Times New Roman"/>
+                <w:color w:val="000000"/>
+                <w:sz w:val="24"/>
+                <w:szCs w:val="24"/>
+              </w:rPr>
+              <w:t xml:space="preserve">        continue</w:t>
+            </w:r>
+          </w:p>
+          <w:p>
+            <w:pPr>
+              <w:spacing w:line="240" w:lineRule="auto"/>
+              <w:ind w:left="360"/>
+              <w:jc w:val="both"/>
+              <w:textAlignment w:val="baseline"/>
+              <w:rPr>
+                <w:rFonts w:eastAsia="Times New Roman"/>
+                <w:color w:val="000000"/>
+                <w:sz w:val="24"/>
+                <w:szCs w:val="24"/>
+              </w:rPr>
+            </w:pPr>
+            <w:r>
+              <w:rPr>
+                <w:rFonts w:eastAsia="Times New Roman"/>
+                <w:color w:val="000000"/>
+                <w:sz w:val="24"/>
+                <w:szCs w:val="24"/>
+              </w:rPr>
+              <w:t xml:space="preserve">    </w:t>
+            </w:r>
+          </w:p>
+          <w:p>
+            <w:pPr>
+              <w:spacing w:line="240" w:lineRule="auto"/>
+              <w:ind w:left="360"/>
+              <w:jc w:val="both"/>
+              <w:textAlignment w:val="baseline"/>
+              <w:rPr>
+                <w:rFonts w:eastAsia="Times New Roman"/>
+                <w:color w:val="000000"/>
+                <w:sz w:val="24"/>
+                <w:szCs w:val="24"/>
+              </w:rPr>
+            </w:pPr>
+            <w:r>
+              <w:rPr>
+                <w:rFonts w:eastAsia="Times New Roman"/>
+                <w:color w:val="000000"/>
+                <w:sz w:val="24"/>
+                <w:szCs w:val="24"/>
+              </w:rPr>
+              <w:t xml:space="preserve">    # Padronização de Colunas (caso algum ano venha com nome diferente)</w:t>
+            </w:r>
+          </w:p>
+          <w:p>
+            <w:pPr>
+              <w:spacing w:line="240" w:lineRule="auto"/>
+              <w:ind w:left="360"/>
+              <w:jc w:val="both"/>
+              <w:textAlignment w:val="baseline"/>
+              <w:rPr>
+                <w:rFonts w:eastAsia="Times New Roman"/>
+                <w:color w:val="000000"/>
+                <w:sz w:val="24"/>
+                <w:szCs w:val="24"/>
+              </w:rPr>
+            </w:pPr>
+            <w:r>
+              <w:rPr>
+                <w:rFonts w:eastAsia="Times New Roman"/>
+                <w:color w:val="000000"/>
+                <w:sz w:val="24"/>
+                <w:szCs w:val="24"/>
+              </w:rPr>
+              <w:t xml:space="preserve">    </w:t>
+            </w:r>
+            <w:proofErr w:type="spellStart"/>
+            <w:r>
+              <w:rPr>
+                <w:rFonts w:eastAsia="Times New Roman"/>
+                <w:color w:val="000000"/>
+                <w:sz w:val="24"/>
+                <w:szCs w:val="24"/>
+              </w:rPr>
+              <w:t>df</w:t>
+            </w:r>
+            <w:proofErr w:type="spellEnd"/>
+            <w:r>
+              <w:rPr>
+                <w:rFonts w:eastAsia="Times New Roman"/>
+                <w:color w:val="000000"/>
+                <w:sz w:val="24"/>
+                <w:szCs w:val="24"/>
+              </w:rPr>
+              <w:t xml:space="preserve"> = </w:t>
+            </w:r>
+            <w:proofErr w:type="spellStart"/>
+            <w:proofErr w:type="gramStart"/>
+            <w:r>
+              <w:rPr>
+                <w:rFonts w:eastAsia="Times New Roman"/>
+                <w:color w:val="000000"/>
+                <w:sz w:val="24"/>
+                <w:szCs w:val="24"/>
+              </w:rPr>
+              <w:t>df.rename</w:t>
+            </w:r>
+            <w:proofErr w:type="spellEnd"/>
+            <w:proofErr w:type="gramEnd"/>
+            <w:r>
+              <w:rPr>
+                <w:rFonts w:eastAsia="Times New Roman"/>
+                <w:color w:val="000000"/>
+                <w:sz w:val="24"/>
+                <w:szCs w:val="24"/>
+              </w:rPr>
+              <w:t>(</w:t>
+            </w:r>
+            <w:proofErr w:type="spellStart"/>
+            <w:r>
+              <w:rPr>
+                <w:rFonts w:eastAsia="Times New Roman"/>
+                <w:color w:val="000000"/>
+                <w:sz w:val="24"/>
+                <w:szCs w:val="24"/>
+              </w:rPr>
+              <w:t>columns</w:t>
+            </w:r>
+            <w:proofErr w:type="spellEnd"/>
+            <w:proofErr w:type="gramStart"/>
+            <w:r>
+              <w:rPr>
+                <w:rFonts w:eastAsia="Times New Roman"/>
+                <w:color w:val="000000"/>
+                <w:sz w:val="24"/>
+                <w:szCs w:val="24"/>
+              </w:rPr>
+              <w:t>={</w:t>
+            </w:r>
+            <w:proofErr w:type="gramEnd"/>
+          </w:p>
+          <w:p>
+            <w:pPr>
+              <w:spacing w:line="240" w:lineRule="auto"/>
+              <w:ind w:left="360"/>
+              <w:jc w:val="both"/>
+              <w:textAlignment w:val="baseline"/>
+              <w:rPr>
+                <w:rFonts w:eastAsia="Times New Roman"/>
+                <w:color w:val="000000"/>
+                <w:sz w:val="24"/>
+                <w:szCs w:val="24"/>
+              </w:rPr>
+            </w:pPr>
+            <w:r>
+              <w:rPr>
+                <w:rFonts w:eastAsia="Times New Roman"/>
+                <w:color w:val="000000"/>
+                <w:sz w:val="24"/>
+                <w:szCs w:val="24"/>
+              </w:rPr>
+              <w:t xml:space="preserve">        '</w:t>
+            </w:r>
+            <w:proofErr w:type="spellStart"/>
+            <w:r>
+              <w:rPr>
+                <w:rFonts w:eastAsia="Times New Roman"/>
+                <w:color w:val="000000"/>
+                <w:sz w:val="24"/>
+                <w:szCs w:val="24"/>
+              </w:rPr>
+              <w:t>bairro_antigo</w:t>
+            </w:r>
+            <w:proofErr w:type="spellEnd"/>
+            <w:r>
+              <w:rPr>
+                <w:rFonts w:eastAsia="Times New Roman"/>
+                <w:color w:val="000000"/>
+                <w:sz w:val="24"/>
+                <w:szCs w:val="24"/>
+              </w:rPr>
+              <w:t>': 'BAIRRO',</w:t>
+            </w:r>
+          </w:p>
+          <w:p>
+            <w:pPr>
+              <w:spacing w:line="240" w:lineRule="auto"/>
+              <w:ind w:left="360"/>
+              <w:jc w:val="both"/>
+              <w:textAlignment w:val="baseline"/>
+              <w:rPr>
+                <w:rFonts w:eastAsia="Times New Roman"/>
+                <w:color w:val="000000"/>
+                <w:sz w:val="24"/>
+                <w:szCs w:val="24"/>
+              </w:rPr>
+            </w:pPr>
+            <w:r>
+              <w:rPr>
+                <w:rFonts w:eastAsia="Times New Roman"/>
+                <w:color w:val="000000"/>
+                <w:sz w:val="24"/>
+                <w:szCs w:val="24"/>
+              </w:rPr>
+              <w:t xml:space="preserve">        '</w:t>
+            </w:r>
+            <w:proofErr w:type="spellStart"/>
+            <w:r>
+              <w:rPr>
+                <w:rFonts w:eastAsia="Times New Roman"/>
+                <w:color w:val="000000"/>
+                <w:sz w:val="24"/>
+                <w:szCs w:val="24"/>
+              </w:rPr>
+              <w:t>Cod_Bairro</w:t>
+            </w:r>
+            <w:proofErr w:type="spellEnd"/>
+            <w:r>
+              <w:rPr>
+                <w:rFonts w:eastAsia="Times New Roman"/>
+                <w:color w:val="000000"/>
+                <w:sz w:val="24"/>
+                <w:szCs w:val="24"/>
+              </w:rPr>
+              <w:t>': '</w:t>
+            </w:r>
+            <w:proofErr w:type="spellStart"/>
+            <w:r>
+              <w:rPr>
+                <w:rFonts w:eastAsia="Times New Roman"/>
+                <w:color w:val="000000"/>
+                <w:sz w:val="24"/>
+                <w:szCs w:val="24"/>
+              </w:rPr>
+              <w:t>id_bairro</w:t>
+            </w:r>
+            <w:proofErr w:type="spellEnd"/>
+            <w:r>
+              <w:rPr>
+                <w:rFonts w:eastAsia="Times New Roman"/>
+                <w:color w:val="000000"/>
+                <w:sz w:val="24"/>
+                <w:szCs w:val="24"/>
+              </w:rPr>
+              <w:t>',</w:t>
+            </w:r>
+          </w:p>
+          <w:p>
+            <w:pPr>
+              <w:spacing w:line="240" w:lineRule="auto"/>
+              <w:ind w:left="360"/>
+              <w:jc w:val="both"/>
+              <w:textAlignment w:val="baseline"/>
+              <w:rPr>
+                <w:rFonts w:eastAsia="Times New Roman"/>
+                <w:color w:val="000000"/>
+                <w:sz w:val="24"/>
+                <w:szCs w:val="24"/>
+              </w:rPr>
+            </w:pPr>
+            <w:r>
+              <w:rPr>
+                <w:rFonts w:eastAsia="Times New Roman"/>
+                <w:color w:val="000000"/>
+                <w:sz w:val="24"/>
+                <w:szCs w:val="24"/>
+              </w:rPr>
+              <w:t xml:space="preserve">        'Valor': 'valor'</w:t>
+            </w:r>
+          </w:p>
+          <w:p>
+            <w:pPr>
+              <w:spacing w:line="240" w:lineRule="auto"/>
+              <w:ind w:left="360"/>
+              <w:jc w:val="both"/>
+              <w:textAlignment w:val="baseline"/>
+              <w:rPr>
+                <w:rFonts w:eastAsia="Times New Roman"/>
+                <w:color w:val="000000"/>
+                <w:sz w:val="24"/>
+                <w:szCs w:val="24"/>
+              </w:rPr>
+            </w:pPr>
+            <w:r>
+              <w:rPr>
+                <w:rFonts w:eastAsia="Times New Roman"/>
+                <w:color w:val="000000"/>
+                <w:sz w:val="24"/>
+                <w:szCs w:val="24"/>
+              </w:rPr>
+              <w:t xml:space="preserve">    })</w:t>
+            </w:r>
+          </w:p>
+          <w:p>
+            <w:pPr>
+              <w:spacing w:line="240" w:lineRule="auto"/>
+              <w:ind w:left="360"/>
+              <w:jc w:val="both"/>
+              <w:textAlignment w:val="baseline"/>
+              <w:rPr>
+                <w:rFonts w:eastAsia="Times New Roman"/>
+                <w:color w:val="000000"/>
+                <w:sz w:val="24"/>
+                <w:szCs w:val="24"/>
+              </w:rPr>
+            </w:pPr>
+            <w:r>
+              <w:rPr>
+                <w:rFonts w:eastAsia="Times New Roman"/>
+                <w:color w:val="000000"/>
+                <w:sz w:val="24"/>
+                <w:szCs w:val="24"/>
+              </w:rPr>
+              <w:t xml:space="preserve">    </w:t>
+            </w:r>
+          </w:p>
+          <w:p>
+            <w:pPr>
+              <w:spacing w:line="240" w:lineRule="auto"/>
+              <w:ind w:left="360"/>
+              <w:jc w:val="both"/>
+              <w:textAlignment w:val="baseline"/>
+              <w:rPr>
+                <w:rFonts w:eastAsia="Times New Roman"/>
+                <w:color w:val="000000"/>
+                <w:sz w:val="24"/>
+                <w:szCs w:val="24"/>
+              </w:rPr>
+            </w:pPr>
+            <w:r>
+              <w:rPr>
+                <w:rFonts w:eastAsia="Times New Roman"/>
+                <w:color w:val="000000"/>
+                <w:sz w:val="24"/>
+                <w:szCs w:val="24"/>
+              </w:rPr>
+              <w:t xml:space="preserve">    # Padronização de Textos usando a sua função mágica em todas as colunas de texto disponíveis</w:t>
+            </w:r>
+          </w:p>
+          <w:p>
+            <w:pPr>
+              <w:spacing w:line="240" w:lineRule="auto"/>
+              <w:ind w:left="360"/>
+              <w:jc w:val="both"/>
+              <w:textAlignment w:val="baseline"/>
+              <w:rPr>
+                <w:rFonts w:eastAsia="Times New Roman"/>
+                <w:color w:val="000000"/>
+                <w:sz w:val="24"/>
+                <w:szCs w:val="24"/>
+              </w:rPr>
+            </w:pPr>
+            <w:r>
+              <w:rPr>
+                <w:rFonts w:eastAsia="Times New Roman"/>
+                <w:color w:val="000000"/>
+                <w:sz w:val="24"/>
+                <w:szCs w:val="24"/>
+              </w:rPr>
+              <w:t xml:space="preserve">    </w:t>
+            </w:r>
+            <w:proofErr w:type="spellStart"/>
+            <w:r>
+              <w:rPr>
+                <w:rFonts w:eastAsia="Times New Roman"/>
+                <w:color w:val="000000"/>
+                <w:sz w:val="24"/>
+                <w:szCs w:val="24"/>
+              </w:rPr>
+              <w:t>colunas_texto</w:t>
+            </w:r>
+            <w:proofErr w:type="spellEnd"/>
+            <w:r>
+              <w:rPr>
+                <w:rFonts w:eastAsia="Times New Roman"/>
+                <w:color w:val="000000"/>
+                <w:sz w:val="24"/>
+                <w:szCs w:val="24"/>
+              </w:rPr>
+              <w:t xml:space="preserve"> = ['BAIRRO', 'CIDADE', 'MUNICIPIO_NASCIMENTO', 'UF_MUNC_NASC', 'DISTR', 'MUN']</w:t>
+            </w:r>
+          </w:p>
+          <w:p>
+            <w:pPr>
+              <w:spacing w:line="240" w:lineRule="auto"/>
+              <w:ind w:left="360"/>
+              <w:jc w:val="both"/>
+              <w:textAlignment w:val="baseline"/>
+              <w:rPr>
+                <w:rFonts w:eastAsia="Times New Roman"/>
+                <w:color w:val="000000"/>
+                <w:sz w:val="24"/>
+                <w:szCs w:val="24"/>
+              </w:rPr>
+            </w:pPr>
+            <w:r>
+              <w:rPr>
+                <w:rFonts w:eastAsia="Times New Roman"/>
+                <w:color w:val="000000"/>
+                <w:sz w:val="24"/>
+                <w:szCs w:val="24"/>
+              </w:rPr>
+              <w:t xml:space="preserve">    </w:t>
+            </w:r>
+          </w:p>
+          <w:p>
+            <w:pPr>
+              <w:spacing w:line="240" w:lineRule="auto"/>
+              <w:ind w:left="360"/>
+              <w:jc w:val="both"/>
+              <w:textAlignment w:val="baseline"/>
+              <w:rPr>
+                <w:rFonts w:eastAsia="Times New Roman"/>
+                <w:color w:val="000000"/>
+                <w:sz w:val="24"/>
+                <w:szCs w:val="24"/>
+                <w:lang w:val="en-US"/>
+              </w:rPr>
+            </w:pPr>
+            <w:r>
+              <w:rPr>
+                <w:rFonts w:eastAsia="Times New Roman"/>
+                <w:color w:val="000000"/>
+                <w:sz w:val="24"/>
+                <w:szCs w:val="24"/>
+              </w:rPr>
+              <w:t xml:space="preserve">    </w:t>
+            </w:r>
+            <w:r>
+              <w:rPr>
+                <w:rFonts w:eastAsia="Times New Roman"/>
+                <w:color w:val="000000"/>
+                <w:sz w:val="24"/>
+                <w:szCs w:val="24"/>
+                <w:lang w:val="en-US"/>
+              </w:rPr>
+              <w:t xml:space="preserve">for col in </w:t>
+            </w:r>
+            <w:proofErr w:type="spellStart"/>
+            <w:r>
+              <w:rPr>
+                <w:rFonts w:eastAsia="Times New Roman"/>
+                <w:color w:val="000000"/>
+                <w:sz w:val="24"/>
+                <w:szCs w:val="24"/>
+                <w:lang w:val="en-US"/>
+              </w:rPr>
+              <w:t>colunas_texto</w:t>
+            </w:r>
+            <w:proofErr w:type="spellEnd"/>
+            <w:r>
+              <w:rPr>
+                <w:rFonts w:eastAsia="Times New Roman"/>
+                <w:color w:val="000000"/>
+                <w:sz w:val="24"/>
+                <w:szCs w:val="24"/>
+                <w:lang w:val="en-US"/>
+              </w:rPr>
+              <w:t>:</w:t>
+            </w:r>
+          </w:p>
+          <w:p>
+            <w:pPr>
+              <w:spacing w:line="240" w:lineRule="auto"/>
+              <w:ind w:left="360"/>
+              <w:jc w:val="both"/>
+              <w:textAlignment w:val="baseline"/>
+              <w:rPr>
+                <w:rFonts w:eastAsia="Times New Roman"/>
+                <w:color w:val="000000"/>
+                <w:sz w:val="24"/>
+                <w:szCs w:val="24"/>
+                <w:lang w:val="en-US"/>
+              </w:rPr>
+            </w:pPr>
+            <w:r>
+              <w:rPr>
+                <w:rFonts w:eastAsia="Times New Roman"/>
+                <w:color w:val="000000"/>
+                <w:sz w:val="24"/>
+                <w:szCs w:val="24"/>
+                <w:lang w:val="en-US"/>
+              </w:rPr>
+              <w:t xml:space="preserve">        if </w:t>
+            </w:r>
+            <w:proofErr w:type="gramStart"/>
+            <w:r>
+              <w:rPr>
+                <w:rFonts w:eastAsia="Times New Roman"/>
+                <w:color w:val="000000"/>
+                <w:sz w:val="24"/>
+                <w:szCs w:val="24"/>
+                <w:lang w:val="en-US"/>
+              </w:rPr>
+              <w:t>col</w:t>
+            </w:r>
+            <w:proofErr w:type="gramEnd"/>
+            <w:r>
+              <w:rPr>
+                <w:rFonts w:eastAsia="Times New Roman"/>
+                <w:color w:val="000000"/>
+                <w:sz w:val="24"/>
+                <w:szCs w:val="24"/>
+                <w:lang w:val="en-US"/>
+              </w:rPr>
+              <w:t xml:space="preserve"> in </w:t>
+            </w:r>
+            <w:proofErr w:type="spellStart"/>
+            <w:proofErr w:type="gramStart"/>
+            <w:r>
+              <w:rPr>
+                <w:rFonts w:eastAsia="Times New Roman"/>
+                <w:color w:val="000000"/>
+                <w:sz w:val="24"/>
+                <w:szCs w:val="24"/>
+                <w:lang w:val="en-US"/>
+              </w:rPr>
+              <w:t>df.columns</w:t>
+            </w:r>
+            <w:proofErr w:type="spellEnd"/>
+            <w:proofErr w:type="gramEnd"/>
+            <w:r>
+              <w:rPr>
+                <w:rFonts w:eastAsia="Times New Roman"/>
+                <w:color w:val="000000"/>
+                <w:sz w:val="24"/>
+                <w:szCs w:val="24"/>
+                <w:lang w:val="en-US"/>
+              </w:rPr>
+              <w:t>:</w:t>
+            </w:r>
+          </w:p>
+          <w:p>
+            <w:pPr>
+              <w:spacing w:line="240" w:lineRule="auto"/>
+              <w:ind w:left="360"/>
+              <w:jc w:val="both"/>
+              <w:textAlignment w:val="baseline"/>
+              <w:rPr>
+                <w:rFonts w:eastAsia="Times New Roman"/>
+                <w:color w:val="000000"/>
+                <w:sz w:val="24"/>
+                <w:szCs w:val="24"/>
+                <w:lang w:val="en-US"/>
+              </w:rPr>
+            </w:pPr>
+            <w:r>
+              <w:rPr>
+                <w:rFonts w:eastAsia="Times New Roman"/>
+                <w:color w:val="000000"/>
+                <w:sz w:val="24"/>
+                <w:szCs w:val="24"/>
+                <w:lang w:val="en-US"/>
+              </w:rPr>
+              <w:t xml:space="preserve">            </w:t>
+            </w:r>
+            <w:proofErr w:type="spellStart"/>
+            <w:r>
+              <w:rPr>
+                <w:rFonts w:eastAsia="Times New Roman"/>
+                <w:color w:val="000000"/>
+                <w:sz w:val="24"/>
+                <w:szCs w:val="24"/>
+                <w:lang w:val="en-US"/>
+              </w:rPr>
+              <w:t>df</w:t>
+            </w:r>
+            <w:proofErr w:type="spellEnd"/>
+            <w:r>
+              <w:rPr>
+                <w:rFonts w:eastAsia="Times New Roman"/>
+                <w:color w:val="000000"/>
+                <w:sz w:val="24"/>
+                <w:szCs w:val="24"/>
+                <w:lang w:val="en-US"/>
+              </w:rPr>
+              <w:t xml:space="preserve">[col] = </w:t>
+            </w:r>
+            <w:proofErr w:type="spellStart"/>
+            <w:r>
+              <w:rPr>
+                <w:rFonts w:eastAsia="Times New Roman"/>
+                <w:color w:val="000000"/>
+                <w:sz w:val="24"/>
+                <w:szCs w:val="24"/>
+                <w:lang w:val="en-US"/>
+              </w:rPr>
+              <w:t>df</w:t>
+            </w:r>
+            <w:proofErr w:type="spellEnd"/>
+            <w:r>
+              <w:rPr>
+                <w:rFonts w:eastAsia="Times New Roman"/>
+                <w:color w:val="000000"/>
+                <w:sz w:val="24"/>
+                <w:szCs w:val="24"/>
+                <w:lang w:val="en-US"/>
+              </w:rPr>
+              <w:t>[col</w:t>
+            </w:r>
+            <w:proofErr w:type="gramStart"/>
+            <w:r>
+              <w:rPr>
+                <w:rFonts w:eastAsia="Times New Roman"/>
+                <w:color w:val="000000"/>
+                <w:sz w:val="24"/>
+                <w:szCs w:val="24"/>
+                <w:lang w:val="en-US"/>
+              </w:rPr>
+              <w:t>].apply</w:t>
+            </w:r>
+            <w:proofErr w:type="gramEnd"/>
+            <w:r>
+              <w:rPr>
+                <w:rFonts w:eastAsia="Times New Roman"/>
+                <w:color w:val="000000"/>
+                <w:sz w:val="24"/>
+                <w:szCs w:val="24"/>
+                <w:lang w:val="en-US"/>
+              </w:rPr>
+              <w:t>(</w:t>
+            </w:r>
+            <w:proofErr w:type="spellStart"/>
+            <w:r>
+              <w:rPr>
+                <w:rFonts w:eastAsia="Times New Roman"/>
+                <w:color w:val="000000"/>
+                <w:sz w:val="24"/>
+                <w:szCs w:val="24"/>
+                <w:lang w:val="en-US"/>
+              </w:rPr>
+              <w:t>limpar_texto</w:t>
+            </w:r>
+            <w:proofErr w:type="spellEnd"/>
+            <w:r>
+              <w:rPr>
+                <w:rFonts w:eastAsia="Times New Roman"/>
+                <w:color w:val="000000"/>
+                <w:sz w:val="24"/>
+                <w:szCs w:val="24"/>
+                <w:lang w:val="en-US"/>
+              </w:rPr>
+              <w:t>)</w:t>
+            </w:r>
+          </w:p>
+          <w:p>
+            <w:pPr>
+              <w:spacing w:line="240" w:lineRule="auto"/>
+              <w:ind w:left="360"/>
+              <w:jc w:val="both"/>
+              <w:textAlignment w:val="baseline"/>
+              <w:rPr>
+                <w:rFonts w:eastAsia="Times New Roman"/>
+                <w:color w:val="000000"/>
+                <w:sz w:val="24"/>
+                <w:szCs w:val="24"/>
+                <w:lang w:val="en-US"/>
+              </w:rPr>
+            </w:pPr>
+          </w:p>
+          <w:p>
+            <w:pPr>
+              <w:spacing w:line="240" w:lineRule="auto"/>
+              <w:ind w:left="360"/>
+              <w:jc w:val="both"/>
+              <w:textAlignment w:val="baseline"/>
+              <w:rPr>
+                <w:rFonts w:eastAsia="Times New Roman"/>
+                <w:color w:val="000000"/>
+                <w:sz w:val="24"/>
+                <w:szCs w:val="24"/>
+              </w:rPr>
+            </w:pPr>
+            <w:r>
+              <w:rPr>
+                <w:rFonts w:eastAsia="Times New Roman"/>
+                <w:color w:val="000000"/>
+                <w:sz w:val="24"/>
+                <w:szCs w:val="24"/>
+                <w:lang w:val="en-US"/>
+              </w:rPr>
+              <w:t xml:space="preserve">    </w:t>
+            </w:r>
+            <w:r>
+              <w:rPr>
+                <w:rFonts w:eastAsia="Times New Roman"/>
+                <w:color w:val="000000"/>
+                <w:sz w:val="24"/>
+                <w:szCs w:val="24"/>
+              </w:rPr>
+              <w:t># Adiciona a coluna 'ano' para sabermos a origem do dado na análise longitudinal</w:t>
+            </w:r>
+          </w:p>
+          <w:p>
+            <w:pPr>
+              <w:spacing w:line="240" w:lineRule="auto"/>
+              <w:ind w:left="360"/>
+              <w:jc w:val="both"/>
+              <w:textAlignment w:val="baseline"/>
+              <w:rPr>
+                <w:rFonts w:eastAsia="Times New Roman"/>
+                <w:color w:val="000000"/>
+                <w:sz w:val="24"/>
+                <w:szCs w:val="24"/>
+              </w:rPr>
+            </w:pPr>
+            <w:r>
+              <w:rPr>
+                <w:rFonts w:eastAsia="Times New Roman"/>
+                <w:color w:val="000000"/>
+                <w:sz w:val="24"/>
+                <w:szCs w:val="24"/>
+              </w:rPr>
+              <w:t xml:space="preserve">    </w:t>
+            </w:r>
+            <w:proofErr w:type="spellStart"/>
+            <w:r>
+              <w:rPr>
+                <w:rFonts w:eastAsia="Times New Roman"/>
+                <w:color w:val="000000"/>
+                <w:sz w:val="24"/>
+                <w:szCs w:val="24"/>
+              </w:rPr>
+              <w:t>df</w:t>
+            </w:r>
+            <w:proofErr w:type="spellEnd"/>
+            <w:r>
+              <w:rPr>
+                <w:rFonts w:eastAsia="Times New Roman"/>
+                <w:color w:val="000000"/>
+                <w:sz w:val="24"/>
+                <w:szCs w:val="24"/>
+              </w:rPr>
+              <w:t>['ano'] = ano</w:t>
+            </w:r>
+          </w:p>
+          <w:p>
+            <w:pPr>
+              <w:spacing w:line="240" w:lineRule="auto"/>
+              <w:ind w:left="360"/>
+              <w:jc w:val="both"/>
+              <w:textAlignment w:val="baseline"/>
+              <w:rPr>
+                <w:rFonts w:eastAsia="Times New Roman"/>
+                <w:color w:val="000000"/>
+                <w:sz w:val="24"/>
+                <w:szCs w:val="24"/>
+              </w:rPr>
+            </w:pPr>
+            <w:r>
+              <w:rPr>
+                <w:rFonts w:eastAsia="Times New Roman"/>
+                <w:color w:val="000000"/>
+                <w:sz w:val="24"/>
+                <w:szCs w:val="24"/>
+              </w:rPr>
+              <w:t xml:space="preserve">    </w:t>
+            </w:r>
+          </w:p>
+          <w:p>
+            <w:pPr>
+              <w:spacing w:line="240" w:lineRule="auto"/>
+              <w:ind w:left="360"/>
+              <w:jc w:val="both"/>
+              <w:textAlignment w:val="baseline"/>
+              <w:rPr>
+                <w:rFonts w:eastAsia="Times New Roman"/>
+                <w:color w:val="000000"/>
+                <w:sz w:val="24"/>
+                <w:szCs w:val="24"/>
+              </w:rPr>
+            </w:pPr>
+            <w:r>
+              <w:rPr>
+                <w:rFonts w:eastAsia="Times New Roman"/>
+                <w:color w:val="000000"/>
+                <w:sz w:val="24"/>
+                <w:szCs w:val="24"/>
+              </w:rPr>
+              <w:t xml:space="preserve">    # Guarda o </w:t>
+            </w:r>
+            <w:proofErr w:type="spellStart"/>
+            <w:r>
+              <w:rPr>
+                <w:rFonts w:eastAsia="Times New Roman"/>
+                <w:color w:val="000000"/>
+                <w:sz w:val="24"/>
+                <w:szCs w:val="24"/>
+              </w:rPr>
+              <w:t>DataFrame</w:t>
+            </w:r>
+            <w:proofErr w:type="spellEnd"/>
+            <w:r>
+              <w:rPr>
+                <w:rFonts w:eastAsia="Times New Roman"/>
+                <w:color w:val="000000"/>
+                <w:sz w:val="24"/>
+                <w:szCs w:val="24"/>
+              </w:rPr>
+              <w:t xml:space="preserve"> padronizado na lista</w:t>
+            </w:r>
+          </w:p>
+          <w:p>
+            <w:pPr>
+              <w:spacing w:line="240" w:lineRule="auto"/>
+              <w:ind w:left="360"/>
+              <w:jc w:val="both"/>
+              <w:textAlignment w:val="baseline"/>
+              <w:rPr>
+                <w:rFonts w:eastAsia="Times New Roman"/>
+                <w:color w:val="000000"/>
+                <w:sz w:val="24"/>
+                <w:szCs w:val="24"/>
+              </w:rPr>
+            </w:pPr>
+            <w:r>
+              <w:rPr>
+                <w:rFonts w:eastAsia="Times New Roman"/>
+                <w:color w:val="000000"/>
+                <w:sz w:val="24"/>
+                <w:szCs w:val="24"/>
+              </w:rPr>
+              <w:t xml:space="preserve">    </w:t>
+            </w:r>
+            <w:proofErr w:type="spellStart"/>
+            <w:r>
+              <w:rPr>
+                <w:rFonts w:eastAsia="Times New Roman"/>
+                <w:color w:val="000000"/>
+                <w:sz w:val="24"/>
+                <w:szCs w:val="24"/>
+              </w:rPr>
+              <w:t>lista_</w:t>
+            </w:r>
+            <w:proofErr w:type="gramStart"/>
+            <w:r>
+              <w:rPr>
+                <w:rFonts w:eastAsia="Times New Roman"/>
+                <w:color w:val="000000"/>
+                <w:sz w:val="24"/>
+                <w:szCs w:val="24"/>
+              </w:rPr>
+              <w:t>dfs.append</w:t>
+            </w:r>
+            <w:proofErr w:type="spellEnd"/>
+            <w:proofErr w:type="gramEnd"/>
+            <w:r>
+              <w:rPr>
+                <w:rFonts w:eastAsia="Times New Roman"/>
+                <w:color w:val="000000"/>
+                <w:sz w:val="24"/>
+                <w:szCs w:val="24"/>
+              </w:rPr>
+              <w:t>(</w:t>
+            </w:r>
+            <w:proofErr w:type="spellStart"/>
+            <w:r>
+              <w:rPr>
+                <w:rFonts w:eastAsia="Times New Roman"/>
+                <w:color w:val="000000"/>
+                <w:sz w:val="24"/>
+                <w:szCs w:val="24"/>
+              </w:rPr>
+              <w:t>df</w:t>
+            </w:r>
+            <w:proofErr w:type="spellEnd"/>
+            <w:r>
+              <w:rPr>
+                <w:rFonts w:eastAsia="Times New Roman"/>
+                <w:color w:val="000000"/>
+                <w:sz w:val="24"/>
+                <w:szCs w:val="24"/>
+              </w:rPr>
+              <w:t>)</w:t>
+            </w:r>
+          </w:p>
+          <w:p>
+            <w:pPr>
+              <w:spacing w:line="240" w:lineRule="auto"/>
+              <w:ind w:left="360"/>
+              <w:jc w:val="both"/>
+              <w:textAlignment w:val="baseline"/>
+              <w:rPr>
+                <w:rFonts w:eastAsia="Times New Roman"/>
+                <w:color w:val="000000"/>
+                <w:sz w:val="24"/>
+                <w:szCs w:val="24"/>
+              </w:rPr>
+            </w:pPr>
+          </w:p>
+          <w:p>
+            <w:pPr>
+              <w:spacing w:line="240" w:lineRule="auto"/>
+              <w:ind w:left="360"/>
+              <w:jc w:val="both"/>
+              <w:textAlignment w:val="baseline"/>
+              <w:rPr>
+                <w:rFonts w:eastAsia="Times New Roman"/>
+                <w:color w:val="000000"/>
+                <w:sz w:val="24"/>
+                <w:szCs w:val="24"/>
+              </w:rPr>
+            </w:pPr>
+            <w:r>
+              <w:rPr>
+                <w:rFonts w:eastAsia="Times New Roman"/>
+                <w:color w:val="000000"/>
+                <w:sz w:val="24"/>
+                <w:szCs w:val="24"/>
+              </w:rPr>
+              <w:t># Consolidação: Junta todas as bases em uma única tabela gigante</w:t>
+            </w:r>
+          </w:p>
+          <w:p>
+            <w:pPr>
+              <w:spacing w:line="240" w:lineRule="auto"/>
+              <w:ind w:left="360"/>
+              <w:jc w:val="both"/>
+              <w:textAlignment w:val="baseline"/>
+              <w:rPr>
+                <w:rFonts w:eastAsia="Times New Roman"/>
+                <w:color w:val="000000"/>
+                <w:sz w:val="24"/>
+                <w:szCs w:val="24"/>
+              </w:rPr>
+            </w:pPr>
+            <w:proofErr w:type="spellStart"/>
+            <w:r>
+              <w:rPr>
+                <w:rFonts w:eastAsia="Times New Roman"/>
+                <w:color w:val="000000"/>
+                <w:sz w:val="24"/>
+                <w:szCs w:val="24"/>
+              </w:rPr>
+              <w:t>if</w:t>
+            </w:r>
+            <w:proofErr w:type="spellEnd"/>
+            <w:r>
+              <w:rPr>
+                <w:rFonts w:eastAsia="Times New Roman"/>
+                <w:color w:val="000000"/>
+                <w:sz w:val="24"/>
+                <w:szCs w:val="24"/>
+              </w:rPr>
+              <w:t xml:space="preserve"> </w:t>
+            </w:r>
+            <w:proofErr w:type="spellStart"/>
+            <w:r>
+              <w:rPr>
+                <w:rFonts w:eastAsia="Times New Roman"/>
+                <w:color w:val="000000"/>
+                <w:sz w:val="24"/>
+                <w:szCs w:val="24"/>
+              </w:rPr>
+              <w:t>lista_dfs</w:t>
+            </w:r>
+            <w:proofErr w:type="spellEnd"/>
+            <w:r>
+              <w:rPr>
+                <w:rFonts w:eastAsia="Times New Roman"/>
+                <w:color w:val="000000"/>
+                <w:sz w:val="24"/>
+                <w:szCs w:val="24"/>
+              </w:rPr>
+              <w:t>:</w:t>
+            </w:r>
+          </w:p>
+          <w:p>
+            <w:pPr>
+              <w:spacing w:line="240" w:lineRule="auto"/>
+              <w:ind w:left="360"/>
+              <w:jc w:val="both"/>
+              <w:textAlignment w:val="baseline"/>
+              <w:rPr>
+                <w:rFonts w:eastAsia="Times New Roman"/>
+                <w:color w:val="000000"/>
+                <w:sz w:val="24"/>
+                <w:szCs w:val="24"/>
+              </w:rPr>
+            </w:pPr>
+            <w:r>
+              <w:rPr>
+                <w:rFonts w:eastAsia="Times New Roman"/>
+                <w:color w:val="000000"/>
+                <w:sz w:val="24"/>
+                <w:szCs w:val="24"/>
+              </w:rPr>
+              <w:t xml:space="preserve">    </w:t>
+            </w:r>
+            <w:proofErr w:type="spellStart"/>
+            <w:r>
+              <w:rPr>
+                <w:rFonts w:eastAsia="Times New Roman"/>
+                <w:color w:val="000000"/>
+                <w:sz w:val="24"/>
+                <w:szCs w:val="24"/>
+              </w:rPr>
+              <w:t>df_consolidado</w:t>
+            </w:r>
+            <w:proofErr w:type="spellEnd"/>
+            <w:r>
+              <w:rPr>
+                <w:rFonts w:eastAsia="Times New Roman"/>
+                <w:color w:val="000000"/>
+                <w:sz w:val="24"/>
+                <w:szCs w:val="24"/>
+              </w:rPr>
+              <w:t xml:space="preserve"> = </w:t>
+            </w:r>
+            <w:proofErr w:type="spellStart"/>
+            <w:proofErr w:type="gramStart"/>
+            <w:r>
+              <w:rPr>
+                <w:rFonts w:eastAsia="Times New Roman"/>
+                <w:color w:val="000000"/>
+                <w:sz w:val="24"/>
+                <w:szCs w:val="24"/>
+              </w:rPr>
+              <w:t>pd.concat</w:t>
+            </w:r>
+            <w:proofErr w:type="spellEnd"/>
+            <w:proofErr w:type="gramEnd"/>
+            <w:r>
+              <w:rPr>
+                <w:rFonts w:eastAsia="Times New Roman"/>
+                <w:color w:val="000000"/>
+                <w:sz w:val="24"/>
+                <w:szCs w:val="24"/>
+              </w:rPr>
+              <w:t>(</w:t>
+            </w:r>
+            <w:proofErr w:type="spellStart"/>
+            <w:r>
+              <w:rPr>
+                <w:rFonts w:eastAsia="Times New Roman"/>
+                <w:color w:val="000000"/>
+                <w:sz w:val="24"/>
+                <w:szCs w:val="24"/>
+              </w:rPr>
+              <w:t>lista_dfs</w:t>
+            </w:r>
+            <w:proofErr w:type="spellEnd"/>
+            <w:r>
+              <w:rPr>
+                <w:rFonts w:eastAsia="Times New Roman"/>
+                <w:color w:val="000000"/>
+                <w:sz w:val="24"/>
+                <w:szCs w:val="24"/>
+              </w:rPr>
+              <w:t xml:space="preserve">, </w:t>
+            </w:r>
+            <w:proofErr w:type="spellStart"/>
+            <w:r>
+              <w:rPr>
+                <w:rFonts w:eastAsia="Times New Roman"/>
+                <w:color w:val="000000"/>
+                <w:sz w:val="24"/>
+                <w:szCs w:val="24"/>
+              </w:rPr>
+              <w:t>ignore_index</w:t>
+            </w:r>
+            <w:proofErr w:type="spellEnd"/>
+            <w:r>
+              <w:rPr>
+                <w:rFonts w:eastAsia="Times New Roman"/>
+                <w:color w:val="000000"/>
+                <w:sz w:val="24"/>
+                <w:szCs w:val="24"/>
+              </w:rPr>
+              <w:t>=</w:t>
+            </w:r>
+            <w:proofErr w:type="spellStart"/>
+            <w:r>
+              <w:rPr>
+                <w:rFonts w:eastAsia="Times New Roman"/>
+                <w:color w:val="000000"/>
+                <w:sz w:val="24"/>
+                <w:szCs w:val="24"/>
+              </w:rPr>
+              <w:t>True</w:t>
+            </w:r>
+            <w:proofErr w:type="spellEnd"/>
+            <w:r>
+              <w:rPr>
+                <w:rFonts w:eastAsia="Times New Roman"/>
+                <w:color w:val="000000"/>
+                <w:sz w:val="24"/>
+                <w:szCs w:val="24"/>
+              </w:rPr>
+              <w:t>)</w:t>
+            </w:r>
+          </w:p>
+          <w:p>
+            <w:pPr>
+              <w:spacing w:line="240" w:lineRule="auto"/>
+              <w:ind w:left="360"/>
+              <w:jc w:val="both"/>
+              <w:textAlignment w:val="baseline"/>
+              <w:rPr>
+                <w:rFonts w:eastAsia="Times New Roman"/>
+                <w:color w:val="000000"/>
+                <w:sz w:val="24"/>
+                <w:szCs w:val="24"/>
+              </w:rPr>
+            </w:pPr>
+            <w:r>
+              <w:rPr>
+                <w:rFonts w:eastAsia="Times New Roman"/>
+                <w:color w:val="000000"/>
+                <w:sz w:val="24"/>
+                <w:szCs w:val="24"/>
+              </w:rPr>
+              <w:t xml:space="preserve">    </w:t>
+            </w:r>
+            <w:proofErr w:type="gramStart"/>
+            <w:r>
+              <w:rPr>
+                <w:rFonts w:eastAsia="Times New Roman"/>
+                <w:color w:val="000000"/>
+                <w:sz w:val="24"/>
+                <w:szCs w:val="24"/>
+              </w:rPr>
+              <w:t>print(</w:t>
+            </w:r>
+            <w:proofErr w:type="spellStart"/>
+            <w:proofErr w:type="gramEnd"/>
+            <w:r>
+              <w:rPr>
+                <w:rFonts w:eastAsia="Times New Roman"/>
+                <w:color w:val="000000"/>
+                <w:sz w:val="24"/>
+                <w:szCs w:val="24"/>
+              </w:rPr>
+              <w:t>f"Base</w:t>
+            </w:r>
+            <w:proofErr w:type="spellEnd"/>
+            <w:r>
+              <w:rPr>
+                <w:rFonts w:eastAsia="Times New Roman"/>
+                <w:color w:val="000000"/>
+                <w:sz w:val="24"/>
+                <w:szCs w:val="24"/>
+              </w:rPr>
+              <w:t xml:space="preserve"> consolidada com sucesso! Total de linhas: {</w:t>
+            </w:r>
+            <w:proofErr w:type="spellStart"/>
+            <w:r>
+              <w:rPr>
+                <w:rFonts w:eastAsia="Times New Roman"/>
+                <w:color w:val="000000"/>
+                <w:sz w:val="24"/>
+                <w:szCs w:val="24"/>
+              </w:rPr>
+              <w:t>len</w:t>
+            </w:r>
+            <w:proofErr w:type="spellEnd"/>
+            <w:r>
+              <w:rPr>
+                <w:rFonts w:eastAsia="Times New Roman"/>
+                <w:color w:val="000000"/>
+                <w:sz w:val="24"/>
+                <w:szCs w:val="24"/>
+              </w:rPr>
+              <w:t>(</w:t>
+            </w:r>
+            <w:proofErr w:type="spellStart"/>
+            <w:r>
+              <w:rPr>
+                <w:rFonts w:eastAsia="Times New Roman"/>
+                <w:color w:val="000000"/>
+                <w:sz w:val="24"/>
+                <w:szCs w:val="24"/>
+              </w:rPr>
+              <w:t>df_consolidado</w:t>
+            </w:r>
+            <w:proofErr w:type="spellEnd"/>
+            <w:r>
+              <w:rPr>
+                <w:rFonts w:eastAsia="Times New Roman"/>
+                <w:color w:val="000000"/>
+                <w:sz w:val="24"/>
+                <w:szCs w:val="24"/>
+              </w:rPr>
+              <w:t>)}")</w:t>
+            </w:r>
+          </w:p>
+          <w:p>
+            <w:pPr>
+              <w:spacing w:line="240" w:lineRule="auto"/>
+              <w:ind w:left="360"/>
+              <w:jc w:val="both"/>
+              <w:textAlignment w:val="baseline"/>
+              <w:rPr>
+                <w:rFonts w:eastAsia="Times New Roman"/>
+                <w:color w:val="000000"/>
+                <w:sz w:val="24"/>
+                <w:szCs w:val="24"/>
+              </w:rPr>
+            </w:pPr>
+            <w:proofErr w:type="spellStart"/>
+            <w:r>
+              <w:rPr>
+                <w:rFonts w:eastAsia="Times New Roman"/>
+                <w:color w:val="000000"/>
+                <w:sz w:val="24"/>
+                <w:szCs w:val="24"/>
+              </w:rPr>
+              <w:t>else</w:t>
+            </w:r>
+            <w:proofErr w:type="spellEnd"/>
+            <w:r>
+              <w:rPr>
+                <w:rFonts w:eastAsia="Times New Roman"/>
+                <w:color w:val="000000"/>
+                <w:sz w:val="24"/>
+                <w:szCs w:val="24"/>
+              </w:rPr>
+              <w:t>:</w:t>
+            </w:r>
+          </w:p>
+          <w:p>
+            <w:pPr>
+              <w:spacing w:line="240" w:lineRule="auto"/>
+              <w:ind w:left="360"/>
+              <w:jc w:val="both"/>
+              <w:textAlignment w:val="baseline"/>
+              <w:rPr>
+                <w:rFonts w:eastAsia="Times New Roman"/>
+                <w:color w:val="000000"/>
+                <w:sz w:val="24"/>
+                <w:szCs w:val="24"/>
+              </w:rPr>
+            </w:pPr>
+            <w:r>
+              <w:rPr>
+                <w:rFonts w:eastAsia="Times New Roman"/>
+                <w:color w:val="000000"/>
+                <w:sz w:val="24"/>
+                <w:szCs w:val="24"/>
+              </w:rPr>
+              <w:t xml:space="preserve">    </w:t>
+            </w:r>
+            <w:proofErr w:type="gramStart"/>
+            <w:r>
+              <w:rPr>
+                <w:rFonts w:eastAsia="Times New Roman"/>
+                <w:color w:val="000000"/>
+                <w:sz w:val="24"/>
+                <w:szCs w:val="24"/>
+              </w:rPr>
+              <w:t>print(</w:t>
+            </w:r>
+            <w:proofErr w:type="gramEnd"/>
+            <w:r>
+              <w:rPr>
+                <w:rFonts w:eastAsia="Times New Roman"/>
+                <w:color w:val="000000"/>
+                <w:sz w:val="24"/>
+                <w:szCs w:val="24"/>
+              </w:rPr>
+              <w:t>"Nenhum dado foi carregado.")</w:t>
+            </w:r>
+          </w:p>
+          <w:p>
+            <w:pPr>
+              <w:spacing w:line="240" w:lineRule="auto"/>
+              <w:ind w:left="360"/>
+              <w:jc w:val="both"/>
+              <w:textAlignment w:val="baseline"/>
+              <w:rPr>
+                <w:rFonts w:eastAsia="Times New Roman"/>
+                <w:color w:val="000000"/>
+                <w:sz w:val="24"/>
+                <w:szCs w:val="24"/>
+              </w:rPr>
+            </w:pPr>
+          </w:p>
+        </w:tc>
+      </w:tr>
+    </w:tbl>
+    <w:p>
+      <w:pPr>
+        <w:spacing w:line="240" w:lineRule="auto"/>
+        <w:jc w:val="both"/>
+        <w:textAlignment w:val="baseline"/>
+        <w:rPr>
+          <w:rFonts w:eastAsia="Times New Roman"/>
+          <w:color w:val="000000"/>
+          <w:sz w:val="24"/>
+          <w:szCs w:val="24"/>
+        </w:rPr>
+      </w:pPr>
+    </w:p>
+    <w:p>
+      <w:pPr>
+        <w:spacing w:line="240" w:lineRule="auto"/>
+        <w:jc w:val="both"/>
+        <w:textAlignment w:val="baseline"/>
+        <w:rPr>
+          <w:rFonts w:eastAsia="Times New Roman"/>
+          <w:color w:val="000000"/>
+          <w:sz w:val="24"/>
+          <w:szCs w:val="24"/>
+        </w:rPr>
+      </w:pPr>
+    </w:p>
+    <w:p>
+      <w:pPr>
+        <w:pStyle w:val="Ttulo1"/>
+        <w:numPr>
+          <w:ilvl w:val="0"/>
+          <w:numId w:val="21"/>
+        </w:numPr>
+      </w:pPr>
+      <w:bookmarkStart w:id="8" w:name="_Toc242827526"/>
+      <w:r>
+        <w:t xml:space="preserve">Tratamento de </w:t>
+      </w:r>
+      <w:proofErr w:type="spellStart"/>
+      <w:r>
+        <w:t>missing</w:t>
+      </w:r>
+      <w:proofErr w:type="spellEnd"/>
+      <w:r>
+        <w:t xml:space="preserve"> data, duplicidades e padronização de identificadores geográficos</w:t>
+      </w:r>
+      <w:bookmarkEnd w:id="8"/>
+    </w:p>
+    <w:p>
+      <w:pPr>
+        <w:spacing w:line="240" w:lineRule="auto"/>
+        <w:jc w:val="both"/>
+        <w:textAlignment w:val="baseline"/>
+        <w:rPr>
+          <w:rFonts w:eastAsia="Times New Roman"/>
+          <w:color w:val="000000"/>
+          <w:sz w:val="24"/>
+          <w:szCs w:val="24"/>
+        </w:rPr>
+      </w:pPr>
+    </w:p>
+    <w:p>
+      <w:pPr>
+        <w:spacing w:line="240" w:lineRule="auto"/>
+        <w:jc w:val="both"/>
+        <w:textAlignment w:val="baseline"/>
+        <w:rPr>
+          <w:rFonts w:eastAsia="Times New Roman"/>
+          <w:color w:val="000000"/>
+          <w:sz w:val="24"/>
+          <w:szCs w:val="24"/>
+        </w:rPr>
+      </w:pPr>
+    </w:p>
+    <w:p>
+      <w:pPr>
+        <w:spacing w:line="240" w:lineRule="auto"/>
+        <w:jc w:val="both"/>
+        <w:textAlignment w:val="baseline"/>
+        <w:rPr>
+          <w:rFonts w:eastAsia="Times New Roman"/>
+          <w:color w:val="000000"/>
+          <w:sz w:val="24"/>
+          <w:szCs w:val="24"/>
+        </w:rPr>
+      </w:pPr>
+    </w:p>
+    <w:tbl>
+      <w:tblPr>
+        <w:tblW w:w="0" w:type="auto"/>
+        <w:tblInd w:w="807" w:type="dxa"/>
+        <w:tblBorders>
+          <w:top w:val="single" w:sz="4" w:space="0" w:color="auto"/>
+          <w:left w:val="single" w:sz="4" w:space="0" w:color="auto"/>
+          <w:bottom w:val="single" w:sz="4" w:space="0" w:color="auto"/>
+          <w:right w:val="single" w:sz="4" w:space="0" w:color="auto"/>
+          <w:insideH w:val="single" w:sz="4" w:space="0" w:color="auto"/>
+          <w:insideV w:val="single" w:sz="4" w:space="0" w:color="auto"/>
+        </w:tblBorders>
+        <w:tblCellMar>
+          <w:left w:w="70" w:type="dxa"/>
+          <w:right w:w="70" w:type="dxa"/>
+        </w:tblCellMar>
+        <w:tblLook w:val="0000" w:firstRow="0" w:lastRow="0" w:firstColumn="0" w:lastColumn="0" w:noHBand="0" w:noVBand="0"/>
+      </w:tblPr>
+      <w:tblGrid>
+        <w:gridCol w:w="7802"/>
+      </w:tblGrid>
+      <w:tr>
+        <w:tblPrEx>
+          <w:tblCellMar>
+            <w:top w:w="0" w:type="dxa"/>
+            <w:bottom w:w="0" w:type="dxa"/>
+          </w:tblCellMar>
+        </w:tblPrEx>
+        <w:trPr>
+          <w:trHeight w:val="158"/>
+        </w:trPr>
+        <w:tc>
+          <w:tcPr>
+            <w:tcW w:w="5715" w:type="dxa"/>
+          </w:tcPr>
+          <w:p>
+            <w:pPr>
+              <w:spacing w:line="240" w:lineRule="auto"/>
+              <w:jc w:val="both"/>
+              <w:textAlignment w:val="baseline"/>
+              <w:rPr>
+                <w:rFonts w:eastAsia="Times New Roman"/>
+                <w:color w:val="000000"/>
+                <w:sz w:val="24"/>
+                <w:szCs w:val="24"/>
+              </w:rPr>
+            </w:pPr>
+            <w:r>
+              <w:rPr>
+                <w:rFonts w:eastAsia="Times New Roman"/>
+                <w:color w:val="000000"/>
+                <w:sz w:val="24"/>
+                <w:szCs w:val="24"/>
+              </w:rPr>
+              <w:t>#</w:t>
+            </w:r>
+            <w:r>
+              <w:rPr>
+                <w:rFonts w:eastAsia="Times New Roman"/>
+                <w:color w:val="000000"/>
+                <w:sz w:val="24"/>
+                <w:szCs w:val="24"/>
+              </w:rPr>
+              <w:t xml:space="preserve"> CONSOLIDAÇÃO DAS BASES</w:t>
+            </w:r>
+          </w:p>
+          <w:p>
+            <w:pPr>
+              <w:spacing w:line="240" w:lineRule="auto"/>
+              <w:jc w:val="both"/>
+              <w:textAlignment w:val="baseline"/>
+              <w:rPr>
+                <w:rFonts w:eastAsia="Times New Roman"/>
+                <w:color w:val="000000"/>
+                <w:sz w:val="24"/>
+                <w:szCs w:val="24"/>
+              </w:rPr>
+            </w:pPr>
+            <w:proofErr w:type="spellStart"/>
+            <w:r>
+              <w:rPr>
+                <w:rFonts w:eastAsia="Times New Roman"/>
+                <w:color w:val="000000"/>
+                <w:sz w:val="24"/>
+                <w:szCs w:val="24"/>
+              </w:rPr>
+              <w:lastRenderedPageBreak/>
+              <w:t>if</w:t>
+            </w:r>
+            <w:proofErr w:type="spellEnd"/>
+            <w:r>
+              <w:rPr>
+                <w:rFonts w:eastAsia="Times New Roman"/>
+                <w:color w:val="000000"/>
+                <w:sz w:val="24"/>
+                <w:szCs w:val="24"/>
+              </w:rPr>
+              <w:t xml:space="preserve"> </w:t>
+            </w:r>
+            <w:proofErr w:type="spellStart"/>
+            <w:r>
+              <w:rPr>
+                <w:rFonts w:eastAsia="Times New Roman"/>
+                <w:color w:val="000000"/>
+                <w:sz w:val="24"/>
+                <w:szCs w:val="24"/>
+              </w:rPr>
+              <w:t>lista_dfs</w:t>
+            </w:r>
+            <w:proofErr w:type="spellEnd"/>
+            <w:r>
+              <w:rPr>
+                <w:rFonts w:eastAsia="Times New Roman"/>
+                <w:color w:val="000000"/>
+                <w:sz w:val="24"/>
+                <w:szCs w:val="24"/>
+              </w:rPr>
+              <w:t>:</w:t>
+            </w:r>
+          </w:p>
+          <w:p>
+            <w:pPr>
+              <w:spacing w:line="240" w:lineRule="auto"/>
+              <w:jc w:val="both"/>
+              <w:textAlignment w:val="baseline"/>
+              <w:rPr>
+                <w:rFonts w:eastAsia="Times New Roman"/>
+                <w:color w:val="000000"/>
+                <w:sz w:val="24"/>
+                <w:szCs w:val="24"/>
+              </w:rPr>
+            </w:pPr>
+            <w:r>
+              <w:rPr>
+                <w:rFonts w:eastAsia="Times New Roman"/>
+                <w:color w:val="000000"/>
+                <w:sz w:val="24"/>
+                <w:szCs w:val="24"/>
+              </w:rPr>
+              <w:t xml:space="preserve">    </w:t>
+            </w:r>
+            <w:proofErr w:type="spellStart"/>
+            <w:r>
+              <w:rPr>
+                <w:rFonts w:eastAsia="Times New Roman"/>
+                <w:color w:val="000000"/>
+                <w:sz w:val="24"/>
+                <w:szCs w:val="24"/>
+              </w:rPr>
+              <w:t>df_consolidado</w:t>
+            </w:r>
+            <w:proofErr w:type="spellEnd"/>
+            <w:r>
+              <w:rPr>
+                <w:rFonts w:eastAsia="Times New Roman"/>
+                <w:color w:val="000000"/>
+                <w:sz w:val="24"/>
+                <w:szCs w:val="24"/>
+              </w:rPr>
+              <w:t xml:space="preserve"> = </w:t>
+            </w:r>
+            <w:proofErr w:type="spellStart"/>
+            <w:proofErr w:type="gramStart"/>
+            <w:r>
+              <w:rPr>
+                <w:rFonts w:eastAsia="Times New Roman"/>
+                <w:color w:val="000000"/>
+                <w:sz w:val="24"/>
+                <w:szCs w:val="24"/>
+              </w:rPr>
+              <w:t>pd.concat</w:t>
+            </w:r>
+            <w:proofErr w:type="spellEnd"/>
+            <w:proofErr w:type="gramEnd"/>
+            <w:r>
+              <w:rPr>
+                <w:rFonts w:eastAsia="Times New Roman"/>
+                <w:color w:val="000000"/>
+                <w:sz w:val="24"/>
+                <w:szCs w:val="24"/>
+              </w:rPr>
+              <w:t>(</w:t>
+            </w:r>
+            <w:proofErr w:type="spellStart"/>
+            <w:r>
+              <w:rPr>
+                <w:rFonts w:eastAsia="Times New Roman"/>
+                <w:color w:val="000000"/>
+                <w:sz w:val="24"/>
+                <w:szCs w:val="24"/>
+              </w:rPr>
+              <w:t>lista_dfs</w:t>
+            </w:r>
+            <w:proofErr w:type="spellEnd"/>
+            <w:r>
+              <w:rPr>
+                <w:rFonts w:eastAsia="Times New Roman"/>
+                <w:color w:val="000000"/>
+                <w:sz w:val="24"/>
+                <w:szCs w:val="24"/>
+              </w:rPr>
+              <w:t xml:space="preserve">, </w:t>
+            </w:r>
+            <w:proofErr w:type="spellStart"/>
+            <w:r>
+              <w:rPr>
+                <w:rFonts w:eastAsia="Times New Roman"/>
+                <w:color w:val="000000"/>
+                <w:sz w:val="24"/>
+                <w:szCs w:val="24"/>
+              </w:rPr>
+              <w:t>ignore_index</w:t>
+            </w:r>
+            <w:proofErr w:type="spellEnd"/>
+            <w:r>
+              <w:rPr>
+                <w:rFonts w:eastAsia="Times New Roman"/>
+                <w:color w:val="000000"/>
+                <w:sz w:val="24"/>
+                <w:szCs w:val="24"/>
+              </w:rPr>
+              <w:t>=</w:t>
+            </w:r>
+            <w:proofErr w:type="spellStart"/>
+            <w:r>
+              <w:rPr>
+                <w:rFonts w:eastAsia="Times New Roman"/>
+                <w:color w:val="000000"/>
+                <w:sz w:val="24"/>
+                <w:szCs w:val="24"/>
+              </w:rPr>
+              <w:t>True</w:t>
+            </w:r>
+            <w:proofErr w:type="spellEnd"/>
+            <w:r>
+              <w:rPr>
+                <w:rFonts w:eastAsia="Times New Roman"/>
+                <w:color w:val="000000"/>
+                <w:sz w:val="24"/>
+                <w:szCs w:val="24"/>
+              </w:rPr>
+              <w:t>)</w:t>
+            </w:r>
+          </w:p>
+          <w:p>
+            <w:pPr>
+              <w:spacing w:line="240" w:lineRule="auto"/>
+              <w:jc w:val="both"/>
+              <w:textAlignment w:val="baseline"/>
+              <w:rPr>
+                <w:rFonts w:eastAsia="Times New Roman"/>
+                <w:color w:val="000000"/>
+                <w:sz w:val="24"/>
+                <w:szCs w:val="24"/>
+              </w:rPr>
+            </w:pPr>
+            <w:r>
+              <w:rPr>
+                <w:rFonts w:eastAsia="Times New Roman"/>
+                <w:color w:val="000000"/>
+                <w:sz w:val="24"/>
+                <w:szCs w:val="24"/>
+              </w:rPr>
+              <w:t xml:space="preserve">    </w:t>
+            </w:r>
+            <w:proofErr w:type="gramStart"/>
+            <w:r>
+              <w:rPr>
+                <w:rFonts w:eastAsia="Times New Roman"/>
+                <w:color w:val="000000"/>
+                <w:sz w:val="24"/>
+                <w:szCs w:val="24"/>
+              </w:rPr>
+              <w:t>print(</w:t>
+            </w:r>
+            <w:proofErr w:type="spellStart"/>
+            <w:proofErr w:type="gramEnd"/>
+            <w:r>
+              <w:rPr>
+                <w:rFonts w:eastAsia="Times New Roman"/>
+                <w:color w:val="000000"/>
+                <w:sz w:val="24"/>
+                <w:szCs w:val="24"/>
+              </w:rPr>
+              <w:t>f"Base</w:t>
+            </w:r>
+            <w:proofErr w:type="spellEnd"/>
+            <w:r>
+              <w:rPr>
+                <w:rFonts w:eastAsia="Times New Roman"/>
+                <w:color w:val="000000"/>
+                <w:sz w:val="24"/>
+                <w:szCs w:val="24"/>
+              </w:rPr>
+              <w:t xml:space="preserve"> consolidada bruta: {</w:t>
+            </w:r>
+            <w:proofErr w:type="spellStart"/>
+            <w:r>
+              <w:rPr>
+                <w:rFonts w:eastAsia="Times New Roman"/>
+                <w:color w:val="000000"/>
+                <w:sz w:val="24"/>
+                <w:szCs w:val="24"/>
+              </w:rPr>
+              <w:t>len</w:t>
+            </w:r>
+            <w:proofErr w:type="spellEnd"/>
+            <w:r>
+              <w:rPr>
+                <w:rFonts w:eastAsia="Times New Roman"/>
+                <w:color w:val="000000"/>
+                <w:sz w:val="24"/>
+                <w:szCs w:val="24"/>
+              </w:rPr>
+              <w:t>(</w:t>
+            </w:r>
+            <w:proofErr w:type="spellStart"/>
+            <w:r>
+              <w:rPr>
+                <w:rFonts w:eastAsia="Times New Roman"/>
+                <w:color w:val="000000"/>
+                <w:sz w:val="24"/>
+                <w:szCs w:val="24"/>
+              </w:rPr>
+              <w:t>df_consolidado</w:t>
+            </w:r>
+            <w:proofErr w:type="spellEnd"/>
+            <w:r>
+              <w:rPr>
+                <w:rFonts w:eastAsia="Times New Roman"/>
+                <w:color w:val="000000"/>
+                <w:sz w:val="24"/>
+                <w:szCs w:val="24"/>
+              </w:rPr>
+              <w:t>)} linhas.")</w:t>
+            </w:r>
+          </w:p>
+          <w:p>
+            <w:pPr>
+              <w:spacing w:line="240" w:lineRule="auto"/>
+              <w:jc w:val="both"/>
+              <w:textAlignment w:val="baseline"/>
+              <w:rPr>
+                <w:rFonts w:eastAsia="Times New Roman"/>
+                <w:color w:val="000000"/>
+                <w:sz w:val="24"/>
+                <w:szCs w:val="24"/>
+              </w:rPr>
+            </w:pPr>
+            <w:r>
+              <w:rPr>
+                <w:rFonts w:eastAsia="Times New Roman"/>
+                <w:color w:val="000000"/>
+                <w:sz w:val="24"/>
+                <w:szCs w:val="24"/>
+              </w:rPr>
+              <w:t xml:space="preserve">    </w:t>
+            </w:r>
+          </w:p>
+          <w:p>
+            <w:pPr>
+              <w:spacing w:line="240" w:lineRule="auto"/>
+              <w:jc w:val="both"/>
+              <w:textAlignment w:val="baseline"/>
+              <w:rPr>
+                <w:rFonts w:eastAsia="Times New Roman"/>
+                <w:color w:val="000000"/>
+                <w:sz w:val="24"/>
+                <w:szCs w:val="24"/>
+              </w:rPr>
+            </w:pPr>
+            <w:r>
+              <w:rPr>
+                <w:rFonts w:eastAsia="Times New Roman"/>
+                <w:color w:val="000000"/>
+                <w:sz w:val="24"/>
+                <w:szCs w:val="24"/>
+              </w:rPr>
+              <w:t xml:space="preserve">    </w:t>
+            </w:r>
+          </w:p>
+          <w:p>
+            <w:pPr>
+              <w:spacing w:line="240" w:lineRule="auto"/>
+              <w:jc w:val="both"/>
+              <w:textAlignment w:val="baseline"/>
+              <w:rPr>
+                <w:rFonts w:eastAsia="Times New Roman"/>
+                <w:color w:val="000000"/>
+                <w:sz w:val="24"/>
+                <w:szCs w:val="24"/>
+              </w:rPr>
+            </w:pPr>
+            <w:r>
+              <w:rPr>
+                <w:rFonts w:eastAsia="Times New Roman"/>
+                <w:color w:val="000000"/>
+                <w:sz w:val="24"/>
+                <w:szCs w:val="24"/>
+              </w:rPr>
+              <w:t xml:space="preserve">    # 2. TRATAMENTO DE DUPLICIDADES</w:t>
+            </w:r>
+          </w:p>
+          <w:p>
+            <w:pPr>
+              <w:spacing w:line="240" w:lineRule="auto"/>
+              <w:jc w:val="both"/>
+              <w:textAlignment w:val="baseline"/>
+              <w:rPr>
+                <w:rFonts w:eastAsia="Times New Roman"/>
+                <w:color w:val="000000"/>
+                <w:sz w:val="24"/>
+                <w:szCs w:val="24"/>
+              </w:rPr>
+            </w:pPr>
+            <w:r>
+              <w:rPr>
+                <w:rFonts w:eastAsia="Times New Roman"/>
+                <w:color w:val="000000"/>
+                <w:sz w:val="24"/>
+                <w:szCs w:val="24"/>
+              </w:rPr>
+              <w:t xml:space="preserve">    </w:t>
+            </w:r>
+          </w:p>
+          <w:p>
+            <w:pPr>
+              <w:spacing w:line="240" w:lineRule="auto"/>
+              <w:jc w:val="both"/>
+              <w:textAlignment w:val="baseline"/>
+              <w:rPr>
+                <w:rFonts w:eastAsia="Times New Roman"/>
+                <w:color w:val="000000"/>
+                <w:sz w:val="24"/>
+                <w:szCs w:val="24"/>
+              </w:rPr>
+            </w:pPr>
+            <w:r>
+              <w:rPr>
+                <w:rFonts w:eastAsia="Times New Roman"/>
+                <w:color w:val="000000"/>
+                <w:sz w:val="24"/>
+                <w:szCs w:val="24"/>
+              </w:rPr>
+              <w:t xml:space="preserve">    # Remove linhas inteiramente duplicadas</w:t>
+            </w:r>
+          </w:p>
+          <w:p>
+            <w:pPr>
+              <w:spacing w:line="240" w:lineRule="auto"/>
+              <w:jc w:val="both"/>
+              <w:textAlignment w:val="baseline"/>
+              <w:rPr>
+                <w:rFonts w:eastAsia="Times New Roman"/>
+                <w:color w:val="000000"/>
+                <w:sz w:val="24"/>
+                <w:szCs w:val="24"/>
+              </w:rPr>
+            </w:pPr>
+            <w:r>
+              <w:rPr>
+                <w:rFonts w:eastAsia="Times New Roman"/>
+                <w:color w:val="000000"/>
+                <w:sz w:val="24"/>
+                <w:szCs w:val="24"/>
+              </w:rPr>
+              <w:t xml:space="preserve">    </w:t>
+            </w:r>
+            <w:proofErr w:type="spellStart"/>
+            <w:r>
+              <w:rPr>
+                <w:rFonts w:eastAsia="Times New Roman"/>
+                <w:color w:val="000000"/>
+                <w:sz w:val="24"/>
+                <w:szCs w:val="24"/>
+              </w:rPr>
+              <w:t>linhas_antes</w:t>
+            </w:r>
+            <w:proofErr w:type="spellEnd"/>
+            <w:r>
+              <w:rPr>
+                <w:rFonts w:eastAsia="Times New Roman"/>
+                <w:color w:val="000000"/>
+                <w:sz w:val="24"/>
+                <w:szCs w:val="24"/>
+              </w:rPr>
+              <w:t xml:space="preserve"> = </w:t>
+            </w:r>
+            <w:proofErr w:type="spellStart"/>
+            <w:r>
+              <w:rPr>
+                <w:rFonts w:eastAsia="Times New Roman"/>
+                <w:color w:val="000000"/>
+                <w:sz w:val="24"/>
+                <w:szCs w:val="24"/>
+              </w:rPr>
+              <w:t>len</w:t>
+            </w:r>
+            <w:proofErr w:type="spellEnd"/>
+            <w:r>
+              <w:rPr>
+                <w:rFonts w:eastAsia="Times New Roman"/>
+                <w:color w:val="000000"/>
+                <w:sz w:val="24"/>
+                <w:szCs w:val="24"/>
+              </w:rPr>
+              <w:t>(</w:t>
+            </w:r>
+            <w:proofErr w:type="spellStart"/>
+            <w:r>
+              <w:rPr>
+                <w:rFonts w:eastAsia="Times New Roman"/>
+                <w:color w:val="000000"/>
+                <w:sz w:val="24"/>
+                <w:szCs w:val="24"/>
+              </w:rPr>
+              <w:t>df_consolidado</w:t>
+            </w:r>
+            <w:proofErr w:type="spellEnd"/>
+            <w:r>
+              <w:rPr>
+                <w:rFonts w:eastAsia="Times New Roman"/>
+                <w:color w:val="000000"/>
+                <w:sz w:val="24"/>
+                <w:szCs w:val="24"/>
+              </w:rPr>
+              <w:t>)</w:t>
+            </w:r>
+          </w:p>
+          <w:p>
+            <w:pPr>
+              <w:spacing w:line="240" w:lineRule="auto"/>
+              <w:jc w:val="both"/>
+              <w:textAlignment w:val="baseline"/>
+              <w:rPr>
+                <w:rFonts w:eastAsia="Times New Roman"/>
+                <w:color w:val="000000"/>
+                <w:sz w:val="24"/>
+                <w:szCs w:val="24"/>
+              </w:rPr>
+            </w:pPr>
+            <w:r>
+              <w:rPr>
+                <w:rFonts w:eastAsia="Times New Roman"/>
+                <w:color w:val="000000"/>
+                <w:sz w:val="24"/>
+                <w:szCs w:val="24"/>
+              </w:rPr>
+              <w:t xml:space="preserve">    </w:t>
+            </w:r>
+            <w:proofErr w:type="spellStart"/>
+            <w:r>
+              <w:rPr>
+                <w:rFonts w:eastAsia="Times New Roman"/>
+                <w:color w:val="000000"/>
+                <w:sz w:val="24"/>
+                <w:szCs w:val="24"/>
+              </w:rPr>
+              <w:t>df_consolidado</w:t>
+            </w:r>
+            <w:proofErr w:type="spellEnd"/>
+            <w:r>
+              <w:rPr>
+                <w:rFonts w:eastAsia="Times New Roman"/>
+                <w:color w:val="000000"/>
+                <w:sz w:val="24"/>
+                <w:szCs w:val="24"/>
+              </w:rPr>
+              <w:t xml:space="preserve"> = </w:t>
+            </w:r>
+            <w:proofErr w:type="spellStart"/>
+            <w:r>
+              <w:rPr>
+                <w:rFonts w:eastAsia="Times New Roman"/>
+                <w:color w:val="000000"/>
+                <w:sz w:val="24"/>
+                <w:szCs w:val="24"/>
+              </w:rPr>
+              <w:t>df_</w:t>
+            </w:r>
+            <w:proofErr w:type="gramStart"/>
+            <w:r>
+              <w:rPr>
+                <w:rFonts w:eastAsia="Times New Roman"/>
+                <w:color w:val="000000"/>
+                <w:sz w:val="24"/>
+                <w:szCs w:val="24"/>
+              </w:rPr>
+              <w:t>consolidado.drop</w:t>
+            </w:r>
+            <w:proofErr w:type="gramEnd"/>
+            <w:r>
+              <w:rPr>
+                <w:rFonts w:eastAsia="Times New Roman"/>
+                <w:color w:val="000000"/>
+                <w:sz w:val="24"/>
+                <w:szCs w:val="24"/>
+              </w:rPr>
+              <w:t>_</w:t>
+            </w:r>
+            <w:proofErr w:type="gramStart"/>
+            <w:r>
+              <w:rPr>
+                <w:rFonts w:eastAsia="Times New Roman"/>
+                <w:color w:val="000000"/>
+                <w:sz w:val="24"/>
+                <w:szCs w:val="24"/>
+              </w:rPr>
+              <w:t>duplicates</w:t>
+            </w:r>
+            <w:proofErr w:type="spellEnd"/>
+            <w:r>
+              <w:rPr>
+                <w:rFonts w:eastAsia="Times New Roman"/>
+                <w:color w:val="000000"/>
+                <w:sz w:val="24"/>
+                <w:szCs w:val="24"/>
+              </w:rPr>
+              <w:t>(</w:t>
+            </w:r>
+            <w:proofErr w:type="gramEnd"/>
+            <w:r>
+              <w:rPr>
+                <w:rFonts w:eastAsia="Times New Roman"/>
+                <w:color w:val="000000"/>
+                <w:sz w:val="24"/>
+                <w:szCs w:val="24"/>
+              </w:rPr>
+              <w:t>)</w:t>
+            </w:r>
+          </w:p>
+          <w:p>
+            <w:pPr>
+              <w:spacing w:line="240" w:lineRule="auto"/>
+              <w:jc w:val="both"/>
+              <w:textAlignment w:val="baseline"/>
+              <w:rPr>
+                <w:rFonts w:eastAsia="Times New Roman"/>
+                <w:color w:val="000000"/>
+                <w:sz w:val="24"/>
+                <w:szCs w:val="24"/>
+              </w:rPr>
+            </w:pPr>
+            <w:r>
+              <w:rPr>
+                <w:rFonts w:eastAsia="Times New Roman"/>
+                <w:color w:val="000000"/>
+                <w:sz w:val="24"/>
+                <w:szCs w:val="24"/>
+              </w:rPr>
+              <w:t xml:space="preserve">    </w:t>
+            </w:r>
+            <w:proofErr w:type="gramStart"/>
+            <w:r>
+              <w:rPr>
+                <w:rFonts w:eastAsia="Times New Roman"/>
+                <w:color w:val="000000"/>
+                <w:sz w:val="24"/>
+                <w:szCs w:val="24"/>
+              </w:rPr>
+              <w:t>print(</w:t>
+            </w:r>
+            <w:proofErr w:type="spellStart"/>
+            <w:proofErr w:type="gramEnd"/>
+            <w:r>
+              <w:rPr>
+                <w:rFonts w:eastAsia="Times New Roman"/>
+                <w:color w:val="000000"/>
+                <w:sz w:val="24"/>
+                <w:szCs w:val="24"/>
+              </w:rPr>
+              <w:t>f"Duplicidades</w:t>
+            </w:r>
+            <w:proofErr w:type="spellEnd"/>
+            <w:r>
+              <w:rPr>
+                <w:rFonts w:eastAsia="Times New Roman"/>
+                <w:color w:val="000000"/>
+                <w:sz w:val="24"/>
+                <w:szCs w:val="24"/>
+              </w:rPr>
+              <w:t xml:space="preserve"> removidas: {</w:t>
+            </w:r>
+            <w:proofErr w:type="spellStart"/>
+            <w:r>
+              <w:rPr>
+                <w:rFonts w:eastAsia="Times New Roman"/>
+                <w:color w:val="000000"/>
+                <w:sz w:val="24"/>
+                <w:szCs w:val="24"/>
+              </w:rPr>
+              <w:t>linhas_antes</w:t>
+            </w:r>
+            <w:proofErr w:type="spellEnd"/>
+            <w:r>
+              <w:rPr>
+                <w:rFonts w:eastAsia="Times New Roman"/>
+                <w:color w:val="000000"/>
+                <w:sz w:val="24"/>
+                <w:szCs w:val="24"/>
+              </w:rPr>
+              <w:t xml:space="preserve"> - </w:t>
+            </w:r>
+            <w:proofErr w:type="spellStart"/>
+            <w:r>
+              <w:rPr>
+                <w:rFonts w:eastAsia="Times New Roman"/>
+                <w:color w:val="000000"/>
+                <w:sz w:val="24"/>
+                <w:szCs w:val="24"/>
+              </w:rPr>
+              <w:t>len</w:t>
+            </w:r>
+            <w:proofErr w:type="spellEnd"/>
+            <w:r>
+              <w:rPr>
+                <w:rFonts w:eastAsia="Times New Roman"/>
+                <w:color w:val="000000"/>
+                <w:sz w:val="24"/>
+                <w:szCs w:val="24"/>
+              </w:rPr>
+              <w:t>(</w:t>
+            </w:r>
+            <w:proofErr w:type="spellStart"/>
+            <w:r>
+              <w:rPr>
+                <w:rFonts w:eastAsia="Times New Roman"/>
+                <w:color w:val="000000"/>
+                <w:sz w:val="24"/>
+                <w:szCs w:val="24"/>
+              </w:rPr>
+              <w:t>df_consolidado</w:t>
+            </w:r>
+            <w:proofErr w:type="spellEnd"/>
+            <w:r>
+              <w:rPr>
+                <w:rFonts w:eastAsia="Times New Roman"/>
+                <w:color w:val="000000"/>
+                <w:sz w:val="24"/>
+                <w:szCs w:val="24"/>
+              </w:rPr>
+              <w:t>)} linhas.")</w:t>
+            </w:r>
+          </w:p>
+          <w:p>
+            <w:pPr>
+              <w:spacing w:line="240" w:lineRule="auto"/>
+              <w:jc w:val="both"/>
+              <w:textAlignment w:val="baseline"/>
+              <w:rPr>
+                <w:rFonts w:eastAsia="Times New Roman"/>
+                <w:color w:val="000000"/>
+                <w:sz w:val="24"/>
+                <w:szCs w:val="24"/>
+              </w:rPr>
+            </w:pPr>
+            <w:r>
+              <w:rPr>
+                <w:rFonts w:eastAsia="Times New Roman"/>
+                <w:color w:val="000000"/>
+                <w:sz w:val="24"/>
+                <w:szCs w:val="24"/>
+              </w:rPr>
+              <w:t xml:space="preserve">    </w:t>
+            </w:r>
+          </w:p>
+          <w:p>
+            <w:pPr>
+              <w:spacing w:line="240" w:lineRule="auto"/>
+              <w:jc w:val="both"/>
+              <w:textAlignment w:val="baseline"/>
+              <w:rPr>
+                <w:rFonts w:eastAsia="Times New Roman"/>
+                <w:color w:val="000000"/>
+                <w:sz w:val="24"/>
+                <w:szCs w:val="24"/>
+              </w:rPr>
+            </w:pPr>
+            <w:r>
+              <w:rPr>
+                <w:rFonts w:eastAsia="Times New Roman"/>
+                <w:color w:val="000000"/>
+                <w:sz w:val="24"/>
+                <w:szCs w:val="24"/>
+              </w:rPr>
+              <w:t xml:space="preserve">    # Se quiser garantir que o mesmo aluno não tenha registros duplicados no MESMO ano:</w:t>
+            </w:r>
+          </w:p>
+          <w:p>
+            <w:pPr>
+              <w:spacing w:line="240" w:lineRule="auto"/>
+              <w:jc w:val="both"/>
+              <w:textAlignment w:val="baseline"/>
+              <w:rPr>
+                <w:rFonts w:eastAsia="Times New Roman"/>
+                <w:color w:val="000000"/>
+                <w:sz w:val="24"/>
+                <w:szCs w:val="24"/>
+              </w:rPr>
+            </w:pPr>
+            <w:r>
+              <w:rPr>
+                <w:rFonts w:eastAsia="Times New Roman"/>
+                <w:color w:val="000000"/>
+                <w:sz w:val="24"/>
+                <w:szCs w:val="24"/>
+              </w:rPr>
+              <w:t xml:space="preserve">    </w:t>
+            </w:r>
+            <w:proofErr w:type="spellStart"/>
+            <w:r>
+              <w:rPr>
+                <w:rFonts w:eastAsia="Times New Roman"/>
+                <w:color w:val="000000"/>
+                <w:sz w:val="24"/>
+                <w:szCs w:val="24"/>
+              </w:rPr>
+              <w:t>if</w:t>
+            </w:r>
+            <w:proofErr w:type="spellEnd"/>
+            <w:r>
+              <w:rPr>
+                <w:rFonts w:eastAsia="Times New Roman"/>
+                <w:color w:val="000000"/>
+                <w:sz w:val="24"/>
+                <w:szCs w:val="24"/>
+              </w:rPr>
+              <w:t xml:space="preserve"> 'CD_ALUNO_ANONIMIZADO' in </w:t>
+            </w:r>
+            <w:proofErr w:type="spellStart"/>
+            <w:r>
+              <w:rPr>
+                <w:rFonts w:eastAsia="Times New Roman"/>
+                <w:color w:val="000000"/>
+                <w:sz w:val="24"/>
+                <w:szCs w:val="24"/>
+              </w:rPr>
+              <w:t>df_</w:t>
+            </w:r>
+            <w:proofErr w:type="gramStart"/>
+            <w:r>
+              <w:rPr>
+                <w:rFonts w:eastAsia="Times New Roman"/>
+                <w:color w:val="000000"/>
+                <w:sz w:val="24"/>
+                <w:szCs w:val="24"/>
+              </w:rPr>
+              <w:t>consolidado.columns</w:t>
+            </w:r>
+            <w:proofErr w:type="spellEnd"/>
+            <w:proofErr w:type="gramEnd"/>
+            <w:r>
+              <w:rPr>
+                <w:rFonts w:eastAsia="Times New Roman"/>
+                <w:color w:val="000000"/>
+                <w:sz w:val="24"/>
+                <w:szCs w:val="24"/>
+              </w:rPr>
+              <w:t>:</w:t>
+            </w:r>
+          </w:p>
+          <w:p>
+            <w:pPr>
+              <w:spacing w:line="240" w:lineRule="auto"/>
+              <w:jc w:val="both"/>
+              <w:textAlignment w:val="baseline"/>
+              <w:rPr>
+                <w:rFonts w:eastAsia="Times New Roman"/>
+                <w:color w:val="000000"/>
+                <w:sz w:val="24"/>
+                <w:szCs w:val="24"/>
+              </w:rPr>
+            </w:pPr>
+            <w:r>
+              <w:rPr>
+                <w:rFonts w:eastAsia="Times New Roman"/>
+                <w:color w:val="000000"/>
+                <w:sz w:val="24"/>
+                <w:szCs w:val="24"/>
+              </w:rPr>
+              <w:t xml:space="preserve">        </w:t>
+            </w:r>
+            <w:proofErr w:type="spellStart"/>
+            <w:r>
+              <w:rPr>
+                <w:rFonts w:eastAsia="Times New Roman"/>
+                <w:color w:val="000000"/>
+                <w:sz w:val="24"/>
+                <w:szCs w:val="24"/>
+              </w:rPr>
+              <w:t>df_consolidado</w:t>
+            </w:r>
+            <w:proofErr w:type="spellEnd"/>
+            <w:r>
+              <w:rPr>
+                <w:rFonts w:eastAsia="Times New Roman"/>
+                <w:color w:val="000000"/>
+                <w:sz w:val="24"/>
+                <w:szCs w:val="24"/>
+              </w:rPr>
+              <w:t xml:space="preserve"> = </w:t>
+            </w:r>
+            <w:proofErr w:type="spellStart"/>
+            <w:r>
+              <w:rPr>
+                <w:rFonts w:eastAsia="Times New Roman"/>
+                <w:color w:val="000000"/>
+                <w:sz w:val="24"/>
+                <w:szCs w:val="24"/>
+              </w:rPr>
+              <w:t>df_</w:t>
+            </w:r>
+            <w:proofErr w:type="gramStart"/>
+            <w:r>
+              <w:rPr>
+                <w:rFonts w:eastAsia="Times New Roman"/>
+                <w:color w:val="000000"/>
+                <w:sz w:val="24"/>
+                <w:szCs w:val="24"/>
+              </w:rPr>
+              <w:t>consolidado.drop</w:t>
+            </w:r>
+            <w:proofErr w:type="gramEnd"/>
+            <w:r>
+              <w:rPr>
+                <w:rFonts w:eastAsia="Times New Roman"/>
+                <w:color w:val="000000"/>
+                <w:sz w:val="24"/>
+                <w:szCs w:val="24"/>
+              </w:rPr>
+              <w:t>_</w:t>
+            </w:r>
+            <w:proofErr w:type="gramStart"/>
+            <w:r>
+              <w:rPr>
+                <w:rFonts w:eastAsia="Times New Roman"/>
+                <w:color w:val="000000"/>
+                <w:sz w:val="24"/>
+                <w:szCs w:val="24"/>
+              </w:rPr>
+              <w:t>duplicates</w:t>
+            </w:r>
+            <w:proofErr w:type="spellEnd"/>
+            <w:r>
+              <w:rPr>
+                <w:rFonts w:eastAsia="Times New Roman"/>
+                <w:color w:val="000000"/>
+                <w:sz w:val="24"/>
+                <w:szCs w:val="24"/>
+              </w:rPr>
+              <w:t>(</w:t>
+            </w:r>
+            <w:proofErr w:type="spellStart"/>
+            <w:proofErr w:type="gramEnd"/>
+            <w:r>
+              <w:rPr>
+                <w:rFonts w:eastAsia="Times New Roman"/>
+                <w:color w:val="000000"/>
+                <w:sz w:val="24"/>
+                <w:szCs w:val="24"/>
+              </w:rPr>
+              <w:t>subset</w:t>
+            </w:r>
+            <w:proofErr w:type="spellEnd"/>
+            <w:proofErr w:type="gramStart"/>
+            <w:r>
+              <w:rPr>
+                <w:rFonts w:eastAsia="Times New Roman"/>
+                <w:color w:val="000000"/>
+                <w:sz w:val="24"/>
+                <w:szCs w:val="24"/>
+              </w:rPr>
+              <w:t>=[</w:t>
+            </w:r>
+            <w:proofErr w:type="gramEnd"/>
+            <w:r>
+              <w:rPr>
+                <w:rFonts w:eastAsia="Times New Roman"/>
+                <w:color w:val="000000"/>
+                <w:sz w:val="24"/>
+                <w:szCs w:val="24"/>
+              </w:rPr>
+              <w:t>'CD_ALUNO_ANONIMIZADO', 'ano'])</w:t>
+            </w:r>
+          </w:p>
+          <w:p>
+            <w:pPr>
+              <w:spacing w:line="240" w:lineRule="auto"/>
+              <w:jc w:val="both"/>
+              <w:textAlignment w:val="baseline"/>
+              <w:rPr>
+                <w:rFonts w:eastAsia="Times New Roman"/>
+                <w:color w:val="000000"/>
+                <w:sz w:val="24"/>
+                <w:szCs w:val="24"/>
+              </w:rPr>
+            </w:pPr>
+            <w:r>
+              <w:rPr>
+                <w:rFonts w:eastAsia="Times New Roman"/>
+                <w:color w:val="000000"/>
+                <w:sz w:val="24"/>
+                <w:szCs w:val="24"/>
+              </w:rPr>
+              <w:t xml:space="preserve">    </w:t>
+            </w:r>
+          </w:p>
+          <w:p>
+            <w:pPr>
+              <w:spacing w:line="240" w:lineRule="auto"/>
+              <w:jc w:val="both"/>
+              <w:textAlignment w:val="baseline"/>
+              <w:rPr>
+                <w:rFonts w:eastAsia="Times New Roman"/>
+                <w:color w:val="000000"/>
+                <w:sz w:val="24"/>
+                <w:szCs w:val="24"/>
+              </w:rPr>
+            </w:pPr>
+            <w:r>
+              <w:rPr>
+                <w:rFonts w:eastAsia="Times New Roman"/>
+                <w:color w:val="000000"/>
+                <w:sz w:val="24"/>
+                <w:szCs w:val="24"/>
+              </w:rPr>
+              <w:t xml:space="preserve">    </w:t>
+            </w:r>
+          </w:p>
+          <w:p>
+            <w:pPr>
+              <w:spacing w:line="240" w:lineRule="auto"/>
+              <w:jc w:val="both"/>
+              <w:textAlignment w:val="baseline"/>
+              <w:rPr>
+                <w:rFonts w:eastAsia="Times New Roman"/>
+                <w:color w:val="000000"/>
+                <w:sz w:val="24"/>
+                <w:szCs w:val="24"/>
+              </w:rPr>
+            </w:pPr>
+            <w:r>
+              <w:rPr>
+                <w:rFonts w:eastAsia="Times New Roman"/>
+                <w:color w:val="000000"/>
+                <w:sz w:val="24"/>
+                <w:szCs w:val="24"/>
+              </w:rPr>
+              <w:t xml:space="preserve">    # 3. TRATAMENTO DE MISSING DATA (VALORES NULOS)</w:t>
+            </w:r>
+          </w:p>
+          <w:p>
+            <w:pPr>
+              <w:spacing w:line="240" w:lineRule="auto"/>
+              <w:jc w:val="both"/>
+              <w:textAlignment w:val="baseline"/>
+              <w:rPr>
+                <w:rFonts w:eastAsia="Times New Roman"/>
+                <w:color w:val="000000"/>
+                <w:sz w:val="24"/>
+                <w:szCs w:val="24"/>
+              </w:rPr>
+            </w:pPr>
+            <w:r>
+              <w:rPr>
+                <w:rFonts w:eastAsia="Times New Roman"/>
+                <w:color w:val="000000"/>
+                <w:sz w:val="24"/>
+                <w:szCs w:val="24"/>
+              </w:rPr>
+              <w:t xml:space="preserve">    </w:t>
+            </w:r>
+          </w:p>
+          <w:p>
+            <w:pPr>
+              <w:spacing w:line="240" w:lineRule="auto"/>
+              <w:jc w:val="both"/>
+              <w:textAlignment w:val="baseline"/>
+              <w:rPr>
+                <w:rFonts w:eastAsia="Times New Roman"/>
+                <w:color w:val="000000"/>
+                <w:sz w:val="24"/>
+                <w:szCs w:val="24"/>
+              </w:rPr>
+            </w:pPr>
+            <w:r>
+              <w:rPr>
+                <w:rFonts w:eastAsia="Times New Roman"/>
+                <w:color w:val="000000"/>
+                <w:sz w:val="24"/>
+                <w:szCs w:val="24"/>
+              </w:rPr>
+              <w:t xml:space="preserve">    # Exemplo: Verificar quantos nulos temos antes</w:t>
+            </w:r>
+          </w:p>
+          <w:p>
+            <w:pPr>
+              <w:spacing w:line="240" w:lineRule="auto"/>
+              <w:jc w:val="both"/>
+              <w:textAlignment w:val="baseline"/>
+              <w:rPr>
+                <w:rFonts w:eastAsia="Times New Roman"/>
+                <w:color w:val="000000"/>
+                <w:sz w:val="24"/>
+                <w:szCs w:val="24"/>
+              </w:rPr>
+            </w:pPr>
+            <w:r>
+              <w:rPr>
+                <w:rFonts w:eastAsia="Times New Roman"/>
+                <w:color w:val="000000"/>
+                <w:sz w:val="24"/>
+                <w:szCs w:val="24"/>
+              </w:rPr>
+              <w:t xml:space="preserve">    </w:t>
+            </w:r>
+            <w:proofErr w:type="gramStart"/>
+            <w:r>
+              <w:rPr>
+                <w:rFonts w:eastAsia="Times New Roman"/>
+                <w:color w:val="000000"/>
+                <w:sz w:val="24"/>
+                <w:szCs w:val="24"/>
+              </w:rPr>
+              <w:t>print(</w:t>
+            </w:r>
+            <w:proofErr w:type="gramEnd"/>
+            <w:r>
+              <w:rPr>
+                <w:rFonts w:eastAsia="Times New Roman"/>
+                <w:color w:val="000000"/>
+                <w:sz w:val="24"/>
+                <w:szCs w:val="24"/>
+              </w:rPr>
+              <w:t>"\</w:t>
+            </w:r>
+            <w:proofErr w:type="spellStart"/>
+            <w:r>
+              <w:rPr>
+                <w:rFonts w:eastAsia="Times New Roman"/>
+                <w:color w:val="000000"/>
+                <w:sz w:val="24"/>
+                <w:szCs w:val="24"/>
+              </w:rPr>
+              <w:t>nValores</w:t>
+            </w:r>
+            <w:proofErr w:type="spellEnd"/>
+            <w:r>
+              <w:rPr>
+                <w:rFonts w:eastAsia="Times New Roman"/>
+                <w:color w:val="000000"/>
+                <w:sz w:val="24"/>
+                <w:szCs w:val="24"/>
+              </w:rPr>
+              <w:t xml:space="preserve"> nulos por coluna antes do tratamento:")</w:t>
+            </w:r>
+          </w:p>
+          <w:p>
+            <w:pPr>
+              <w:spacing w:line="240" w:lineRule="auto"/>
+              <w:jc w:val="both"/>
+              <w:textAlignment w:val="baseline"/>
+              <w:rPr>
+                <w:rFonts w:eastAsia="Times New Roman"/>
+                <w:color w:val="000000"/>
+                <w:sz w:val="24"/>
+                <w:szCs w:val="24"/>
+              </w:rPr>
+            </w:pPr>
+            <w:r>
+              <w:rPr>
+                <w:rFonts w:eastAsia="Times New Roman"/>
+                <w:color w:val="000000"/>
+                <w:sz w:val="24"/>
+                <w:szCs w:val="24"/>
+              </w:rPr>
+              <w:t xml:space="preserve">    print(</w:t>
+            </w:r>
+            <w:proofErr w:type="spellStart"/>
+            <w:r>
+              <w:rPr>
+                <w:rFonts w:eastAsia="Times New Roman"/>
+                <w:color w:val="000000"/>
+                <w:sz w:val="24"/>
+                <w:szCs w:val="24"/>
+              </w:rPr>
+              <w:t>df_</w:t>
+            </w:r>
+            <w:proofErr w:type="gramStart"/>
+            <w:r>
+              <w:rPr>
+                <w:rFonts w:eastAsia="Times New Roman"/>
+                <w:color w:val="000000"/>
+                <w:sz w:val="24"/>
+                <w:szCs w:val="24"/>
+              </w:rPr>
+              <w:t>consolidado.isnull</w:t>
+            </w:r>
+            <w:proofErr w:type="spellEnd"/>
+            <w:proofErr w:type="gramEnd"/>
+            <w:r>
+              <w:rPr>
+                <w:rFonts w:eastAsia="Times New Roman"/>
+                <w:color w:val="000000"/>
+                <w:sz w:val="24"/>
+                <w:szCs w:val="24"/>
+              </w:rPr>
+              <w:t>(</w:t>
+            </w:r>
+            <w:proofErr w:type="gramStart"/>
+            <w:r>
+              <w:rPr>
+                <w:rFonts w:eastAsia="Times New Roman"/>
+                <w:color w:val="000000"/>
+                <w:sz w:val="24"/>
+                <w:szCs w:val="24"/>
+              </w:rPr>
+              <w:t>).sum</w:t>
+            </w:r>
+            <w:proofErr w:type="gramEnd"/>
+            <w:r>
+              <w:rPr>
+                <w:rFonts w:eastAsia="Times New Roman"/>
+                <w:color w:val="000000"/>
+                <w:sz w:val="24"/>
+                <w:szCs w:val="24"/>
+              </w:rPr>
+              <w:t>())</w:t>
+            </w:r>
+          </w:p>
+          <w:p>
+            <w:pPr>
+              <w:spacing w:line="240" w:lineRule="auto"/>
+              <w:jc w:val="both"/>
+              <w:textAlignment w:val="baseline"/>
+              <w:rPr>
+                <w:rFonts w:eastAsia="Times New Roman"/>
+                <w:color w:val="000000"/>
+                <w:sz w:val="24"/>
+                <w:szCs w:val="24"/>
+              </w:rPr>
+            </w:pPr>
+            <w:r>
+              <w:rPr>
+                <w:rFonts w:eastAsia="Times New Roman"/>
+                <w:color w:val="000000"/>
+                <w:sz w:val="24"/>
+                <w:szCs w:val="24"/>
+              </w:rPr>
+              <w:t xml:space="preserve">    </w:t>
+            </w:r>
+          </w:p>
+          <w:p>
+            <w:pPr>
+              <w:spacing w:line="240" w:lineRule="auto"/>
+              <w:jc w:val="both"/>
+              <w:textAlignment w:val="baseline"/>
+              <w:rPr>
+                <w:rFonts w:eastAsia="Times New Roman"/>
+                <w:color w:val="000000"/>
+                <w:sz w:val="24"/>
+                <w:szCs w:val="24"/>
+              </w:rPr>
+            </w:pPr>
+            <w:r>
+              <w:rPr>
+                <w:rFonts w:eastAsia="Times New Roman"/>
+                <w:color w:val="000000"/>
+                <w:sz w:val="24"/>
+                <w:szCs w:val="24"/>
+              </w:rPr>
+              <w:t xml:space="preserve">    # Decisão acadêmica: Remover linhas onde faltam dados críticos para a análise (</w:t>
+            </w:r>
+            <w:proofErr w:type="spellStart"/>
+            <w:r>
+              <w:rPr>
+                <w:rFonts w:eastAsia="Times New Roman"/>
+                <w:color w:val="000000"/>
+                <w:sz w:val="24"/>
+                <w:szCs w:val="24"/>
+              </w:rPr>
+              <w:t>ex</w:t>
+            </w:r>
+            <w:proofErr w:type="spellEnd"/>
+            <w:r>
+              <w:rPr>
+                <w:rFonts w:eastAsia="Times New Roman"/>
+                <w:color w:val="000000"/>
+                <w:sz w:val="24"/>
+                <w:szCs w:val="24"/>
+              </w:rPr>
+              <w:t xml:space="preserve">: </w:t>
+            </w:r>
+            <w:proofErr w:type="spellStart"/>
+            <w:r>
+              <w:rPr>
+                <w:rFonts w:eastAsia="Times New Roman"/>
+                <w:color w:val="000000"/>
+                <w:sz w:val="24"/>
+                <w:szCs w:val="24"/>
+              </w:rPr>
+              <w:t>IDade</w:t>
+            </w:r>
+            <w:proofErr w:type="spellEnd"/>
+            <w:r>
+              <w:rPr>
+                <w:rFonts w:eastAsia="Times New Roman"/>
+                <w:color w:val="000000"/>
+                <w:sz w:val="24"/>
+                <w:szCs w:val="24"/>
+              </w:rPr>
+              <w:t xml:space="preserve"> ou Rendimento)</w:t>
+            </w:r>
+          </w:p>
+          <w:p>
+            <w:pPr>
+              <w:spacing w:line="240" w:lineRule="auto"/>
+              <w:jc w:val="both"/>
+              <w:textAlignment w:val="baseline"/>
+              <w:rPr>
+                <w:rFonts w:eastAsia="Times New Roman"/>
+                <w:color w:val="000000"/>
+                <w:sz w:val="24"/>
+                <w:szCs w:val="24"/>
+              </w:rPr>
+            </w:pPr>
+            <w:r>
+              <w:rPr>
+                <w:rFonts w:eastAsia="Times New Roman"/>
+                <w:color w:val="000000"/>
+                <w:sz w:val="24"/>
+                <w:szCs w:val="24"/>
+              </w:rPr>
+              <w:t xml:space="preserve">    # Se preferir apenas focar em nulos na coluna de bairro/cidade:</w:t>
+            </w:r>
+          </w:p>
+          <w:p>
+            <w:pPr>
+              <w:spacing w:line="240" w:lineRule="auto"/>
+              <w:jc w:val="both"/>
+              <w:textAlignment w:val="baseline"/>
+              <w:rPr>
+                <w:rFonts w:eastAsia="Times New Roman"/>
+                <w:color w:val="000000"/>
+                <w:sz w:val="24"/>
+                <w:szCs w:val="24"/>
+              </w:rPr>
+            </w:pPr>
+            <w:r>
+              <w:rPr>
+                <w:rFonts w:eastAsia="Times New Roman"/>
+                <w:color w:val="000000"/>
+                <w:sz w:val="24"/>
+                <w:szCs w:val="24"/>
+              </w:rPr>
+              <w:t xml:space="preserve">    </w:t>
+            </w:r>
+            <w:proofErr w:type="spellStart"/>
+            <w:r>
+              <w:rPr>
+                <w:rFonts w:eastAsia="Times New Roman"/>
+                <w:color w:val="000000"/>
+                <w:sz w:val="24"/>
+                <w:szCs w:val="24"/>
+              </w:rPr>
+              <w:t>df_consolidado</w:t>
+            </w:r>
+            <w:proofErr w:type="spellEnd"/>
+            <w:r>
+              <w:rPr>
+                <w:rFonts w:eastAsia="Times New Roman"/>
+                <w:color w:val="000000"/>
+                <w:sz w:val="24"/>
+                <w:szCs w:val="24"/>
+              </w:rPr>
+              <w:t xml:space="preserve"> = </w:t>
+            </w:r>
+            <w:proofErr w:type="spellStart"/>
+            <w:r>
+              <w:rPr>
+                <w:rFonts w:eastAsia="Times New Roman"/>
+                <w:color w:val="000000"/>
+                <w:sz w:val="24"/>
+                <w:szCs w:val="24"/>
+              </w:rPr>
+              <w:t>df_</w:t>
+            </w:r>
+            <w:proofErr w:type="gramStart"/>
+            <w:r>
+              <w:rPr>
+                <w:rFonts w:eastAsia="Times New Roman"/>
+                <w:color w:val="000000"/>
+                <w:sz w:val="24"/>
+                <w:szCs w:val="24"/>
+              </w:rPr>
+              <w:t>consolidado.dropna</w:t>
+            </w:r>
+            <w:proofErr w:type="spellEnd"/>
+            <w:proofErr w:type="gramEnd"/>
+            <w:r>
+              <w:rPr>
+                <w:rFonts w:eastAsia="Times New Roman"/>
+                <w:color w:val="000000"/>
+                <w:sz w:val="24"/>
+                <w:szCs w:val="24"/>
+              </w:rPr>
+              <w:t>(</w:t>
+            </w:r>
+            <w:proofErr w:type="spellStart"/>
+            <w:r>
+              <w:rPr>
+                <w:rFonts w:eastAsia="Times New Roman"/>
+                <w:color w:val="000000"/>
+                <w:sz w:val="24"/>
+                <w:szCs w:val="24"/>
+              </w:rPr>
+              <w:t>subset</w:t>
+            </w:r>
+            <w:proofErr w:type="spellEnd"/>
+            <w:proofErr w:type="gramStart"/>
+            <w:r>
+              <w:rPr>
+                <w:rFonts w:eastAsia="Times New Roman"/>
+                <w:color w:val="000000"/>
+                <w:sz w:val="24"/>
+                <w:szCs w:val="24"/>
+              </w:rPr>
+              <w:t>=[</w:t>
+            </w:r>
+            <w:proofErr w:type="gramEnd"/>
+            <w:r>
+              <w:rPr>
+                <w:rFonts w:eastAsia="Times New Roman"/>
+                <w:color w:val="000000"/>
+                <w:sz w:val="24"/>
+                <w:szCs w:val="24"/>
+              </w:rPr>
+              <w:t>'CD_ALUNO_ANONIMIZADO', 'ano'])</w:t>
+            </w:r>
+          </w:p>
+          <w:p>
+            <w:pPr>
+              <w:spacing w:line="240" w:lineRule="auto"/>
+              <w:jc w:val="both"/>
+              <w:textAlignment w:val="baseline"/>
+              <w:rPr>
+                <w:rFonts w:eastAsia="Times New Roman"/>
+                <w:color w:val="000000"/>
+                <w:sz w:val="24"/>
+                <w:szCs w:val="24"/>
+              </w:rPr>
+            </w:pPr>
+            <w:r>
+              <w:rPr>
+                <w:rFonts w:eastAsia="Times New Roman"/>
+                <w:color w:val="000000"/>
+                <w:sz w:val="24"/>
+                <w:szCs w:val="24"/>
+              </w:rPr>
+              <w:t xml:space="preserve">    </w:t>
+            </w:r>
+          </w:p>
+          <w:p>
+            <w:pPr>
+              <w:spacing w:line="240" w:lineRule="auto"/>
+              <w:jc w:val="both"/>
+              <w:textAlignment w:val="baseline"/>
+              <w:rPr>
+                <w:rFonts w:eastAsia="Times New Roman"/>
+                <w:color w:val="000000"/>
+                <w:sz w:val="24"/>
+                <w:szCs w:val="24"/>
+              </w:rPr>
+            </w:pPr>
+            <w:r>
+              <w:rPr>
+                <w:rFonts w:eastAsia="Times New Roman"/>
+                <w:color w:val="000000"/>
+                <w:sz w:val="24"/>
+                <w:szCs w:val="24"/>
+              </w:rPr>
+              <w:t xml:space="preserve">    </w:t>
+            </w:r>
+            <w:proofErr w:type="gramStart"/>
+            <w:r>
+              <w:rPr>
+                <w:rFonts w:eastAsia="Times New Roman"/>
+                <w:color w:val="000000"/>
+                <w:sz w:val="24"/>
+                <w:szCs w:val="24"/>
+              </w:rPr>
+              <w:t>print(</w:t>
+            </w:r>
+            <w:proofErr w:type="gramEnd"/>
+            <w:r>
+              <w:rPr>
+                <w:rFonts w:eastAsia="Times New Roman"/>
+                <w:color w:val="000000"/>
+                <w:sz w:val="24"/>
+                <w:szCs w:val="24"/>
+              </w:rPr>
+              <w:t>f"\</w:t>
+            </w:r>
+            <w:proofErr w:type="spellStart"/>
+            <w:r>
+              <w:rPr>
+                <w:rFonts w:eastAsia="Times New Roman"/>
+                <w:color w:val="000000"/>
+                <w:sz w:val="24"/>
+                <w:szCs w:val="24"/>
+              </w:rPr>
+              <w:t>nBase</w:t>
+            </w:r>
+            <w:proofErr w:type="spellEnd"/>
+            <w:r>
+              <w:rPr>
+                <w:rFonts w:eastAsia="Times New Roman"/>
+                <w:color w:val="000000"/>
+                <w:sz w:val="24"/>
+                <w:szCs w:val="24"/>
+              </w:rPr>
+              <w:t xml:space="preserve"> final limpa e consolidada: {</w:t>
+            </w:r>
+            <w:proofErr w:type="spellStart"/>
+            <w:r>
+              <w:rPr>
+                <w:rFonts w:eastAsia="Times New Roman"/>
+                <w:color w:val="000000"/>
+                <w:sz w:val="24"/>
+                <w:szCs w:val="24"/>
+              </w:rPr>
+              <w:t>len</w:t>
+            </w:r>
+            <w:proofErr w:type="spellEnd"/>
+            <w:r>
+              <w:rPr>
+                <w:rFonts w:eastAsia="Times New Roman"/>
+                <w:color w:val="000000"/>
+                <w:sz w:val="24"/>
+                <w:szCs w:val="24"/>
+              </w:rPr>
+              <w:t>(</w:t>
+            </w:r>
+            <w:proofErr w:type="spellStart"/>
+            <w:r>
+              <w:rPr>
+                <w:rFonts w:eastAsia="Times New Roman"/>
+                <w:color w:val="000000"/>
+                <w:sz w:val="24"/>
+                <w:szCs w:val="24"/>
+              </w:rPr>
+              <w:t>df_consolidado</w:t>
+            </w:r>
+            <w:proofErr w:type="spellEnd"/>
+            <w:r>
+              <w:rPr>
+                <w:rFonts w:eastAsia="Times New Roman"/>
+                <w:color w:val="000000"/>
+                <w:sz w:val="24"/>
+                <w:szCs w:val="24"/>
+              </w:rPr>
+              <w:t>)} linhas.")</w:t>
+            </w:r>
+          </w:p>
+          <w:p>
+            <w:pPr>
+              <w:spacing w:line="240" w:lineRule="auto"/>
+              <w:jc w:val="both"/>
+              <w:textAlignment w:val="baseline"/>
+              <w:rPr>
+                <w:rFonts w:eastAsia="Times New Roman"/>
+                <w:color w:val="000000"/>
+                <w:sz w:val="24"/>
+                <w:szCs w:val="24"/>
+              </w:rPr>
+            </w:pPr>
+            <w:proofErr w:type="spellStart"/>
+            <w:r>
+              <w:rPr>
+                <w:rFonts w:eastAsia="Times New Roman"/>
+                <w:color w:val="000000"/>
+                <w:sz w:val="24"/>
+                <w:szCs w:val="24"/>
+              </w:rPr>
+              <w:t>else</w:t>
+            </w:r>
+            <w:proofErr w:type="spellEnd"/>
+            <w:r>
+              <w:rPr>
+                <w:rFonts w:eastAsia="Times New Roman"/>
+                <w:color w:val="000000"/>
+                <w:sz w:val="24"/>
+                <w:szCs w:val="24"/>
+              </w:rPr>
+              <w:t>:</w:t>
+            </w:r>
+          </w:p>
+          <w:p>
+            <w:pPr>
+              <w:spacing w:line="240" w:lineRule="auto"/>
+              <w:jc w:val="both"/>
+              <w:textAlignment w:val="baseline"/>
+              <w:rPr>
+                <w:rFonts w:eastAsia="Times New Roman"/>
+                <w:color w:val="000000"/>
+                <w:sz w:val="24"/>
+                <w:szCs w:val="24"/>
+              </w:rPr>
+            </w:pPr>
+            <w:r>
+              <w:rPr>
+                <w:rFonts w:eastAsia="Times New Roman"/>
+                <w:color w:val="000000"/>
+                <w:sz w:val="24"/>
+                <w:szCs w:val="24"/>
+              </w:rPr>
+              <w:t xml:space="preserve">    </w:t>
+            </w:r>
+            <w:proofErr w:type="gramStart"/>
+            <w:r>
+              <w:rPr>
+                <w:rFonts w:eastAsia="Times New Roman"/>
+                <w:color w:val="000000"/>
+                <w:sz w:val="24"/>
+                <w:szCs w:val="24"/>
+              </w:rPr>
+              <w:t>print(</w:t>
+            </w:r>
+            <w:proofErr w:type="gramEnd"/>
+            <w:r>
+              <w:rPr>
+                <w:rFonts w:eastAsia="Times New Roman"/>
+                <w:color w:val="000000"/>
+                <w:sz w:val="24"/>
+                <w:szCs w:val="24"/>
+              </w:rPr>
+              <w:t>"Nenhum dado foi carregado.")</w:t>
+            </w:r>
+          </w:p>
+        </w:tc>
+      </w:tr>
+    </w:tbl>
+    <w:p>
+      <w:pPr>
+        <w:spacing w:line="240" w:lineRule="auto"/>
+        <w:jc w:val="both"/>
+        <w:textAlignment w:val="baseline"/>
+        <w:rPr>
+          <w:rFonts w:eastAsia="Times New Roman"/>
+          <w:color w:val="000000"/>
+          <w:sz w:val="24"/>
+          <w:szCs w:val="24"/>
+        </w:rPr>
+      </w:pPr>
+    </w:p>
+    <w:p>
+      <w:pPr>
+        <w:pStyle w:val="Ttulo1"/>
+        <w:numPr>
+          <w:ilvl w:val="0"/>
+          <w:numId w:val="21"/>
+        </w:numPr>
+      </w:pPr>
+      <w:bookmarkStart w:id="9" w:name="_Toc242827527"/>
+      <w:r>
+        <w:t>Análise longitudinal</w:t>
+      </w:r>
+      <w:bookmarkEnd w:id="9"/>
+    </w:p>
+    <w:tbl>
+      <w:tblPr>
+        <w:tblW w:w="0" w:type="auto"/>
+        <w:tblInd w:w="609" w:type="dxa"/>
+        <w:tblBorders>
+          <w:top w:val="single" w:sz="4" w:space="0" w:color="auto"/>
+        </w:tblBorders>
+        <w:tblCellMar>
+          <w:left w:w="70" w:type="dxa"/>
+          <w:right w:w="70" w:type="dxa"/>
+        </w:tblCellMar>
+        <w:tblLook w:val="0000" w:firstRow="0" w:lastRow="0" w:firstColumn="0" w:lastColumn="0" w:noHBand="0" w:noVBand="0"/>
+      </w:tblPr>
+      <w:tblGrid>
+        <w:gridCol w:w="7564"/>
+      </w:tblGrid>
+      <w:tr>
+        <w:tblPrEx>
+          <w:tblCellMar>
+            <w:top w:w="0" w:type="dxa"/>
+            <w:bottom w:w="0" w:type="dxa"/>
+          </w:tblCellMar>
+        </w:tblPrEx>
+        <w:trPr>
+          <w:trHeight w:val="98"/>
+        </w:trPr>
+        <w:tc>
+          <w:tcPr>
+            <w:tcW w:w="7564" w:type="dxa"/>
+          </w:tcPr>
+          <w:p>
+            <w:pPr>
+              <w:spacing w:line="240" w:lineRule="auto"/>
+              <w:jc w:val="both"/>
+              <w:textAlignment w:val="baseline"/>
+              <w:rPr>
+                <w:rFonts w:eastAsia="Times New Roman"/>
+                <w:color w:val="000000"/>
+                <w:sz w:val="24"/>
+                <w:szCs w:val="24"/>
+              </w:rPr>
+            </w:pPr>
+            <w:proofErr w:type="gramStart"/>
+            <w:r>
+              <w:rPr>
+                <w:rFonts w:eastAsia="Times New Roman"/>
+                <w:color w:val="000000"/>
+                <w:sz w:val="24"/>
+                <w:szCs w:val="24"/>
+              </w:rPr>
+              <w:t>print(</w:t>
+            </w:r>
+            <w:proofErr w:type="gramEnd"/>
+            <w:r>
+              <w:rPr>
+                <w:rFonts w:eastAsia="Times New Roman"/>
+                <w:color w:val="000000"/>
+                <w:sz w:val="24"/>
+                <w:szCs w:val="24"/>
+              </w:rPr>
+              <w:t xml:space="preserve">"\n--- Análise Longitudinal (2021-2025) ---") </w:t>
+            </w:r>
+          </w:p>
+          <w:p>
+            <w:pPr>
+              <w:spacing w:line="240" w:lineRule="auto"/>
+              <w:jc w:val="both"/>
+              <w:textAlignment w:val="baseline"/>
+              <w:rPr>
+                <w:rFonts w:eastAsia="Times New Roman"/>
+                <w:color w:val="000000"/>
+                <w:sz w:val="24"/>
+                <w:szCs w:val="24"/>
+              </w:rPr>
+            </w:pPr>
+            <w:proofErr w:type="spellStart"/>
+            <w:proofErr w:type="gramStart"/>
+            <w:r>
+              <w:rPr>
+                <w:rFonts w:eastAsia="Times New Roman"/>
+                <w:color w:val="000000"/>
+                <w:sz w:val="24"/>
+                <w:szCs w:val="24"/>
+              </w:rPr>
+              <w:t>analise</w:t>
+            </w:r>
+            <w:proofErr w:type="gramEnd"/>
+            <w:r>
+              <w:rPr>
+                <w:rFonts w:eastAsia="Times New Roman"/>
+                <w:color w:val="000000"/>
+                <w:sz w:val="24"/>
+                <w:szCs w:val="24"/>
+              </w:rPr>
+              <w:t>_idade</w:t>
+            </w:r>
+            <w:proofErr w:type="spellEnd"/>
+            <w:r>
+              <w:rPr>
+                <w:rFonts w:eastAsia="Times New Roman"/>
+                <w:color w:val="000000"/>
+                <w:sz w:val="24"/>
+                <w:szCs w:val="24"/>
+              </w:rPr>
+              <w:t xml:space="preserve"> = </w:t>
+            </w:r>
+            <w:proofErr w:type="spellStart"/>
+            <w:r>
+              <w:rPr>
+                <w:rFonts w:eastAsia="Times New Roman"/>
+                <w:color w:val="000000"/>
+                <w:sz w:val="24"/>
+                <w:szCs w:val="24"/>
+              </w:rPr>
+              <w:t>df_</w:t>
+            </w:r>
+            <w:proofErr w:type="gramStart"/>
+            <w:r>
+              <w:rPr>
+                <w:rFonts w:eastAsia="Times New Roman"/>
+                <w:color w:val="000000"/>
+                <w:sz w:val="24"/>
+                <w:szCs w:val="24"/>
+              </w:rPr>
+              <w:t>consolidado.groupby</w:t>
+            </w:r>
+            <w:proofErr w:type="spellEnd"/>
+            <w:proofErr w:type="gramEnd"/>
+            <w:r>
+              <w:rPr>
+                <w:rFonts w:eastAsia="Times New Roman"/>
+                <w:color w:val="000000"/>
+                <w:sz w:val="24"/>
+                <w:szCs w:val="24"/>
+              </w:rPr>
+              <w:t>('ano</w:t>
+            </w:r>
+            <w:proofErr w:type="gramStart"/>
+            <w:r>
+              <w:rPr>
+                <w:rFonts w:eastAsia="Times New Roman"/>
+                <w:color w:val="000000"/>
+                <w:sz w:val="24"/>
+                <w:szCs w:val="24"/>
+              </w:rPr>
+              <w:t>')[</w:t>
+            </w:r>
+            <w:proofErr w:type="gramEnd"/>
+            <w:r>
+              <w:rPr>
+                <w:rFonts w:eastAsia="Times New Roman"/>
+                <w:color w:val="000000"/>
+                <w:sz w:val="24"/>
+                <w:szCs w:val="24"/>
+              </w:rPr>
+              <w:t>'IDADE'</w:t>
+            </w:r>
+            <w:proofErr w:type="gramStart"/>
+            <w:r>
+              <w:rPr>
+                <w:rFonts w:eastAsia="Times New Roman"/>
+                <w:color w:val="000000"/>
+                <w:sz w:val="24"/>
+                <w:szCs w:val="24"/>
+              </w:rPr>
+              <w:t>].</w:t>
+            </w:r>
+            <w:proofErr w:type="spellStart"/>
+            <w:r>
+              <w:rPr>
+                <w:rFonts w:eastAsia="Times New Roman"/>
+                <w:color w:val="000000"/>
+                <w:sz w:val="24"/>
+                <w:szCs w:val="24"/>
+              </w:rPr>
+              <w:t>agg</w:t>
+            </w:r>
+            <w:proofErr w:type="spellEnd"/>
+            <w:proofErr w:type="gramEnd"/>
+            <w:r>
+              <w:rPr>
+                <w:rFonts w:eastAsia="Times New Roman"/>
+                <w:color w:val="000000"/>
+                <w:sz w:val="24"/>
+                <w:szCs w:val="24"/>
+              </w:rPr>
+              <w:t>(['</w:t>
+            </w:r>
+            <w:proofErr w:type="spellStart"/>
+            <w:r>
+              <w:rPr>
+                <w:rFonts w:eastAsia="Times New Roman"/>
+                <w:color w:val="000000"/>
+                <w:sz w:val="24"/>
+                <w:szCs w:val="24"/>
+              </w:rPr>
+              <w:t>mean</w:t>
+            </w:r>
+            <w:proofErr w:type="spellEnd"/>
+            <w:r>
+              <w:rPr>
+                <w:rFonts w:eastAsia="Times New Roman"/>
+                <w:color w:val="000000"/>
+                <w:sz w:val="24"/>
+                <w:szCs w:val="24"/>
+              </w:rPr>
+              <w:t>', '</w:t>
+            </w:r>
+            <w:proofErr w:type="spellStart"/>
+            <w:r>
+              <w:rPr>
+                <w:rFonts w:eastAsia="Times New Roman"/>
+                <w:color w:val="000000"/>
+                <w:sz w:val="24"/>
+                <w:szCs w:val="24"/>
+              </w:rPr>
+              <w:t>median</w:t>
+            </w:r>
+            <w:proofErr w:type="spellEnd"/>
+            <w:r>
+              <w:rPr>
+                <w:rFonts w:eastAsia="Times New Roman"/>
+                <w:color w:val="000000"/>
+                <w:sz w:val="24"/>
+                <w:szCs w:val="24"/>
+              </w:rPr>
+              <w:t>', '</w:t>
+            </w:r>
+            <w:proofErr w:type="spellStart"/>
+            <w:r>
+              <w:rPr>
+                <w:rFonts w:eastAsia="Times New Roman"/>
+                <w:color w:val="000000"/>
+                <w:sz w:val="24"/>
+                <w:szCs w:val="24"/>
+              </w:rPr>
+              <w:t>count</w:t>
+            </w:r>
+            <w:proofErr w:type="spellEnd"/>
+            <w:r>
+              <w:rPr>
+                <w:rFonts w:eastAsia="Times New Roman"/>
+                <w:color w:val="000000"/>
+                <w:sz w:val="24"/>
+                <w:szCs w:val="24"/>
+              </w:rPr>
+              <w:t>']</w:t>
+            </w:r>
+            <w:proofErr w:type="gramStart"/>
+            <w:r>
+              <w:rPr>
+                <w:rFonts w:eastAsia="Times New Roman"/>
+                <w:color w:val="000000"/>
+                <w:sz w:val="24"/>
+                <w:szCs w:val="24"/>
+              </w:rPr>
+              <w:t>).</w:t>
+            </w:r>
+            <w:proofErr w:type="spellStart"/>
+            <w:r>
+              <w:rPr>
+                <w:rFonts w:eastAsia="Times New Roman"/>
+                <w:color w:val="000000"/>
+                <w:sz w:val="24"/>
+                <w:szCs w:val="24"/>
+              </w:rPr>
+              <w:t>reset</w:t>
+            </w:r>
+            <w:proofErr w:type="gramEnd"/>
+            <w:r>
+              <w:rPr>
+                <w:rFonts w:eastAsia="Times New Roman"/>
+                <w:color w:val="000000"/>
+                <w:sz w:val="24"/>
+                <w:szCs w:val="24"/>
+              </w:rPr>
+              <w:t>_</w:t>
+            </w:r>
+            <w:proofErr w:type="gramStart"/>
+            <w:r>
+              <w:rPr>
+                <w:rFonts w:eastAsia="Times New Roman"/>
+                <w:color w:val="000000"/>
+                <w:sz w:val="24"/>
+                <w:szCs w:val="24"/>
+              </w:rPr>
+              <w:t>index</w:t>
+            </w:r>
+            <w:proofErr w:type="spellEnd"/>
+            <w:r>
+              <w:rPr>
+                <w:rFonts w:eastAsia="Times New Roman"/>
+                <w:color w:val="000000"/>
+                <w:sz w:val="24"/>
+                <w:szCs w:val="24"/>
+              </w:rPr>
+              <w:t>(</w:t>
+            </w:r>
+            <w:proofErr w:type="gramEnd"/>
+            <w:r>
+              <w:rPr>
+                <w:rFonts w:eastAsia="Times New Roman"/>
+                <w:color w:val="000000"/>
+                <w:sz w:val="24"/>
+                <w:szCs w:val="24"/>
+              </w:rPr>
+              <w:t xml:space="preserve">) </w:t>
+            </w:r>
+          </w:p>
+          <w:p>
+            <w:pPr>
+              <w:spacing w:line="240" w:lineRule="auto"/>
+              <w:jc w:val="both"/>
+              <w:textAlignment w:val="baseline"/>
+              <w:rPr>
+                <w:rFonts w:eastAsia="Times New Roman"/>
+                <w:color w:val="000000"/>
+                <w:sz w:val="24"/>
+                <w:szCs w:val="24"/>
+              </w:rPr>
+            </w:pPr>
+            <w:r>
+              <w:rPr>
+                <w:rFonts w:eastAsia="Times New Roman"/>
+                <w:color w:val="000000"/>
+                <w:sz w:val="24"/>
+                <w:szCs w:val="24"/>
+              </w:rPr>
+              <w:t>print(</w:t>
+            </w:r>
+            <w:proofErr w:type="spellStart"/>
+            <w:proofErr w:type="gramStart"/>
+            <w:r>
+              <w:rPr>
+                <w:rFonts w:eastAsia="Times New Roman"/>
+                <w:color w:val="000000"/>
+                <w:sz w:val="24"/>
+                <w:szCs w:val="24"/>
+              </w:rPr>
+              <w:t>analise</w:t>
+            </w:r>
+            <w:proofErr w:type="gramEnd"/>
+            <w:r>
+              <w:rPr>
+                <w:rFonts w:eastAsia="Times New Roman"/>
+                <w:color w:val="000000"/>
+                <w:sz w:val="24"/>
+                <w:szCs w:val="24"/>
+              </w:rPr>
+              <w:t>_idade</w:t>
+            </w:r>
+            <w:proofErr w:type="spellEnd"/>
+            <w:r>
+              <w:rPr>
+                <w:rFonts w:eastAsia="Times New Roman"/>
+                <w:color w:val="000000"/>
+                <w:sz w:val="24"/>
+                <w:szCs w:val="24"/>
+              </w:rPr>
+              <w:t xml:space="preserve">) </w:t>
+            </w:r>
+          </w:p>
+          <w:p>
+            <w:pPr>
+              <w:spacing w:line="240" w:lineRule="auto"/>
+              <w:jc w:val="both"/>
+              <w:textAlignment w:val="baseline"/>
+              <w:rPr>
+                <w:rFonts w:eastAsia="Times New Roman"/>
+                <w:color w:val="000000"/>
+                <w:sz w:val="24"/>
+                <w:szCs w:val="24"/>
+              </w:rPr>
+            </w:pPr>
+          </w:p>
+          <w:p>
+            <w:pPr>
+              <w:spacing w:line="240" w:lineRule="auto"/>
+              <w:jc w:val="both"/>
+              <w:textAlignment w:val="baseline"/>
+              <w:rPr>
+                <w:rFonts w:eastAsia="Times New Roman"/>
+                <w:color w:val="000000"/>
+                <w:sz w:val="24"/>
+                <w:szCs w:val="24"/>
+              </w:rPr>
+            </w:pPr>
+            <w:r>
+              <w:rPr>
+                <w:rFonts w:eastAsia="Times New Roman"/>
+                <w:color w:val="000000"/>
+                <w:sz w:val="24"/>
+                <w:szCs w:val="24"/>
+              </w:rPr>
+              <w:t xml:space="preserve"># Gráfico de Evolução </w:t>
+            </w:r>
+          </w:p>
+          <w:p>
+            <w:pPr>
+              <w:spacing w:line="240" w:lineRule="auto"/>
+              <w:jc w:val="both"/>
+              <w:textAlignment w:val="baseline"/>
+              <w:rPr>
+                <w:rFonts w:eastAsia="Times New Roman"/>
+                <w:color w:val="000000"/>
+                <w:sz w:val="24"/>
+                <w:szCs w:val="24"/>
+              </w:rPr>
+            </w:pPr>
+            <w:proofErr w:type="spellStart"/>
+            <w:proofErr w:type="gramStart"/>
+            <w:r>
+              <w:rPr>
+                <w:rFonts w:eastAsia="Times New Roman"/>
+                <w:color w:val="000000"/>
+                <w:sz w:val="24"/>
+                <w:szCs w:val="24"/>
+              </w:rPr>
+              <w:t>plt.figure</w:t>
+            </w:r>
+            <w:proofErr w:type="spellEnd"/>
+            <w:proofErr w:type="gramEnd"/>
+            <w:r>
+              <w:rPr>
+                <w:rFonts w:eastAsia="Times New Roman"/>
+                <w:color w:val="000000"/>
+                <w:sz w:val="24"/>
+                <w:szCs w:val="24"/>
+              </w:rPr>
+              <w:t>(</w:t>
+            </w:r>
+            <w:proofErr w:type="spellStart"/>
+            <w:r>
+              <w:rPr>
+                <w:rFonts w:eastAsia="Times New Roman"/>
+                <w:color w:val="000000"/>
+                <w:sz w:val="24"/>
+                <w:szCs w:val="24"/>
+              </w:rPr>
+              <w:t>figsize</w:t>
+            </w:r>
+            <w:proofErr w:type="spellEnd"/>
+            <w:proofErr w:type="gramStart"/>
+            <w:r>
+              <w:rPr>
+                <w:rFonts w:eastAsia="Times New Roman"/>
+                <w:color w:val="000000"/>
+                <w:sz w:val="24"/>
+                <w:szCs w:val="24"/>
+              </w:rPr>
+              <w:t>=(</w:t>
+            </w:r>
+            <w:proofErr w:type="gramEnd"/>
+            <w:r>
+              <w:rPr>
+                <w:rFonts w:eastAsia="Times New Roman"/>
+                <w:color w:val="000000"/>
+                <w:sz w:val="24"/>
+                <w:szCs w:val="24"/>
+              </w:rPr>
+              <w:t xml:space="preserve">9, 4)) </w:t>
+            </w:r>
+          </w:p>
+          <w:p>
+            <w:pPr>
+              <w:spacing w:line="240" w:lineRule="auto"/>
+              <w:jc w:val="both"/>
+              <w:textAlignment w:val="baseline"/>
+              <w:rPr>
+                <w:rFonts w:eastAsia="Times New Roman"/>
+                <w:color w:val="000000"/>
+                <w:sz w:val="24"/>
+                <w:szCs w:val="24"/>
+              </w:rPr>
+            </w:pPr>
+            <w:proofErr w:type="spellStart"/>
+            <w:proofErr w:type="gramStart"/>
+            <w:r>
+              <w:rPr>
+                <w:rFonts w:eastAsia="Times New Roman"/>
+                <w:color w:val="000000"/>
+                <w:sz w:val="24"/>
+                <w:szCs w:val="24"/>
+              </w:rPr>
+              <w:t>plt.plot</w:t>
+            </w:r>
+            <w:proofErr w:type="spellEnd"/>
+            <w:proofErr w:type="gramEnd"/>
+            <w:r>
+              <w:rPr>
+                <w:rFonts w:eastAsia="Times New Roman"/>
+                <w:color w:val="000000"/>
+                <w:sz w:val="24"/>
+                <w:szCs w:val="24"/>
+              </w:rPr>
+              <w:t>(</w:t>
+            </w:r>
+            <w:proofErr w:type="spellStart"/>
+            <w:proofErr w:type="gramStart"/>
+            <w:r>
+              <w:rPr>
+                <w:rFonts w:eastAsia="Times New Roman"/>
+                <w:color w:val="000000"/>
+                <w:sz w:val="24"/>
+                <w:szCs w:val="24"/>
+              </w:rPr>
+              <w:t>analise</w:t>
+            </w:r>
+            <w:proofErr w:type="gramEnd"/>
+            <w:r>
+              <w:rPr>
+                <w:rFonts w:eastAsia="Times New Roman"/>
+                <w:color w:val="000000"/>
+                <w:sz w:val="24"/>
+                <w:szCs w:val="24"/>
+              </w:rPr>
+              <w:t>_idade</w:t>
+            </w:r>
+            <w:proofErr w:type="spellEnd"/>
+            <w:r>
+              <w:rPr>
+                <w:rFonts w:eastAsia="Times New Roman"/>
+                <w:color w:val="000000"/>
+                <w:sz w:val="24"/>
+                <w:szCs w:val="24"/>
+              </w:rPr>
+              <w:t xml:space="preserve">['ano'], </w:t>
+            </w:r>
+          </w:p>
+          <w:p>
+            <w:pPr>
+              <w:spacing w:line="240" w:lineRule="auto"/>
+              <w:jc w:val="both"/>
+              <w:textAlignment w:val="baseline"/>
+              <w:rPr>
+                <w:rFonts w:eastAsia="Times New Roman"/>
+                <w:color w:val="000000"/>
+                <w:sz w:val="24"/>
+                <w:szCs w:val="24"/>
+              </w:rPr>
+            </w:pPr>
+            <w:proofErr w:type="spellStart"/>
+            <w:proofErr w:type="gramStart"/>
+            <w:r>
+              <w:rPr>
+                <w:rFonts w:eastAsia="Times New Roman"/>
+                <w:color w:val="000000"/>
+                <w:sz w:val="24"/>
+                <w:szCs w:val="24"/>
+              </w:rPr>
+              <w:lastRenderedPageBreak/>
+              <w:t>analise</w:t>
+            </w:r>
+            <w:proofErr w:type="gramEnd"/>
+            <w:r>
+              <w:rPr>
+                <w:rFonts w:eastAsia="Times New Roman"/>
+                <w:color w:val="000000"/>
+                <w:sz w:val="24"/>
+                <w:szCs w:val="24"/>
+              </w:rPr>
+              <w:t>_idade</w:t>
+            </w:r>
+            <w:proofErr w:type="spellEnd"/>
+            <w:r>
+              <w:rPr>
+                <w:rFonts w:eastAsia="Times New Roman"/>
+                <w:color w:val="000000"/>
+                <w:sz w:val="24"/>
+                <w:szCs w:val="24"/>
+              </w:rPr>
+              <w:t>['</w:t>
+            </w:r>
+            <w:proofErr w:type="spellStart"/>
+            <w:r>
+              <w:rPr>
+                <w:rFonts w:eastAsia="Times New Roman"/>
+                <w:color w:val="000000"/>
+                <w:sz w:val="24"/>
+                <w:szCs w:val="24"/>
+              </w:rPr>
+              <w:t>mean</w:t>
+            </w:r>
+            <w:proofErr w:type="spellEnd"/>
+            <w:r>
+              <w:rPr>
+                <w:rFonts w:eastAsia="Times New Roman"/>
+                <w:color w:val="000000"/>
+                <w:sz w:val="24"/>
+                <w:szCs w:val="24"/>
+              </w:rPr>
+              <w:t xml:space="preserve">'], </w:t>
+            </w:r>
+            <w:proofErr w:type="spellStart"/>
+            <w:r>
+              <w:rPr>
+                <w:rFonts w:eastAsia="Times New Roman"/>
+                <w:color w:val="000000"/>
+                <w:sz w:val="24"/>
+                <w:szCs w:val="24"/>
+              </w:rPr>
+              <w:t>marker</w:t>
+            </w:r>
+            <w:proofErr w:type="spellEnd"/>
+            <w:r>
+              <w:rPr>
+                <w:rFonts w:eastAsia="Times New Roman"/>
+                <w:color w:val="000000"/>
+                <w:sz w:val="24"/>
+                <w:szCs w:val="24"/>
+              </w:rPr>
+              <w:t>='o', color='</w:t>
+            </w:r>
+            <w:proofErr w:type="spellStart"/>
+            <w:r>
+              <w:rPr>
+                <w:rFonts w:eastAsia="Times New Roman"/>
+                <w:color w:val="000000"/>
+                <w:sz w:val="24"/>
+                <w:szCs w:val="24"/>
+              </w:rPr>
+              <w:t>tab:blue</w:t>
+            </w:r>
+            <w:proofErr w:type="spellEnd"/>
+            <w:r>
+              <w:rPr>
+                <w:rFonts w:eastAsia="Times New Roman"/>
+                <w:color w:val="000000"/>
+                <w:sz w:val="24"/>
+                <w:szCs w:val="24"/>
+              </w:rPr>
+              <w:t xml:space="preserve">', </w:t>
+            </w:r>
+            <w:proofErr w:type="spellStart"/>
+            <w:r>
+              <w:rPr>
+                <w:rFonts w:eastAsia="Times New Roman"/>
+                <w:color w:val="000000"/>
+                <w:sz w:val="24"/>
+                <w:szCs w:val="24"/>
+              </w:rPr>
+              <w:t>linestyle</w:t>
+            </w:r>
+            <w:proofErr w:type="spellEnd"/>
+            <w:r>
+              <w:rPr>
+                <w:rFonts w:eastAsia="Times New Roman"/>
+                <w:color w:val="000000"/>
+                <w:sz w:val="24"/>
+                <w:szCs w:val="24"/>
+              </w:rPr>
+              <w:t xml:space="preserve">='-') </w:t>
+            </w:r>
+            <w:proofErr w:type="spellStart"/>
+            <w:proofErr w:type="gramStart"/>
+            <w:r>
+              <w:rPr>
+                <w:rFonts w:eastAsia="Times New Roman"/>
+                <w:color w:val="000000"/>
+                <w:sz w:val="24"/>
+                <w:szCs w:val="24"/>
+              </w:rPr>
+              <w:t>plt.title</w:t>
+            </w:r>
+            <w:proofErr w:type="spellEnd"/>
+            <w:proofErr w:type="gramEnd"/>
+            <w:r>
+              <w:rPr>
+                <w:rFonts w:eastAsia="Times New Roman"/>
+                <w:color w:val="000000"/>
+                <w:sz w:val="24"/>
+                <w:szCs w:val="24"/>
+              </w:rPr>
+              <w:t xml:space="preserve">('Evolução da Média de Idade dos Alunos (2021-2025)') </w:t>
+            </w:r>
+            <w:proofErr w:type="spellStart"/>
+            <w:proofErr w:type="gramStart"/>
+            <w:r>
+              <w:rPr>
+                <w:rFonts w:eastAsia="Times New Roman"/>
+                <w:color w:val="000000"/>
+                <w:sz w:val="24"/>
+                <w:szCs w:val="24"/>
+              </w:rPr>
+              <w:t>plt.xlabel</w:t>
+            </w:r>
+            <w:proofErr w:type="spellEnd"/>
+            <w:proofErr w:type="gramEnd"/>
+            <w:r>
+              <w:rPr>
+                <w:rFonts w:eastAsia="Times New Roman"/>
+                <w:color w:val="000000"/>
+                <w:sz w:val="24"/>
+                <w:szCs w:val="24"/>
+              </w:rPr>
+              <w:t xml:space="preserve">('Ano') </w:t>
+            </w:r>
+          </w:p>
+          <w:p>
+            <w:pPr>
+              <w:spacing w:line="240" w:lineRule="auto"/>
+              <w:jc w:val="both"/>
+              <w:textAlignment w:val="baseline"/>
+              <w:rPr>
+                <w:rFonts w:eastAsia="Times New Roman"/>
+                <w:color w:val="000000"/>
+                <w:sz w:val="24"/>
+                <w:szCs w:val="24"/>
+              </w:rPr>
+            </w:pPr>
+            <w:proofErr w:type="spellStart"/>
+            <w:proofErr w:type="gramStart"/>
+            <w:r>
+              <w:rPr>
+                <w:rFonts w:eastAsia="Times New Roman"/>
+                <w:color w:val="000000"/>
+                <w:sz w:val="24"/>
+                <w:szCs w:val="24"/>
+              </w:rPr>
+              <w:t>plt.ylabel</w:t>
+            </w:r>
+            <w:proofErr w:type="spellEnd"/>
+            <w:proofErr w:type="gramEnd"/>
+            <w:r>
+              <w:rPr>
+                <w:rFonts w:eastAsia="Times New Roman"/>
+                <w:color w:val="000000"/>
+                <w:sz w:val="24"/>
+                <w:szCs w:val="24"/>
+              </w:rPr>
+              <w:t>('Média</w:t>
+            </w:r>
+            <w:r>
+              <w:rPr>
+                <w:rFonts w:eastAsia="Times New Roman"/>
+                <w:color w:val="000000"/>
+                <w:sz w:val="24"/>
+                <w:szCs w:val="24"/>
+              </w:rPr>
+              <w:t xml:space="preserve"> </w:t>
+            </w:r>
+            <w:r>
+              <w:rPr>
+                <w:rFonts w:eastAsia="Times New Roman"/>
+                <w:color w:val="000000"/>
+                <w:sz w:val="24"/>
+                <w:szCs w:val="24"/>
+              </w:rPr>
+              <w:t xml:space="preserve">de Idade') </w:t>
+            </w:r>
+          </w:p>
+          <w:p>
+            <w:pPr>
+              <w:spacing w:line="240" w:lineRule="auto"/>
+              <w:jc w:val="both"/>
+              <w:textAlignment w:val="baseline"/>
+              <w:rPr>
+                <w:rFonts w:eastAsia="Times New Roman"/>
+                <w:color w:val="000000"/>
+                <w:sz w:val="24"/>
+                <w:szCs w:val="24"/>
+              </w:rPr>
+            </w:pPr>
+            <w:proofErr w:type="spellStart"/>
+            <w:proofErr w:type="gramStart"/>
+            <w:r>
+              <w:rPr>
+                <w:rFonts w:eastAsia="Times New Roman"/>
+                <w:color w:val="000000"/>
+                <w:sz w:val="24"/>
+                <w:szCs w:val="24"/>
+              </w:rPr>
+              <w:t>plt.grid</w:t>
+            </w:r>
+            <w:proofErr w:type="spellEnd"/>
+            <w:proofErr w:type="gramEnd"/>
+            <w:r>
+              <w:rPr>
+                <w:rFonts w:eastAsia="Times New Roman"/>
+                <w:color w:val="000000"/>
+                <w:sz w:val="24"/>
+                <w:szCs w:val="24"/>
+              </w:rPr>
+              <w:t>(</w:t>
+            </w:r>
+            <w:proofErr w:type="spellStart"/>
+            <w:r>
+              <w:rPr>
+                <w:rFonts w:eastAsia="Times New Roman"/>
+                <w:color w:val="000000"/>
+                <w:sz w:val="24"/>
+                <w:szCs w:val="24"/>
+              </w:rPr>
+              <w:t>True</w:t>
+            </w:r>
+            <w:proofErr w:type="spellEnd"/>
+            <w:r>
+              <w:rPr>
+                <w:rFonts w:eastAsia="Times New Roman"/>
+                <w:color w:val="000000"/>
+                <w:sz w:val="24"/>
+                <w:szCs w:val="24"/>
+              </w:rPr>
+              <w:t xml:space="preserve">) </w:t>
+            </w:r>
+          </w:p>
+          <w:p>
+            <w:pPr>
+              <w:spacing w:line="240" w:lineRule="auto"/>
+              <w:jc w:val="both"/>
+              <w:textAlignment w:val="baseline"/>
+              <w:rPr>
+                <w:rFonts w:eastAsia="Times New Roman"/>
+                <w:color w:val="000000"/>
+                <w:sz w:val="24"/>
+                <w:szCs w:val="24"/>
+              </w:rPr>
+            </w:pPr>
+            <w:proofErr w:type="spellStart"/>
+            <w:proofErr w:type="gramStart"/>
+            <w:r>
+              <w:rPr>
+                <w:rFonts w:eastAsia="Times New Roman"/>
+                <w:color w:val="000000"/>
+                <w:sz w:val="24"/>
+                <w:szCs w:val="24"/>
+              </w:rPr>
+              <w:t>plt.savefig</w:t>
+            </w:r>
+            <w:proofErr w:type="spellEnd"/>
+            <w:proofErr w:type="gramEnd"/>
+            <w:r>
+              <w:rPr>
+                <w:rFonts w:eastAsia="Times New Roman"/>
+                <w:color w:val="000000"/>
+                <w:sz w:val="24"/>
+                <w:szCs w:val="24"/>
+              </w:rPr>
+              <w:t xml:space="preserve">('evolucao_idade_5_anos.png') </w:t>
+            </w:r>
+          </w:p>
+          <w:p>
+            <w:pPr>
+              <w:spacing w:line="240" w:lineRule="auto"/>
+              <w:jc w:val="both"/>
+              <w:textAlignment w:val="baseline"/>
+              <w:rPr>
+                <w:rFonts w:eastAsia="Times New Roman"/>
+                <w:color w:val="000000"/>
+                <w:sz w:val="24"/>
+                <w:szCs w:val="24"/>
+              </w:rPr>
+            </w:pPr>
+            <w:proofErr w:type="spellStart"/>
+            <w:proofErr w:type="gramStart"/>
+            <w:r>
+              <w:rPr>
+                <w:rFonts w:eastAsia="Times New Roman"/>
+                <w:color w:val="000000"/>
+                <w:sz w:val="24"/>
+                <w:szCs w:val="24"/>
+              </w:rPr>
+              <w:t>plt.show</w:t>
+            </w:r>
+            <w:proofErr w:type="spellEnd"/>
+            <w:proofErr w:type="gramEnd"/>
+            <w:r>
+              <w:rPr>
+                <w:rFonts w:eastAsia="Times New Roman"/>
+                <w:color w:val="000000"/>
+                <w:sz w:val="24"/>
+                <w:szCs w:val="24"/>
+              </w:rPr>
+              <w:t xml:space="preserve">() </w:t>
+            </w:r>
+          </w:p>
+          <w:p>
+            <w:pPr>
+              <w:spacing w:line="240" w:lineRule="auto"/>
+              <w:jc w:val="both"/>
+              <w:textAlignment w:val="baseline"/>
+              <w:rPr>
+                <w:rFonts w:eastAsia="Times New Roman"/>
+                <w:color w:val="000000"/>
+                <w:sz w:val="24"/>
+                <w:szCs w:val="24"/>
+              </w:rPr>
+            </w:pPr>
+            <w:proofErr w:type="spellStart"/>
+            <w:r>
+              <w:rPr>
+                <w:rFonts w:eastAsia="Times New Roman"/>
+                <w:color w:val="000000"/>
+                <w:sz w:val="24"/>
+                <w:szCs w:val="24"/>
+              </w:rPr>
+              <w:t>else</w:t>
+            </w:r>
+            <w:proofErr w:type="spellEnd"/>
+            <w:r>
+              <w:rPr>
+                <w:rFonts w:eastAsia="Times New Roman"/>
+                <w:color w:val="000000"/>
+                <w:sz w:val="24"/>
+                <w:szCs w:val="24"/>
+              </w:rPr>
+              <w:t xml:space="preserve">: </w:t>
+            </w:r>
+            <w:proofErr w:type="gramStart"/>
+            <w:r>
+              <w:rPr>
+                <w:rFonts w:eastAsia="Times New Roman"/>
+                <w:color w:val="000000"/>
+                <w:sz w:val="24"/>
+                <w:szCs w:val="24"/>
+              </w:rPr>
+              <w:t>print(</w:t>
+            </w:r>
+            <w:proofErr w:type="gramEnd"/>
+            <w:r>
+              <w:rPr>
+                <w:rFonts w:eastAsia="Times New Roman"/>
+                <w:color w:val="000000"/>
+                <w:sz w:val="24"/>
+                <w:szCs w:val="24"/>
+              </w:rPr>
+              <w:t>"Nenhum dado foi carregado.")</w:t>
+            </w:r>
+          </w:p>
+        </w:tc>
+      </w:tr>
+    </w:tbl>
+    <w:p>
+      <w:pPr>
+        <w:spacing w:line="240" w:lineRule="auto"/>
+        <w:jc w:val="both"/>
+        <w:textAlignment w:val="baseline"/>
+        <w:rPr>
+          <w:rFonts w:eastAsia="Times New Roman"/>
+          <w:color w:val="000000"/>
+          <w:sz w:val="24"/>
+          <w:szCs w:val="24"/>
+        </w:rPr>
+      </w:pPr>
+    </w:p>
+    <w:p>
+      <w:pPr>
+        <w:spacing w:line="240" w:lineRule="auto"/>
+        <w:jc w:val="both"/>
+        <w:textAlignment w:val="baseline"/>
+        <w:rPr>
+          <w:rFonts w:eastAsia="Times New Roman"/>
+          <w:color w:val="000000"/>
+          <w:sz w:val="24"/>
+          <w:szCs w:val="24"/>
+        </w:rPr>
+      </w:pPr>
+    </w:p>
+    <w:p>
+      <w:pPr>
+        <w:spacing w:line="240" w:lineRule="auto"/>
+        <w:jc w:val="both"/>
+        <w:textAlignment w:val="baseline"/>
+        <w:rPr>
+          <w:rFonts w:eastAsia="Times New Roman"/>
+          <w:color w:val="000000"/>
+          <w:sz w:val="24"/>
+          <w:szCs w:val="24"/>
+        </w:rPr>
+      </w:pPr>
+    </w:p>
+    <w:p>
+      <w:pPr>
+        <w:pStyle w:val="Ttulo1"/>
+        <w:numPr>
+          <w:ilvl w:val="0"/>
+          <w:numId w:val="21"/>
+        </w:numPr>
+        <w:jc w:val="both"/>
+      </w:pPr>
+      <w:bookmarkStart w:id="10" w:name="_Toc242827528"/>
+      <w:r>
+        <w:t>Segmento Social e Vulnerabilidade</w:t>
+      </w:r>
+      <w:bookmarkEnd w:id="10"/>
+    </w:p>
+    <w:p>
+      <w:pPr>
+        <w:ind w:left="360"/>
+        <w:jc w:val="both"/>
+        <w:rPr>
+          <w:b/>
+          <w:bCs/>
+        </w:rPr>
+      </w:pPr>
+      <w:r>
+        <w:rPr>
+          <w:b/>
+          <w:bCs/>
+        </w:rPr>
+        <w:t>Análise dos resultados educacionais (2022–2026)</w:t>
+      </w:r>
+    </w:p>
+    <w:p>
+      <w:pPr>
+        <w:ind w:left="360"/>
+        <w:jc w:val="both"/>
+        <w:rPr>
+          <w:b/>
+          <w:bCs/>
+        </w:rPr>
+      </w:pPr>
+    </w:p>
+    <w:p>
+      <w:pPr>
+        <w:ind w:left="360"/>
+        <w:jc w:val="both"/>
+        <w:rPr>
+          <w:b/>
+          <w:bCs/>
+        </w:rPr>
+      </w:pPr>
+      <w:r>
+        <w:rPr>
+          <w:b/>
+          <w:bCs/>
+        </w:rPr>
+        <w:t>1. Existem diferenças de desempenho escolar por raça/cor?</w:t>
+      </w:r>
+    </w:p>
+    <w:p>
+      <w:pPr>
+        <w:pStyle w:val="PargrafodaLista"/>
+        <w:numPr>
+          <w:ilvl w:val="0"/>
+          <w:numId w:val="24"/>
+        </w:numPr>
+        <w:jc w:val="both"/>
+      </w:pPr>
+      <w:r>
+        <w:t>Sim. Entre 2022 e 2025, as taxas de aprovação aumentaram em todos os grupos de raça/cor analisados. O maior crescimento foi observado entre estudantes pretos, cuja taxa passou de 92,17% para 96,36%, um aumento de 4,19 pontos percentuais. Apesar da evolução, em 2025 a taxa de aprovação desse grupo permaneceu abaixo da observada entre estudantes brancos (97,54%).</w:t>
+      </w:r>
+    </w:p>
+    <w:p>
+      <w:pPr>
+        <w:pStyle w:val="PargrafodaLista"/>
+        <w:numPr>
+          <w:ilvl w:val="0"/>
+          <w:numId w:val="24"/>
+        </w:numPr>
+        <w:jc w:val="both"/>
+      </w:pPr>
+      <w:r>
+        <w:t xml:space="preserve">Os resultados indicam melhora geral dos indicadores, mas também mostram que persistem diferenças entre os grupos. A análise deve ser interpretada considerando que as taxas foram calculadas apenas sobre os registros com </w:t>
+      </w:r>
+      <w:proofErr w:type="gramStart"/>
+      <w:r>
+        <w:t>resultado final</w:t>
+      </w:r>
+      <w:proofErr w:type="gramEnd"/>
+      <w:r>
+        <w:t xml:space="preserve"> preenchido.</w:t>
+      </w:r>
+    </w:p>
+    <w:p>
+      <w:pPr>
+        <w:pStyle w:val="PargrafodaLista"/>
+        <w:jc w:val="both"/>
+        <w:rPr>
+          <w:b/>
+          <w:bCs/>
+        </w:rPr>
+      </w:pPr>
+    </w:p>
+    <w:p>
+      <w:pPr>
+        <w:ind w:left="360"/>
+        <w:jc w:val="both"/>
+        <w:rPr>
+          <w:b/>
+          <w:bCs/>
+        </w:rPr>
+      </w:pPr>
+      <w:r>
+        <w:rPr>
+          <w:b/>
+          <w:bCs/>
+        </w:rPr>
+        <w:t>2. Existe associação entre o recebimento do Bolsa Família e o desempenho escolar?</w:t>
+      </w:r>
+    </w:p>
+    <w:p>
+      <w:pPr>
+        <w:pStyle w:val="PargrafodaLista"/>
+        <w:numPr>
+          <w:ilvl w:val="0"/>
+          <w:numId w:val="25"/>
+        </w:numPr>
+        <w:jc w:val="both"/>
+      </w:pPr>
+      <w:r>
+        <w:t>Em 2025, estudantes com registro de recebimento do Bolsa Família apresentaram taxa de aprovação de 96,61%, enquanto entre aqueles sem registro do benefício a taxa foi de 97,17%. A diferença foi de aproximadamente 0,56 ponto percentual.</w:t>
+      </w:r>
+    </w:p>
+    <w:p>
+      <w:pPr>
+        <w:pStyle w:val="PargrafodaLista"/>
+        <w:numPr>
+          <w:ilvl w:val="0"/>
+          <w:numId w:val="25"/>
+        </w:numPr>
+        <w:jc w:val="both"/>
+      </w:pPr>
+      <w:r>
+        <w:t>Entretanto, essa associação não foi uniforme quando os dados foram cruzados com raça/cor. Portanto, os resultados não permitem afirmar que o recebimento do benefício cause diferenças no desempenho escolar, pois outros fatores socioeconômicos e educacionais não foram controlados.</w:t>
+      </w:r>
+    </w:p>
+    <w:p>
+      <w:pPr>
+        <w:ind w:left="360"/>
+        <w:jc w:val="both"/>
+        <w:rPr>
+          <w:b/>
+          <w:bCs/>
+        </w:rPr>
+      </w:pPr>
+    </w:p>
+    <w:p>
+      <w:pPr>
+        <w:ind w:left="360"/>
+        <w:jc w:val="both"/>
+        <w:rPr>
+          <w:b/>
+          <w:bCs/>
+        </w:rPr>
+      </w:pPr>
+      <w:r>
+        <w:rPr>
+          <w:b/>
+          <w:bCs/>
+        </w:rPr>
+        <w:t>3. Quais grupos apresentam tendências históricas que merecem investigação?</w:t>
+      </w:r>
+    </w:p>
+    <w:p>
+      <w:pPr>
+        <w:pStyle w:val="PargrafodaLista"/>
+        <w:numPr>
+          <w:ilvl w:val="0"/>
+          <w:numId w:val="26"/>
+        </w:numPr>
+        <w:jc w:val="both"/>
+      </w:pPr>
+      <w:r>
+        <w:t>Entre os indicadores analisados, a categoria 2 do DEF1 apresentou uma oscilação relevante: a taxa de aprovação passou de 92,53% em 2022 para 74,64% em 2025, com variações expressivas nos anos intermediários.</w:t>
+      </w:r>
+    </w:p>
+    <w:p>
+      <w:pPr>
+        <w:pStyle w:val="PargrafodaLista"/>
+        <w:numPr>
+          <w:ilvl w:val="0"/>
+          <w:numId w:val="26"/>
+        </w:numPr>
+        <w:jc w:val="both"/>
+      </w:pPr>
+      <w:r>
+        <w:t>Também foram observadas taxas de retenção elevadas em 2025 nas categorias 7 e 8 do DEF2, de 35,81% e 43,38%, respectivamente. Esses resultados devem ser investigados para verificar a consistência dos registros e compreender as características dos grupos envolvidos. Como os significados dos códigos DEF ainda precisam ser confirmados no dicionário oficial, não é possível associá-los com segurança a condições específicas.</w:t>
+      </w:r>
+    </w:p>
+    <w:p>
+      <w:pPr>
+        <w:pStyle w:val="PargrafodaLista"/>
+        <w:jc w:val="both"/>
+        <w:rPr>
+          <w:b/>
+          <w:bCs/>
+        </w:rPr>
+      </w:pPr>
+    </w:p>
+    <w:p>
+      <w:pPr>
+        <w:pStyle w:val="PargrafodaLista"/>
+        <w:jc w:val="both"/>
+        <w:rPr>
+          <w:b/>
+          <w:bCs/>
+        </w:rPr>
+      </w:pPr>
+    </w:p>
+    <w:p>
+      <w:pPr>
+        <w:pStyle w:val="PargrafodaLista"/>
+        <w:jc w:val="both"/>
+        <w:rPr>
+          <w:b/>
+          <w:bCs/>
+        </w:rPr>
+      </w:pPr>
+    </w:p>
+    <w:p>
+      <w:pPr>
+        <w:pStyle w:val="PargrafodaLista"/>
+        <w:jc w:val="both"/>
+        <w:rPr>
+          <w:b/>
+          <w:bCs/>
+        </w:rPr>
+      </w:pPr>
+    </w:p>
+    <w:p>
+      <w:pPr>
+        <w:pStyle w:val="PargrafodaLista"/>
+        <w:jc w:val="both"/>
+        <w:rPr>
+          <w:b/>
+          <w:bCs/>
+        </w:rPr>
+      </w:pPr>
+      <w:r>
+        <w:rPr>
+          <w:b/>
+          <w:bCs/>
+        </w:rPr>
+        <w:t>4. Os dados permitem conclusões confiáveis sobre todo o período?</w:t>
+      </w:r>
+    </w:p>
+    <w:p>
+      <w:pPr>
+        <w:pStyle w:val="PargrafodaLista"/>
+        <w:numPr>
+          <w:ilvl w:val="0"/>
+          <w:numId w:val="27"/>
+        </w:numPr>
+        <w:jc w:val="both"/>
+      </w:pPr>
+      <w:r>
+        <w:t>Não integralmente. Entre 2022 e 2025, o percentual de registros com resultado preenchido variou de 31,87% a 40,30%, limitando a representatividade das taxas calculadas. Em 2026, apenas 341 dos 11,9 milhões de registros apresentavam resultado preenchido, o equivalente a aproximadamente 0,0029%. Por isso, esse ano foi considerado apenas na auditoria da cobertura dos dados, e não na comparação de desempenho.</w:t>
+      </w:r>
+    </w:p>
+    <w:p>
+      <w:pPr>
+        <w:pStyle w:val="PargrafodaLista"/>
+        <w:numPr>
+          <w:ilvl w:val="0"/>
+          <w:numId w:val="27"/>
+        </w:numPr>
+        <w:jc w:val="both"/>
+      </w:pPr>
+      <w:r>
+        <w:t>Também foram identificadas inconsistências na correspondência entre registros finalizados, aprovados e retidos. Assim, os resultados devem ser considerados descritivos e interpretados com cautela, sendo necessária a validação da base antes de conclusões definitivas.</w:t>
+      </w:r>
+    </w:p>
+    <w:p>
+      <w:pPr>
+        <w:pStyle w:val="PargrafodaLista"/>
+        <w:jc w:val="both"/>
+      </w:pPr>
+    </w:p>
+    <w:p>
+      <w:pPr>
+        <w:spacing w:line="240" w:lineRule="auto"/>
+        <w:jc w:val="both"/>
+        <w:textAlignment w:val="baseline"/>
+        <w:rPr>
+          <w:rFonts w:eastAsia="Times New Roman"/>
+          <w:color w:val="000000"/>
+          <w:sz w:val="24"/>
+          <w:szCs w:val="24"/>
+        </w:rPr>
+      </w:pPr>
+    </w:p>
+    <w:p>
+      <w:pPr>
+        <w:pStyle w:val="Ttulo1"/>
+        <w:numPr>
+          <w:ilvl w:val="0"/>
+          <w:numId w:val="21"/>
+        </w:numPr>
+        <w:jc w:val="both"/>
+      </w:pPr>
+      <w:r>
+        <w:t>Proposta Analítica &amp; Insights Qualitativos</w:t>
+      </w:r>
+    </w:p>
+    <w:p>
+      <w:pPr>
+        <w:jc w:val="both"/>
+        <w:rPr>
+          <w:b/>
+          <w:bCs/>
+        </w:rPr>
+      </w:pPr>
+      <w:r>
+        <w:rPr>
+          <w:b/>
+          <w:bCs/>
+        </w:rPr>
+        <w:t>1. Proposta analítica (hipóteses)</w:t>
+      </w:r>
+    </w:p>
+    <w:p>
+      <w:pPr>
+        <w:pStyle w:val="PargrafodaLista"/>
+        <w:numPr>
+          <w:ilvl w:val="0"/>
+          <w:numId w:val="28"/>
+        </w:numPr>
+        <w:jc w:val="both"/>
+      </w:pPr>
+      <w:r>
+        <w:t>H1, deficiência: Se o aluno tem deficiência (</w:t>
+      </w:r>
+      <w:r>
+        <w:rPr>
+          <w:b/>
+          <w:bCs/>
+        </w:rPr>
+        <w:t>DEF1-DEF10</w:t>
+      </w:r>
+      <w:r>
+        <w:t xml:space="preserve"> diferente de 0), então a taxa de aprovação é menor que a dos demais, porque o apoio necessário (cuidador, profissional de saúde, prova adaptada) nem sempre está disponível. Checar com </w:t>
+      </w:r>
+      <w:r>
+        <w:rPr>
+          <w:b/>
+          <w:bCs/>
+        </w:rPr>
+        <w:t>FLAG_CUIDADOR, FLAG_PROF_SAUDE e ID_*</w:t>
+      </w:r>
+      <w:r>
+        <w:t>.</w:t>
+      </w:r>
+    </w:p>
+    <w:p>
+      <w:pPr>
+        <w:pStyle w:val="PargrafodaLista"/>
+        <w:numPr>
+          <w:ilvl w:val="0"/>
+          <w:numId w:val="28"/>
+        </w:numPr>
+        <w:jc w:val="both"/>
+      </w:pPr>
+      <w:r>
+        <w:t xml:space="preserve">H2, vulnerabilidade econômica: Se o aluno é do Bolsa Família </w:t>
+      </w:r>
+      <w:r>
+        <w:rPr>
+          <w:b/>
+          <w:bCs/>
+        </w:rPr>
+        <w:t>(FLAG_BOLSA_FAM)</w:t>
+      </w:r>
+      <w:r>
+        <w:t>,</w:t>
+      </w:r>
+      <w:r>
+        <w:t xml:space="preserve"> então aprovação menor e abandono maior </w:t>
+      </w:r>
+      <w:r>
+        <w:rPr>
+          <w:b/>
+          <w:bCs/>
+        </w:rPr>
+        <w:t>(FLAG_SIT_ALUNO)</w:t>
+      </w:r>
+      <w:r>
+        <w:t>,</w:t>
+      </w:r>
+      <w:r>
+        <w:rPr>
+          <w:b/>
+          <w:bCs/>
+        </w:rPr>
+        <w:t xml:space="preserve"> </w:t>
+      </w:r>
+      <w:r>
+        <w:t>porque a renda pressiona a permanência.</w:t>
+      </w:r>
+    </w:p>
+    <w:p>
+      <w:pPr>
+        <w:pStyle w:val="PargrafodaLista"/>
+        <w:numPr>
+          <w:ilvl w:val="0"/>
+          <w:numId w:val="28"/>
+        </w:numPr>
+        <w:jc w:val="both"/>
+      </w:pPr>
+      <w:r>
+        <w:t>H3, raça/etnia: Se o aluno é preto, pardo, indígena ou quilombola (</w:t>
+      </w:r>
+      <w:r>
+        <w:rPr>
+          <w:b/>
+          <w:bCs/>
+        </w:rPr>
+        <w:t>CORRACA</w:t>
+      </w:r>
+      <w:r>
+        <w:t xml:space="preserve">, </w:t>
+      </w:r>
+      <w:r>
+        <w:rPr>
+          <w:b/>
+          <w:bCs/>
+        </w:rPr>
+        <w:t>FLAG_QUILOMBO</w:t>
+      </w:r>
+      <w:r>
+        <w:t>), então a aprovação é menor que a de alunos brancos, e a diferença se concentra em certas diretorias de ensino (DE).</w:t>
+      </w:r>
+    </w:p>
+    <w:p>
+      <w:pPr>
+        <w:pStyle w:val="PargrafodaLista"/>
+        <w:numPr>
+          <w:ilvl w:val="0"/>
+          <w:numId w:val="28"/>
+        </w:numPr>
+        <w:jc w:val="both"/>
+      </w:pPr>
+      <w:r>
+        <w:t xml:space="preserve">H4, defasagem e turno: Se o aluno tem idade acima da esperada para a série ou estuda à noite (IDADE </w:t>
+      </w:r>
+      <w:proofErr w:type="spellStart"/>
+      <w:r>
+        <w:t>vs</w:t>
+      </w:r>
+      <w:proofErr w:type="spellEnd"/>
+      <w:r>
+        <w:t xml:space="preserve"> SERIE, TURNO), então o rendimento é pior, porque muitos conciliam trabalho e estudo.</w:t>
+      </w:r>
+    </w:p>
+    <w:p>
+      <w:pPr>
+        <w:pStyle w:val="PargrafodaLista"/>
+        <w:jc w:val="both"/>
+        <w:rPr>
+          <w:b/>
+          <w:bCs/>
+        </w:rPr>
+      </w:pPr>
+    </w:p>
+    <w:p>
+      <w:pPr>
+        <w:jc w:val="both"/>
+        <w:rPr>
+          <w:b/>
+          <w:bCs/>
+        </w:rPr>
+      </w:pPr>
+      <w:r>
+        <w:rPr>
+          <w:b/>
+          <w:bCs/>
+        </w:rPr>
+        <w:t>2. Investigação estrutural/geográfica (superficial)</w:t>
+      </w:r>
+    </w:p>
+    <w:p>
+      <w:pPr>
+        <w:pStyle w:val="PargrafodaLista"/>
+        <w:numPr>
+          <w:ilvl w:val="0"/>
+          <w:numId w:val="29"/>
+        </w:numPr>
+        <w:jc w:val="both"/>
+      </w:pPr>
+      <w:r>
+        <w:t>Calcular a lacuna em pontos percentuais entre cada grupo e a referência, por ano.</w:t>
+      </w:r>
+    </w:p>
+    <w:p>
+      <w:pPr>
+        <w:pStyle w:val="PargrafodaLista"/>
+        <w:numPr>
+          <w:ilvl w:val="0"/>
+          <w:numId w:val="29"/>
+        </w:numPr>
+        <w:jc w:val="both"/>
+      </w:pPr>
+      <w:r>
+        <w:t xml:space="preserve">Cruzar a lacuna com </w:t>
+      </w:r>
+      <w:r>
+        <w:rPr>
+          <w:b/>
+          <w:bCs/>
+        </w:rPr>
+        <w:t>DE</w:t>
+      </w:r>
+      <w:r>
+        <w:t xml:space="preserve">, </w:t>
+      </w:r>
+      <w:r>
+        <w:rPr>
+          <w:b/>
+          <w:bCs/>
+        </w:rPr>
+        <w:t>DISTR</w:t>
+      </w:r>
+      <w:r>
+        <w:t xml:space="preserve">, </w:t>
+      </w:r>
+      <w:r>
+        <w:rPr>
+          <w:b/>
+          <w:bCs/>
+        </w:rPr>
+        <w:t>END_ZONA</w:t>
+      </w:r>
+      <w:r>
+        <w:t xml:space="preserve">, </w:t>
+      </w:r>
+      <w:r>
+        <w:rPr>
+          <w:b/>
+          <w:bCs/>
+        </w:rPr>
+        <w:t>TIPOESC</w:t>
+      </w:r>
+      <w:r>
+        <w:t xml:space="preserve"> e </w:t>
+      </w:r>
+      <w:r>
+        <w:rPr>
+          <w:b/>
+          <w:bCs/>
+        </w:rPr>
+        <w:t>TURNO</w:t>
+      </w:r>
+      <w:r>
+        <w:t>, para ver onde ela se concentra.</w:t>
+      </w:r>
+    </w:p>
+    <w:p>
+      <w:pPr>
+        <w:pStyle w:val="PargrafodaLista"/>
+        <w:numPr>
+          <w:ilvl w:val="0"/>
+          <w:numId w:val="29"/>
+        </w:numPr>
+        <w:jc w:val="both"/>
+      </w:pPr>
+      <w:r>
+        <w:t>Ver se a lacuna persiste, cresce ou diminui nos 5 anos.</w:t>
+      </w:r>
+    </w:p>
+    <w:p>
+      <w:pPr>
+        <w:pStyle w:val="PargrafodaLista"/>
+        <w:numPr>
+          <w:ilvl w:val="0"/>
+          <w:numId w:val="29"/>
+        </w:numPr>
+        <w:jc w:val="both"/>
+      </w:pPr>
+      <w:r>
+        <w:t>Limitação a declarar: isso mostra correlação, não causa.</w:t>
+      </w:r>
+    </w:p>
+    <w:p>
+      <w:pPr>
+        <w:pStyle w:val="PargrafodaLista"/>
+        <w:jc w:val="both"/>
+        <w:rPr>
+          <w:b/>
+          <w:bCs/>
+        </w:rPr>
+      </w:pPr>
+    </w:p>
+    <w:p>
+      <w:pPr>
+        <w:jc w:val="both"/>
+        <w:rPr>
+          <w:b/>
+          <w:bCs/>
+        </w:rPr>
+      </w:pPr>
+      <w:r>
+        <w:rPr>
+          <w:b/>
+          <w:bCs/>
+        </w:rPr>
+        <w:t>3. Recomendações (a confirmar com os números)</w:t>
+      </w:r>
+    </w:p>
+    <w:p>
+      <w:pPr>
+        <w:pStyle w:val="PargrafodaLista"/>
+        <w:numPr>
+          <w:ilvl w:val="0"/>
+          <w:numId w:val="30"/>
+        </w:numPr>
+        <w:jc w:val="both"/>
+      </w:pPr>
+      <w:r>
+        <w:rPr>
+          <w:b/>
+          <w:bCs/>
+        </w:rPr>
+        <w:t>Deficiência:</w:t>
+      </w:r>
+      <w:r>
+        <w:t xml:space="preserve"> priorizar profissional de apoio e material adaptado nas </w:t>
+      </w:r>
+      <w:proofErr w:type="spellStart"/>
+      <w:r>
+        <w:t>DEs</w:t>
+      </w:r>
+      <w:proofErr w:type="spellEnd"/>
+      <w:r>
+        <w:t xml:space="preserve"> com maior lacuna.</w:t>
+      </w:r>
+    </w:p>
+    <w:p>
+      <w:pPr>
+        <w:pStyle w:val="PargrafodaLista"/>
+        <w:numPr>
+          <w:ilvl w:val="0"/>
+          <w:numId w:val="30"/>
+        </w:numPr>
+        <w:jc w:val="both"/>
+      </w:pPr>
+      <w:r>
+        <w:rPr>
+          <w:b/>
+          <w:bCs/>
+        </w:rPr>
         <w:lastRenderedPageBreak/>
+        <w:t>Vulnerabilidade:</w:t>
+      </w:r>
+      <w:r>
+        <w:t xml:space="preserve"> busca ativa de alunos em risco de abandono e articulação com programas de permanência.</w:t>
+      </w:r>
+    </w:p>
+    <w:p>
+      <w:pPr>
+        <w:pStyle w:val="PargrafodaLista"/>
+        <w:numPr>
+          <w:ilvl w:val="0"/>
+          <w:numId w:val="30"/>
+        </w:numPr>
+        <w:jc w:val="both"/>
+      </w:pPr>
+      <w:r>
+        <w:rPr>
+          <w:b/>
+          <w:bCs/>
+        </w:rPr>
+        <w:t>Defasagem/noturno</w:t>
+      </w:r>
+      <w:r>
+        <w:t>: turmas de aceleração e recuperação intensiva (o dicionário já lista esses tipos de classe) e horários flexíveis.</w:t>
+      </w:r>
+    </w:p>
+    <w:p>
+      <w:pPr>
+        <w:pStyle w:val="PargrafodaLista"/>
+        <w:numPr>
+          <w:ilvl w:val="0"/>
+          <w:numId w:val="30"/>
+        </w:numPr>
+        <w:jc w:val="both"/>
+      </w:pPr>
+      <w:r>
+        <w:rPr>
+          <w:b/>
+          <w:bCs/>
+        </w:rPr>
+        <w:t>Regional:</w:t>
+      </w:r>
+      <w:r>
+        <w:t xml:space="preserve"> concentrar ações nas </w:t>
+      </w:r>
+      <w:proofErr w:type="spellStart"/>
+      <w:r>
+        <w:t>DEs</w:t>
+      </w:r>
+      <w:proofErr w:type="spellEnd"/>
+      <w:r>
+        <w:t xml:space="preserve"> com pior desempenho e monitorar a lacuna a cada ano.</w:t>
+      </w:r>
+    </w:p>
+    <w:p>
+      <w:pPr>
+        <w:spacing w:line="240" w:lineRule="auto"/>
+        <w:jc w:val="both"/>
+        <w:textAlignment w:val="baseline"/>
+        <w:rPr>
+          <w:rFonts w:eastAsia="Times New Roman"/>
+          <w:color w:val="000000"/>
+          <w:sz w:val="24"/>
+          <w:szCs w:val="24"/>
+        </w:rPr>
+      </w:pPr>
+    </w:p>
+    <w:p>
+      <w:pPr>
+        <w:spacing w:line="240" w:lineRule="auto"/>
+        <w:jc w:val="both"/>
+        <w:textAlignment w:val="baseline"/>
+        <w:rPr>
+          <w:rFonts w:eastAsia="Times New Roman"/>
+          <w:color w:val="000000"/>
+          <w:sz w:val="24"/>
+          <w:szCs w:val="24"/>
+        </w:rPr>
+      </w:pPr>
+    </w:p>
+    <w:p>
+      <w:pPr>
+        <w:spacing w:line="240" w:lineRule="auto"/>
+        <w:jc w:val="both"/>
+        <w:textAlignment w:val="baseline"/>
+        <w:rPr>
+          <w:rFonts w:eastAsia="Times New Roman"/>
+          <w:color w:val="000000"/>
+          <w:sz w:val="24"/>
+          <w:szCs w:val="24"/>
+        </w:rPr>
+      </w:pPr>
+    </w:p>
+    <w:p>
+      <w:pPr>
+        <w:spacing w:line="240" w:lineRule="auto"/>
+        <w:jc w:val="both"/>
+        <w:textAlignment w:val="baseline"/>
+        <w:rPr>
+          <w:rFonts w:eastAsia="Times New Roman"/>
+          <w:color w:val="000000"/>
+          <w:sz w:val="24"/>
+          <w:szCs w:val="24"/>
+        </w:rPr>
+      </w:pPr>
+    </w:p>
+    <w:p>
+      <w:pPr>
+        <w:spacing w:line="240" w:lineRule="auto"/>
+        <w:jc w:val="both"/>
+        <w:textAlignment w:val="baseline"/>
+        <w:rPr>
+          <w:rFonts w:eastAsia="Times New Roman"/>
+          <w:color w:val="000000"/>
+          <w:sz w:val="24"/>
+          <w:szCs w:val="24"/>
+        </w:rPr>
+      </w:pPr>
+    </w:p>
+    <w:p>
+      <w:pPr>
+        <w:spacing w:line="240" w:lineRule="auto"/>
+        <w:jc w:val="both"/>
+        <w:textAlignment w:val="baseline"/>
+        <w:rPr>
+          <w:rFonts w:eastAsia="Times New Roman"/>
+          <w:color w:val="000000"/>
+          <w:sz w:val="24"/>
+          <w:szCs w:val="24"/>
+        </w:rPr>
+      </w:pPr>
+    </w:p>
+    <w:p>
+      <w:pPr>
+        <w:spacing w:line="240" w:lineRule="auto"/>
+        <w:jc w:val="both"/>
+        <w:textAlignment w:val="baseline"/>
+        <w:rPr>
+          <w:rFonts w:eastAsia="Times New Roman"/>
+          <w:color w:val="000000"/>
+          <w:sz w:val="24"/>
+          <w:szCs w:val="24"/>
+        </w:rPr>
+      </w:pPr>
+    </w:p>
+    <w:p>
+      <w:pPr>
+        <w:spacing w:line="240" w:lineRule="auto"/>
+        <w:jc w:val="both"/>
+        <w:textAlignment w:val="baseline"/>
+        <w:rPr>
+          <w:rFonts w:eastAsia="Times New Roman"/>
+          <w:color w:val="000000"/>
+          <w:sz w:val="24"/>
+          <w:szCs w:val="24"/>
+        </w:rPr>
+      </w:pPr>
+    </w:p>
+    <w:p>
+      <w:pPr>
+        <w:spacing w:line="240" w:lineRule="auto"/>
+        <w:jc w:val="both"/>
+        <w:textAlignment w:val="baseline"/>
+        <w:rPr>
+          <w:rFonts w:eastAsia="Times New Roman"/>
+          <w:color w:val="000000"/>
+          <w:sz w:val="24"/>
+          <w:szCs w:val="24"/>
+        </w:rPr>
+      </w:pPr>
+    </w:p>
+    <w:p>
+      <w:pPr>
+        <w:spacing w:line="240" w:lineRule="auto"/>
+        <w:jc w:val="both"/>
+        <w:textAlignment w:val="baseline"/>
+        <w:rPr>
+          <w:rFonts w:eastAsia="Times New Roman"/>
+          <w:color w:val="000000"/>
+          <w:sz w:val="24"/>
+          <w:szCs w:val="24"/>
+        </w:rPr>
+      </w:pPr>
+    </w:p>
+    <w:p>
+      <w:pPr>
+        <w:spacing w:line="240" w:lineRule="auto"/>
+        <w:jc w:val="both"/>
+        <w:textAlignment w:val="baseline"/>
+        <w:rPr>
+          <w:rFonts w:eastAsia="Times New Roman"/>
+          <w:color w:val="000000"/>
+          <w:sz w:val="24"/>
+          <w:szCs w:val="24"/>
+        </w:rPr>
+      </w:pPr>
+    </w:p>
+    <w:p>
+      <w:pPr>
+        <w:spacing w:line="240" w:lineRule="auto"/>
+        <w:jc w:val="both"/>
+        <w:textAlignment w:val="baseline"/>
+        <w:rPr>
+          <w:rFonts w:eastAsia="Times New Roman"/>
+          <w:color w:val="000000"/>
+          <w:sz w:val="24"/>
+          <w:szCs w:val="24"/>
+        </w:rPr>
+      </w:pPr>
+    </w:p>
+    <w:p>
+      <w:pPr>
+        <w:spacing w:line="240" w:lineRule="auto"/>
+        <w:jc w:val="both"/>
+        <w:textAlignment w:val="baseline"/>
+        <w:rPr>
+          <w:rFonts w:eastAsia="Times New Roman"/>
+          <w:color w:val="000000"/>
+          <w:sz w:val="24"/>
+          <w:szCs w:val="24"/>
+        </w:rPr>
+      </w:pPr>
+    </w:p>
+    <w:p>
+      <w:pPr>
+        <w:spacing w:line="240" w:lineRule="auto"/>
+        <w:jc w:val="both"/>
+        <w:textAlignment w:val="baseline"/>
+        <w:rPr>
+          <w:rFonts w:eastAsia="Times New Roman"/>
+          <w:color w:val="000000"/>
+          <w:sz w:val="24"/>
+          <w:szCs w:val="24"/>
+        </w:rPr>
+      </w:pPr>
+    </w:p>
+    <w:p>
+      <w:pPr>
+        <w:spacing w:line="240" w:lineRule="auto"/>
+        <w:jc w:val="both"/>
+        <w:textAlignment w:val="baseline"/>
+        <w:rPr>
+          <w:rFonts w:eastAsia="Times New Roman"/>
+          <w:color w:val="000000"/>
+          <w:sz w:val="24"/>
+          <w:szCs w:val="24"/>
+        </w:rPr>
+      </w:pPr>
+    </w:p>
+    <w:p>
+      <w:pPr>
+        <w:pStyle w:val="Ttulo1"/>
+        <w:numPr>
+          <w:ilvl w:val="0"/>
+          <w:numId w:val="21"/>
+        </w:numPr>
+      </w:pPr>
+      <w:bookmarkStart w:id="11" w:name="_Toc242827529"/>
+      <w:r>
         <w:t>Bibliografia</w:t>
       </w:r>
-      <w:bookmarkEnd w:id="6"/>
+      <w:bookmarkEnd w:id="11"/>
     </w:p>
     <w:p/>
     <w:p>
@@ -11383,6 +17647,119 @@
     </w:lvl>
   </w:abstractNum>
   <w:abstractNum w:abstractNumId="3" w15:restartNumberingAfterBreak="0">
+    <w:nsid w:val="09FE7EE3"/>
+    <w:multiLevelType w:val="hybridMultilevel"/>
+    <w:tmpl w:val="B5FE4F0E"/>
+    <w:lvl w:ilvl="0" w:tplc="04160001">
+      <w:start w:val="1"/>
+      <w:numFmt w:val="bullet"/>
+      <w:lvlText w:val=""/>
+      <w:lvlJc w:val="left"/>
+      <w:pPr>
+        <w:ind w:left="1440" w:hanging="360"/>
+      </w:pPr>
+      <w:rPr>
+        <w:rFonts w:ascii="Symbol" w:hAnsi="Symbol" w:hint="default"/>
+      </w:rPr>
+    </w:lvl>
+    <w:lvl w:ilvl="1" w:tplc="04160003" w:tentative="1">
+      <w:start w:val="1"/>
+      <w:numFmt w:val="bullet"/>
+      <w:lvlText w:val="o"/>
+      <w:lvlJc w:val="left"/>
+      <w:pPr>
+        <w:ind w:left="2160" w:hanging="360"/>
+      </w:pPr>
+      <w:rPr>
+        <w:rFonts w:ascii="Courier New" w:hAnsi="Courier New" w:cs="Courier New" w:hint="default"/>
+      </w:rPr>
+    </w:lvl>
+    <w:lvl w:ilvl="2" w:tplc="04160005" w:tentative="1">
+      <w:start w:val="1"/>
+      <w:numFmt w:val="bullet"/>
+      <w:lvlText w:val=""/>
+      <w:lvlJc w:val="left"/>
+      <w:pPr>
+        <w:ind w:left="2880" w:hanging="360"/>
+      </w:pPr>
+      <w:rPr>
+        <w:rFonts w:ascii="Wingdings" w:hAnsi="Wingdings" w:hint="default"/>
+      </w:rPr>
+    </w:lvl>
+    <w:lvl w:ilvl="3" w:tplc="04160001" w:tentative="1">
+      <w:start w:val="1"/>
+      <w:numFmt w:val="bullet"/>
+      <w:lvlText w:val=""/>
+      <w:lvlJc w:val="left"/>
+      <w:pPr>
+        <w:ind w:left="3600" w:hanging="360"/>
+      </w:pPr>
+      <w:rPr>
+        <w:rFonts w:ascii="Symbol" w:hAnsi="Symbol" w:hint="default"/>
+      </w:rPr>
+    </w:lvl>
+    <w:lvl w:ilvl="4" w:tplc="04160003" w:tentative="1">
+      <w:start w:val="1"/>
+      <w:numFmt w:val="bullet"/>
+      <w:lvlText w:val="o"/>
+      <w:lvlJc w:val="left"/>
+      <w:pPr>
+        <w:ind w:left="4320" w:hanging="360"/>
+      </w:pPr>
+      <w:rPr>
+        <w:rFonts w:ascii="Courier New" w:hAnsi="Courier New" w:cs="Courier New" w:hint="default"/>
+      </w:rPr>
+    </w:lvl>
+    <w:lvl w:ilvl="5" w:tplc="04160005" w:tentative="1">
+      <w:start w:val="1"/>
+      <w:numFmt w:val="bullet"/>
+      <w:lvlText w:val=""/>
+      <w:lvlJc w:val="left"/>
+      <w:pPr>
+        <w:ind w:left="5040" w:hanging="360"/>
+      </w:pPr>
+      <w:rPr>
+        <w:rFonts w:ascii="Wingdings" w:hAnsi="Wingdings" w:hint="default"/>
+      </w:rPr>
+    </w:lvl>
+    <w:lvl w:ilvl="6" w:tplc="04160001" w:tentative="1">
+      <w:start w:val="1"/>
+      <w:numFmt w:val="bullet"/>
+      <w:lvlText w:val=""/>
+      <w:lvlJc w:val="left"/>
+      <w:pPr>
+        <w:ind w:left="5760" w:hanging="360"/>
+      </w:pPr>
+      <w:rPr>
+        <w:rFonts w:ascii="Symbol" w:hAnsi="Symbol" w:hint="default"/>
+      </w:rPr>
+    </w:lvl>
+    <w:lvl w:ilvl="7" w:tplc="04160003" w:tentative="1">
+      <w:start w:val="1"/>
+      <w:numFmt w:val="bullet"/>
+      <w:lvlText w:val="o"/>
+      <w:lvlJc w:val="left"/>
+      <w:pPr>
+        <w:ind w:left="6480" w:hanging="360"/>
+      </w:pPr>
+      <w:rPr>
+        <w:rFonts w:ascii="Courier New" w:hAnsi="Courier New" w:cs="Courier New" w:hint="default"/>
+      </w:rPr>
+    </w:lvl>
+    <w:lvl w:ilvl="8" w:tplc="04160005" w:tentative="1">
+      <w:start w:val="1"/>
+      <w:numFmt w:val="bullet"/>
+      <w:lvlText w:val=""/>
+      <w:lvlJc w:val="left"/>
+      <w:pPr>
+        <w:ind w:left="7200" w:hanging="360"/>
+      </w:pPr>
+      <w:rPr>
+        <w:rFonts w:ascii="Wingdings" w:hAnsi="Wingdings" w:hint="default"/>
+      </w:rPr>
+    </w:lvl>
+  </w:abstractNum>
+  <w:abstractNum w:abstractNumId="4" w15:restartNumberingAfterBreak="0">
     <w:nsid w:val="0C206341"/>
     <w:multiLevelType w:val="multilevel"/>
     <w:tmpl w:val="E90ABCD4"/>
@@ -11531,7 +17908,7 @@
       </w:rPr>
     </w:lvl>
   </w:abstractNum>
-  <w:abstractNum w:abstractNumId="4" w15:restartNumberingAfterBreak="0">
+  <w:abstractNum w:abstractNumId="5" w15:restartNumberingAfterBreak="0">
     <w:nsid w:val="0D732314"/>
     <w:multiLevelType w:val="multilevel"/>
     <w:tmpl w:val="02361B80"/>
@@ -11680,7 +18057,7 @@
       </w:rPr>
     </w:lvl>
   </w:abstractNum>
-  <w:abstractNum w:abstractNumId="5" w15:restartNumberingAfterBreak="0">
+  <w:abstractNum w:abstractNumId="6" w15:restartNumberingAfterBreak="0">
     <w:nsid w:val="1BC3446B"/>
     <w:multiLevelType w:val="multilevel"/>
     <w:tmpl w:val="DDD272F4"/>
@@ -11829,7 +18206,295 @@
       </w:rPr>
     </w:lvl>
   </w:abstractNum>
-  <w:abstractNum w:abstractNumId="6" w15:restartNumberingAfterBreak="0">
+  <w:abstractNum w:abstractNumId="7" w15:restartNumberingAfterBreak="0">
+    <w:nsid w:val="1D464A7E"/>
+    <w:multiLevelType w:val="hybridMultilevel"/>
+    <w:tmpl w:val="723AA900"/>
+    <w:lvl w:ilvl="0" w:tplc="04160001">
+      <w:start w:val="1"/>
+      <w:numFmt w:val="bullet"/>
+      <w:lvlText w:val=""/>
+      <w:lvlJc w:val="left"/>
+      <w:pPr>
+        <w:ind w:left="720" w:hanging="360"/>
+      </w:pPr>
+      <w:rPr>
+        <w:rFonts w:ascii="Symbol" w:hAnsi="Symbol" w:hint="default"/>
+      </w:rPr>
+    </w:lvl>
+    <w:lvl w:ilvl="1" w:tplc="04160003" w:tentative="1">
+      <w:start w:val="1"/>
+      <w:numFmt w:val="bullet"/>
+      <w:lvlText w:val="o"/>
+      <w:lvlJc w:val="left"/>
+      <w:pPr>
+        <w:ind w:left="1440" w:hanging="360"/>
+      </w:pPr>
+      <w:rPr>
+        <w:rFonts w:ascii="Courier New" w:hAnsi="Courier New" w:cs="Courier New" w:hint="default"/>
+      </w:rPr>
+    </w:lvl>
+    <w:lvl w:ilvl="2" w:tplc="04160005" w:tentative="1">
+      <w:start w:val="1"/>
+      <w:numFmt w:val="bullet"/>
+      <w:lvlText w:val=""/>
+      <w:lvlJc w:val="left"/>
+      <w:pPr>
+        <w:ind w:left="2160" w:hanging="360"/>
+      </w:pPr>
+      <w:rPr>
+        <w:rFonts w:ascii="Wingdings" w:hAnsi="Wingdings" w:hint="default"/>
+      </w:rPr>
+    </w:lvl>
+    <w:lvl w:ilvl="3" w:tplc="04160001" w:tentative="1">
+      <w:start w:val="1"/>
+      <w:numFmt w:val="bullet"/>
+      <w:lvlText w:val=""/>
+      <w:lvlJc w:val="left"/>
+      <w:pPr>
+        <w:ind w:left="2880" w:hanging="360"/>
+      </w:pPr>
+      <w:rPr>
+        <w:rFonts w:ascii="Symbol" w:hAnsi="Symbol" w:hint="default"/>
+      </w:rPr>
+    </w:lvl>
+    <w:lvl w:ilvl="4" w:tplc="04160003" w:tentative="1">
+      <w:start w:val="1"/>
+      <w:numFmt w:val="bullet"/>
+      <w:lvlText w:val="o"/>
+      <w:lvlJc w:val="left"/>
+      <w:pPr>
+        <w:ind w:left="3600" w:hanging="360"/>
+      </w:pPr>
+      <w:rPr>
+        <w:rFonts w:ascii="Courier New" w:hAnsi="Courier New" w:cs="Courier New" w:hint="default"/>
+      </w:rPr>
+    </w:lvl>
+    <w:lvl w:ilvl="5" w:tplc="04160005" w:tentative="1">
+      <w:start w:val="1"/>
+      <w:numFmt w:val="bullet"/>
+      <w:lvlText w:val=""/>
+      <w:lvlJc w:val="left"/>
+      <w:pPr>
+        <w:ind w:left="4320" w:hanging="360"/>
+      </w:pPr>
+      <w:rPr>
+        <w:rFonts w:ascii="Wingdings" w:hAnsi="Wingdings" w:hint="default"/>
+      </w:rPr>
+    </w:lvl>
+    <w:lvl w:ilvl="6" w:tplc="04160001" w:tentative="1">
+      <w:start w:val="1"/>
+      <w:numFmt w:val="bullet"/>
+      <w:lvlText w:val=""/>
+      <w:lvlJc w:val="left"/>
+      <w:pPr>
+        <w:ind w:left="5040" w:hanging="360"/>
+      </w:pPr>
+      <w:rPr>
+        <w:rFonts w:ascii="Symbol" w:hAnsi="Symbol" w:hint="default"/>
+      </w:rPr>
+    </w:lvl>
+    <w:lvl w:ilvl="7" w:tplc="04160003" w:tentative="1">
+      <w:start w:val="1"/>
+      <w:numFmt w:val="bullet"/>
+      <w:lvlText w:val="o"/>
+      <w:lvlJc w:val="left"/>
+      <w:pPr>
+        <w:ind w:left="5760" w:hanging="360"/>
+      </w:pPr>
+      <w:rPr>
+        <w:rFonts w:ascii="Courier New" w:hAnsi="Courier New" w:cs="Courier New" w:hint="default"/>
+      </w:rPr>
+    </w:lvl>
+    <w:lvl w:ilvl="8" w:tplc="04160005" w:tentative="1">
+      <w:start w:val="1"/>
+      <w:numFmt w:val="bullet"/>
+      <w:lvlText w:val=""/>
+      <w:lvlJc w:val="left"/>
+      <w:pPr>
+        <w:ind w:left="6480" w:hanging="360"/>
+      </w:pPr>
+      <w:rPr>
+        <w:rFonts w:ascii="Wingdings" w:hAnsi="Wingdings" w:hint="default"/>
+      </w:rPr>
+    </w:lvl>
+  </w:abstractNum>
+  <w:abstractNum w:abstractNumId="8" w15:restartNumberingAfterBreak="0">
+    <w:nsid w:val="23BF1B8E"/>
+    <w:multiLevelType w:val="hybridMultilevel"/>
+    <w:tmpl w:val="8F5A0916"/>
+    <w:lvl w:ilvl="0" w:tplc="04160001">
+      <w:start w:val="1"/>
+      <w:numFmt w:val="bullet"/>
+      <w:lvlText w:val=""/>
+      <w:lvlJc w:val="left"/>
+      <w:pPr>
+        <w:ind w:left="720" w:hanging="360"/>
+      </w:pPr>
+      <w:rPr>
+        <w:rFonts w:ascii="Symbol" w:hAnsi="Symbol" w:hint="default"/>
+      </w:rPr>
+    </w:lvl>
+    <w:lvl w:ilvl="1" w:tplc="FFFFFFFF" w:tentative="1">
+      <w:start w:val="1"/>
+      <w:numFmt w:val="lowerLetter"/>
+      <w:lvlText w:val="%2."/>
+      <w:lvlJc w:val="left"/>
+      <w:pPr>
+        <w:ind w:left="1440" w:hanging="360"/>
+      </w:pPr>
+    </w:lvl>
+    <w:lvl w:ilvl="2" w:tplc="FFFFFFFF" w:tentative="1">
+      <w:start w:val="1"/>
+      <w:numFmt w:val="lowerRoman"/>
+      <w:lvlText w:val="%3."/>
+      <w:lvlJc w:val="right"/>
+      <w:pPr>
+        <w:ind w:left="2160" w:hanging="180"/>
+      </w:pPr>
+    </w:lvl>
+    <w:lvl w:ilvl="3" w:tplc="FFFFFFFF" w:tentative="1">
+      <w:start w:val="1"/>
+      <w:numFmt w:val="decimal"/>
+      <w:lvlText w:val="%4."/>
+      <w:lvlJc w:val="left"/>
+      <w:pPr>
+        <w:ind w:left="2880" w:hanging="360"/>
+      </w:pPr>
+    </w:lvl>
+    <w:lvl w:ilvl="4" w:tplc="FFFFFFFF" w:tentative="1">
+      <w:start w:val="1"/>
+      <w:numFmt w:val="lowerLetter"/>
+      <w:lvlText w:val="%5."/>
+      <w:lvlJc w:val="left"/>
+      <w:pPr>
+        <w:ind w:left="3600" w:hanging="360"/>
+      </w:pPr>
+    </w:lvl>
+    <w:lvl w:ilvl="5" w:tplc="FFFFFFFF" w:tentative="1">
+      <w:start w:val="1"/>
+      <w:numFmt w:val="lowerRoman"/>
+      <w:lvlText w:val="%6."/>
+      <w:lvlJc w:val="right"/>
+      <w:pPr>
+        <w:ind w:left="4320" w:hanging="180"/>
+      </w:pPr>
+    </w:lvl>
+    <w:lvl w:ilvl="6" w:tplc="FFFFFFFF" w:tentative="1">
+      <w:start w:val="1"/>
+      <w:numFmt w:val="decimal"/>
+      <w:lvlText w:val="%7."/>
+      <w:lvlJc w:val="left"/>
+      <w:pPr>
+        <w:ind w:left="5040" w:hanging="360"/>
+      </w:pPr>
+    </w:lvl>
+    <w:lvl w:ilvl="7" w:tplc="FFFFFFFF" w:tentative="1">
+      <w:start w:val="1"/>
+      <w:numFmt w:val="lowerLetter"/>
+      <w:lvlText w:val="%8."/>
+      <w:lvlJc w:val="left"/>
+      <w:pPr>
+        <w:ind w:left="5760" w:hanging="360"/>
+      </w:pPr>
+    </w:lvl>
+    <w:lvl w:ilvl="8" w:tplc="FFFFFFFF" w:tentative="1">
+      <w:start w:val="1"/>
+      <w:numFmt w:val="lowerRoman"/>
+      <w:lvlText w:val="%9."/>
+      <w:lvlJc w:val="right"/>
+      <w:pPr>
+        <w:ind w:left="6480" w:hanging="180"/>
+      </w:pPr>
+    </w:lvl>
+  </w:abstractNum>
+  <w:abstractNum w:abstractNumId="9" w15:restartNumberingAfterBreak="0">
+    <w:nsid w:val="24E80186"/>
+    <w:multiLevelType w:val="hybridMultilevel"/>
+    <w:tmpl w:val="35124C38"/>
+    <w:lvl w:ilvl="0" w:tplc="0416000F">
+      <w:start w:val="1"/>
+      <w:numFmt w:val="decimal"/>
+      <w:lvlText w:val="%1."/>
+      <w:lvlJc w:val="left"/>
+      <w:pPr>
+        <w:ind w:left="1080" w:hanging="360"/>
+      </w:pPr>
+    </w:lvl>
+    <w:lvl w:ilvl="1" w:tplc="04160019" w:tentative="1">
+      <w:start w:val="1"/>
+      <w:numFmt w:val="lowerLetter"/>
+      <w:lvlText w:val="%2."/>
+      <w:lvlJc w:val="left"/>
+      <w:pPr>
+        <w:ind w:left="1800" w:hanging="360"/>
+      </w:pPr>
+    </w:lvl>
+    <w:lvl w:ilvl="2" w:tplc="0416001B" w:tentative="1">
+      <w:start w:val="1"/>
+      <w:numFmt w:val="lowerRoman"/>
+      <w:lvlText w:val="%3."/>
+      <w:lvlJc w:val="right"/>
+      <w:pPr>
+        <w:ind w:left="2520" w:hanging="180"/>
+      </w:pPr>
+    </w:lvl>
+    <w:lvl w:ilvl="3" w:tplc="0416000F" w:tentative="1">
+      <w:start w:val="1"/>
+      <w:numFmt w:val="decimal"/>
+      <w:lvlText w:val="%4."/>
+      <w:lvlJc w:val="left"/>
+      <w:pPr>
+        <w:ind w:left="3240" w:hanging="360"/>
+      </w:pPr>
+    </w:lvl>
+    <w:lvl w:ilvl="4" w:tplc="04160019" w:tentative="1">
+      <w:start w:val="1"/>
+      <w:numFmt w:val="lowerLetter"/>
+      <w:lvlText w:val="%5."/>
+      <w:lvlJc w:val="left"/>
+      <w:pPr>
+        <w:ind w:left="3960" w:hanging="360"/>
+      </w:pPr>
+    </w:lvl>
+    <w:lvl w:ilvl="5" w:tplc="0416001B" w:tentative="1">
+      <w:start w:val="1"/>
+      <w:numFmt w:val="lowerRoman"/>
+      <w:lvlText w:val="%6."/>
+      <w:lvlJc w:val="right"/>
+      <w:pPr>
+        <w:ind w:left="4680" w:hanging="180"/>
+      </w:pPr>
+    </w:lvl>
+    <w:lvl w:ilvl="6" w:tplc="0416000F" w:tentative="1">
+      <w:start w:val="1"/>
+      <w:numFmt w:val="decimal"/>
+      <w:lvlText w:val="%7."/>
+      <w:lvlJc w:val="left"/>
+      <w:pPr>
+        <w:ind w:left="5400" w:hanging="360"/>
+      </w:pPr>
+    </w:lvl>
+    <w:lvl w:ilvl="7" w:tplc="04160019" w:tentative="1">
+      <w:start w:val="1"/>
+      <w:numFmt w:val="lowerLetter"/>
+      <w:lvlText w:val="%8."/>
+      <w:lvlJc w:val="left"/>
+      <w:pPr>
+        <w:ind w:left="6120" w:hanging="360"/>
+      </w:pPr>
+    </w:lvl>
+    <w:lvl w:ilvl="8" w:tplc="0416001B" w:tentative="1">
+      <w:start w:val="1"/>
+      <w:numFmt w:val="lowerRoman"/>
+      <w:lvlText w:val="%9."/>
+      <w:lvlJc w:val="right"/>
+      <w:pPr>
+        <w:ind w:left="6840" w:hanging="180"/>
+      </w:pPr>
+    </w:lvl>
+  </w:abstractNum>
+  <w:abstractNum w:abstractNumId="10" w15:restartNumberingAfterBreak="0">
     <w:nsid w:val="2E9707F7"/>
     <w:multiLevelType w:val="multilevel"/>
     <w:tmpl w:val="9B964654"/>
@@ -11978,7 +18643,7 @@
       </w:rPr>
     </w:lvl>
   </w:abstractNum>
-  <w:abstractNum w:abstractNumId="7" w15:restartNumberingAfterBreak="0">
+  <w:abstractNum w:abstractNumId="11" w15:restartNumberingAfterBreak="0">
     <w:nsid w:val="36616A48"/>
     <w:multiLevelType w:val="multilevel"/>
     <w:tmpl w:val="0F4C22D2"/>
@@ -12127,7 +18792,7 @@
       </w:rPr>
     </w:lvl>
   </w:abstractNum>
-  <w:abstractNum w:abstractNumId="8" w15:restartNumberingAfterBreak="0">
+  <w:abstractNum w:abstractNumId="12" w15:restartNumberingAfterBreak="0">
     <w:nsid w:val="37003E70"/>
     <w:multiLevelType w:val="multilevel"/>
     <w:tmpl w:val="4142D9CC"/>
@@ -12276,7 +18941,7 @@
       </w:rPr>
     </w:lvl>
   </w:abstractNum>
-  <w:abstractNum w:abstractNumId="9" w15:restartNumberingAfterBreak="0">
+  <w:abstractNum w:abstractNumId="13" w15:restartNumberingAfterBreak="0">
     <w:nsid w:val="44CD34AF"/>
     <w:multiLevelType w:val="multilevel"/>
     <w:tmpl w:val="B9100BA4"/>
@@ -12425,7 +19090,7 @@
       </w:rPr>
     </w:lvl>
   </w:abstractNum>
-  <w:abstractNum w:abstractNumId="10" w15:restartNumberingAfterBreak="0">
+  <w:abstractNum w:abstractNumId="14" w15:restartNumberingAfterBreak="0">
     <w:nsid w:val="53D84559"/>
     <w:multiLevelType w:val="multilevel"/>
     <w:tmpl w:val="623C33A6"/>
@@ -12574,7 +19239,120 @@
       </w:rPr>
     </w:lvl>
   </w:abstractNum>
-  <w:abstractNum w:abstractNumId="11" w15:restartNumberingAfterBreak="0">
+  <w:abstractNum w:abstractNumId="15" w15:restartNumberingAfterBreak="0">
+    <w:nsid w:val="57F10DAD"/>
+    <w:multiLevelType w:val="hybridMultilevel"/>
+    <w:tmpl w:val="21A4DF9E"/>
+    <w:lvl w:ilvl="0" w:tplc="04160001">
+      <w:start w:val="1"/>
+      <w:numFmt w:val="bullet"/>
+      <w:lvlText w:val=""/>
+      <w:lvlJc w:val="left"/>
+      <w:pPr>
+        <w:ind w:left="720" w:hanging="360"/>
+      </w:pPr>
+      <w:rPr>
+        <w:rFonts w:ascii="Symbol" w:hAnsi="Symbol" w:hint="default"/>
+      </w:rPr>
+    </w:lvl>
+    <w:lvl w:ilvl="1" w:tplc="04160003" w:tentative="1">
+      <w:start w:val="1"/>
+      <w:numFmt w:val="bullet"/>
+      <w:lvlText w:val="o"/>
+      <w:lvlJc w:val="left"/>
+      <w:pPr>
+        <w:ind w:left="1440" w:hanging="360"/>
+      </w:pPr>
+      <w:rPr>
+        <w:rFonts w:ascii="Courier New" w:hAnsi="Courier New" w:cs="Courier New" w:hint="default"/>
+      </w:rPr>
+    </w:lvl>
+    <w:lvl w:ilvl="2" w:tplc="04160005" w:tentative="1">
+      <w:start w:val="1"/>
+      <w:numFmt w:val="bullet"/>
+      <w:lvlText w:val=""/>
+      <w:lvlJc w:val="left"/>
+      <w:pPr>
+        <w:ind w:left="2160" w:hanging="360"/>
+      </w:pPr>
+      <w:rPr>
+        <w:rFonts w:ascii="Wingdings" w:hAnsi="Wingdings" w:hint="default"/>
+      </w:rPr>
+    </w:lvl>
+    <w:lvl w:ilvl="3" w:tplc="04160001" w:tentative="1">
+      <w:start w:val="1"/>
+      <w:numFmt w:val="bullet"/>
+      <w:lvlText w:val=""/>
+      <w:lvlJc w:val="left"/>
+      <w:pPr>
+        <w:ind w:left="2880" w:hanging="360"/>
+      </w:pPr>
+      <w:rPr>
+        <w:rFonts w:ascii="Symbol" w:hAnsi="Symbol" w:hint="default"/>
+      </w:rPr>
+    </w:lvl>
+    <w:lvl w:ilvl="4" w:tplc="04160003" w:tentative="1">
+      <w:start w:val="1"/>
+      <w:numFmt w:val="bullet"/>
+      <w:lvlText w:val="o"/>
+      <w:lvlJc w:val="left"/>
+      <w:pPr>
+        <w:ind w:left="3600" w:hanging="360"/>
+      </w:pPr>
+      <w:rPr>
+        <w:rFonts w:ascii="Courier New" w:hAnsi="Courier New" w:cs="Courier New" w:hint="default"/>
+      </w:rPr>
+    </w:lvl>
+    <w:lvl w:ilvl="5" w:tplc="04160005" w:tentative="1">
+      <w:start w:val="1"/>
+      <w:numFmt w:val="bullet"/>
+      <w:lvlText w:val=""/>
+      <w:lvlJc w:val="left"/>
+      <w:pPr>
+        <w:ind w:left="4320" w:hanging="360"/>
+      </w:pPr>
+      <w:rPr>
+        <w:rFonts w:ascii="Wingdings" w:hAnsi="Wingdings" w:hint="default"/>
+      </w:rPr>
+    </w:lvl>
+    <w:lvl w:ilvl="6" w:tplc="04160001" w:tentative="1">
+      <w:start w:val="1"/>
+      <w:numFmt w:val="bullet"/>
+      <w:lvlText w:val=""/>
+      <w:lvlJc w:val="left"/>
+      <w:pPr>
+        <w:ind w:left="5040" w:hanging="360"/>
+      </w:pPr>
+      <w:rPr>
+        <w:rFonts w:ascii="Symbol" w:hAnsi="Symbol" w:hint="default"/>
+      </w:rPr>
+    </w:lvl>
+    <w:lvl w:ilvl="7" w:tplc="04160003" w:tentative="1">
+      <w:start w:val="1"/>
+      <w:numFmt w:val="bullet"/>
+      <w:lvlText w:val="o"/>
+      <w:lvlJc w:val="left"/>
+      <w:pPr>
+        <w:ind w:left="5760" w:hanging="360"/>
+      </w:pPr>
+      <w:rPr>
+        <w:rFonts w:ascii="Courier New" w:hAnsi="Courier New" w:cs="Courier New" w:hint="default"/>
+      </w:rPr>
+    </w:lvl>
+    <w:lvl w:ilvl="8" w:tplc="04160005" w:tentative="1">
+      <w:start w:val="1"/>
+      <w:numFmt w:val="bullet"/>
+      <w:lvlText w:val=""/>
+      <w:lvlJc w:val="left"/>
+      <w:pPr>
+        <w:ind w:left="6480" w:hanging="360"/>
+      </w:pPr>
+      <w:rPr>
+        <w:rFonts w:ascii="Wingdings" w:hAnsi="Wingdings" w:hint="default"/>
+      </w:rPr>
+    </w:lvl>
+  </w:abstractNum>
+  <w:abstractNum w:abstractNumId="16" w15:restartNumberingAfterBreak="0">
     <w:nsid w:val="59A311C4"/>
     <w:multiLevelType w:val="multilevel"/>
     <w:tmpl w:val="9A40F1BE"/>
@@ -12723,10 +19501,123 @@
       </w:rPr>
     </w:lvl>
   </w:abstractNum>
-  <w:abstractNum w:abstractNumId="12" w15:restartNumberingAfterBreak="0">
+  <w:abstractNum w:abstractNumId="17" w15:restartNumberingAfterBreak="0">
+    <w:nsid w:val="5A135228"/>
+    <w:multiLevelType w:val="hybridMultilevel"/>
+    <w:tmpl w:val="351CC1AE"/>
+    <w:lvl w:ilvl="0" w:tplc="04160001">
+      <w:start w:val="1"/>
+      <w:numFmt w:val="bullet"/>
+      <w:lvlText w:val=""/>
+      <w:lvlJc w:val="left"/>
+      <w:pPr>
+        <w:ind w:left="720" w:hanging="360"/>
+      </w:pPr>
+      <w:rPr>
+        <w:rFonts w:ascii="Symbol" w:hAnsi="Symbol" w:hint="default"/>
+      </w:rPr>
+    </w:lvl>
+    <w:lvl w:ilvl="1" w:tplc="04160003" w:tentative="1">
+      <w:start w:val="1"/>
+      <w:numFmt w:val="bullet"/>
+      <w:lvlText w:val="o"/>
+      <w:lvlJc w:val="left"/>
+      <w:pPr>
+        <w:ind w:left="1440" w:hanging="360"/>
+      </w:pPr>
+      <w:rPr>
+        <w:rFonts w:ascii="Courier New" w:hAnsi="Courier New" w:cs="Courier New" w:hint="default"/>
+      </w:rPr>
+    </w:lvl>
+    <w:lvl w:ilvl="2" w:tplc="04160005" w:tentative="1">
+      <w:start w:val="1"/>
+      <w:numFmt w:val="bullet"/>
+      <w:lvlText w:val=""/>
+      <w:lvlJc w:val="left"/>
+      <w:pPr>
+        <w:ind w:left="2160" w:hanging="360"/>
+      </w:pPr>
+      <w:rPr>
+        <w:rFonts w:ascii="Wingdings" w:hAnsi="Wingdings" w:hint="default"/>
+      </w:rPr>
+    </w:lvl>
+    <w:lvl w:ilvl="3" w:tplc="04160001" w:tentative="1">
+      <w:start w:val="1"/>
+      <w:numFmt w:val="bullet"/>
+      <w:lvlText w:val=""/>
+      <w:lvlJc w:val="left"/>
+      <w:pPr>
+        <w:ind w:left="2880" w:hanging="360"/>
+      </w:pPr>
+      <w:rPr>
+        <w:rFonts w:ascii="Symbol" w:hAnsi="Symbol" w:hint="default"/>
+      </w:rPr>
+    </w:lvl>
+    <w:lvl w:ilvl="4" w:tplc="04160003" w:tentative="1">
+      <w:start w:val="1"/>
+      <w:numFmt w:val="bullet"/>
+      <w:lvlText w:val="o"/>
+      <w:lvlJc w:val="left"/>
+      <w:pPr>
+        <w:ind w:left="3600" w:hanging="360"/>
+      </w:pPr>
+      <w:rPr>
+        <w:rFonts w:ascii="Courier New" w:hAnsi="Courier New" w:cs="Courier New" w:hint="default"/>
+      </w:rPr>
+    </w:lvl>
+    <w:lvl w:ilvl="5" w:tplc="04160005" w:tentative="1">
+      <w:start w:val="1"/>
+      <w:numFmt w:val="bullet"/>
+      <w:lvlText w:val=""/>
+      <w:lvlJc w:val="left"/>
+      <w:pPr>
+        <w:ind w:left="4320" w:hanging="360"/>
+      </w:pPr>
+      <w:rPr>
+        <w:rFonts w:ascii="Wingdings" w:hAnsi="Wingdings" w:hint="default"/>
+      </w:rPr>
+    </w:lvl>
+    <w:lvl w:ilvl="6" w:tplc="04160001" w:tentative="1">
+      <w:start w:val="1"/>
+      <w:numFmt w:val="bullet"/>
+      <w:lvlText w:val=""/>
+      <w:lvlJc w:val="left"/>
+      <w:pPr>
+        <w:ind w:left="5040" w:hanging="360"/>
+      </w:pPr>
+      <w:rPr>
+        <w:rFonts w:ascii="Symbol" w:hAnsi="Symbol" w:hint="default"/>
+      </w:rPr>
+    </w:lvl>
+    <w:lvl w:ilvl="7" w:tplc="04160003" w:tentative="1">
+      <w:start w:val="1"/>
+      <w:numFmt w:val="bullet"/>
+      <w:lvlText w:val="o"/>
+      <w:lvlJc w:val="left"/>
+      <w:pPr>
+        <w:ind w:left="5760" w:hanging="360"/>
+      </w:pPr>
+      <w:rPr>
+        <w:rFonts w:ascii="Courier New" w:hAnsi="Courier New" w:cs="Courier New" w:hint="default"/>
+      </w:rPr>
+    </w:lvl>
+    <w:lvl w:ilvl="8" w:tplc="04160005" w:tentative="1">
+      <w:start w:val="1"/>
+      <w:numFmt w:val="bullet"/>
+      <w:lvlText w:val=""/>
+      <w:lvlJc w:val="left"/>
+      <w:pPr>
+        <w:ind w:left="6480" w:hanging="360"/>
+      </w:pPr>
+      <w:rPr>
+        <w:rFonts w:ascii="Wingdings" w:hAnsi="Wingdings" w:hint="default"/>
+      </w:rPr>
+    </w:lvl>
+  </w:abstractNum>
+  <w:abstractNum w:abstractNumId="18" w15:restartNumberingAfterBreak="0">
     <w:nsid w:val="630D310E"/>
     <w:multiLevelType w:val="hybridMultilevel"/>
-    <w:tmpl w:val="9F3AF544"/>
+    <w:tmpl w:val="37E48A62"/>
     <w:lvl w:ilvl="0" w:tplc="0416000F">
       <w:start w:val="1"/>
       <w:numFmt w:val="decimal"/>
@@ -12735,6 +19626,9 @@
       <w:pPr>
         <w:ind w:left="720" w:hanging="360"/>
       </w:pPr>
+      <w:rPr>
+        <w:rFonts w:hint="default"/>
+      </w:rPr>
     </w:lvl>
     <w:lvl w:ilvl="1" w:tplc="04160019" w:tentative="1">
       <w:start w:val="1"/>
@@ -12809,7 +19703,96 @@
       </w:pPr>
     </w:lvl>
   </w:abstractNum>
-  <w:abstractNum w:abstractNumId="13" w15:restartNumberingAfterBreak="0">
+  <w:abstractNum w:abstractNumId="19" w15:restartNumberingAfterBreak="0">
+    <w:nsid w:val="65B058D6"/>
+    <w:multiLevelType w:val="hybridMultilevel"/>
+    <w:tmpl w:val="4DFADE30"/>
+    <w:lvl w:ilvl="0" w:tplc="04160001">
+      <w:start w:val="1"/>
+      <w:numFmt w:val="bullet"/>
+      <w:lvlText w:val=""/>
+      <w:lvlJc w:val="left"/>
+      <w:pPr>
+        <w:ind w:left="720" w:hanging="360"/>
+      </w:pPr>
+      <w:rPr>
+        <w:rFonts w:ascii="Symbol" w:hAnsi="Symbol" w:hint="default"/>
+      </w:rPr>
+    </w:lvl>
+    <w:lvl w:ilvl="1" w:tplc="FFFFFFFF" w:tentative="1">
+      <w:start w:val="1"/>
+      <w:numFmt w:val="lowerLetter"/>
+      <w:lvlText w:val="%2."/>
+      <w:lvlJc w:val="left"/>
+      <w:pPr>
+        <w:ind w:left="1440" w:hanging="360"/>
+      </w:pPr>
+    </w:lvl>
+    <w:lvl w:ilvl="2" w:tplc="FFFFFFFF" w:tentative="1">
+      <w:start w:val="1"/>
+      <w:numFmt w:val="lowerRoman"/>
+      <w:lvlText w:val="%3."/>
+      <w:lvlJc w:val="right"/>
+      <w:pPr>
+        <w:ind w:left="2160" w:hanging="180"/>
+      </w:pPr>
+    </w:lvl>
+    <w:lvl w:ilvl="3" w:tplc="FFFFFFFF" w:tentative="1">
+      <w:start w:val="1"/>
+      <w:numFmt w:val="decimal"/>
+      <w:lvlText w:val="%4."/>
+      <w:lvlJc w:val="left"/>
+      <w:pPr>
+        <w:ind w:left="2880" w:hanging="360"/>
+      </w:pPr>
+    </w:lvl>
+    <w:lvl w:ilvl="4" w:tplc="FFFFFFFF" w:tentative="1">
+      <w:start w:val="1"/>
+      <w:numFmt w:val="lowerLetter"/>
+      <w:lvlText w:val="%5."/>
+      <w:lvlJc w:val="left"/>
+      <w:pPr>
+        <w:ind w:left="3600" w:hanging="360"/>
+      </w:pPr>
+    </w:lvl>
+    <w:lvl w:ilvl="5" w:tplc="FFFFFFFF" w:tentative="1">
+      <w:start w:val="1"/>
+      <w:numFmt w:val="lowerRoman"/>
+      <w:lvlText w:val="%6."/>
+      <w:lvlJc w:val="right"/>
+      <w:pPr>
+        <w:ind w:left="4320" w:hanging="180"/>
+      </w:pPr>
+    </w:lvl>
+    <w:lvl w:ilvl="6" w:tplc="FFFFFFFF" w:tentative="1">
+      <w:start w:val="1"/>
+      <w:numFmt w:val="decimal"/>
+      <w:lvlText w:val="%7."/>
+      <w:lvlJc w:val="left"/>
+      <w:pPr>
+        <w:ind w:left="5040" w:hanging="360"/>
+      </w:pPr>
+    </w:lvl>
+    <w:lvl w:ilvl="7" w:tplc="FFFFFFFF" w:tentative="1">
+      <w:start w:val="1"/>
+      <w:numFmt w:val="lowerLetter"/>
+      <w:lvlText w:val="%8."/>
+      <w:lvlJc w:val="left"/>
+      <w:pPr>
+        <w:ind w:left="5760" w:hanging="360"/>
+      </w:pPr>
+    </w:lvl>
+    <w:lvl w:ilvl="8" w:tplc="FFFFFFFF" w:tentative="1">
+      <w:start w:val="1"/>
+      <w:numFmt w:val="lowerRoman"/>
+      <w:lvlText w:val="%9."/>
+      <w:lvlJc w:val="right"/>
+      <w:pPr>
+        <w:ind w:left="6480" w:hanging="180"/>
+      </w:pPr>
+    </w:lvl>
+  </w:abstractNum>
+  <w:abstractNum w:abstractNumId="20" w15:restartNumberingAfterBreak="0">
     <w:nsid w:val="6B352456"/>
     <w:multiLevelType w:val="hybridMultilevel"/>
     <w:tmpl w:val="54406ECE"/>
@@ -12922,7 +19905,96 @@
       </w:rPr>
     </w:lvl>
   </w:abstractNum>
-  <w:abstractNum w:abstractNumId="14" w15:restartNumberingAfterBreak="0">
+  <w:abstractNum w:abstractNumId="21" w15:restartNumberingAfterBreak="0">
+    <w:nsid w:val="6BFA1A3C"/>
+    <w:multiLevelType w:val="hybridMultilevel"/>
+    <w:tmpl w:val="6E0A179A"/>
+    <w:lvl w:ilvl="0" w:tplc="04160001">
+      <w:start w:val="1"/>
+      <w:numFmt w:val="bullet"/>
+      <w:lvlText w:val=""/>
+      <w:lvlJc w:val="left"/>
+      <w:pPr>
+        <w:ind w:left="720" w:hanging="360"/>
+      </w:pPr>
+      <w:rPr>
+        <w:rFonts w:ascii="Symbol" w:hAnsi="Symbol" w:hint="default"/>
+      </w:rPr>
+    </w:lvl>
+    <w:lvl w:ilvl="1" w:tplc="FFFFFFFF" w:tentative="1">
+      <w:start w:val="1"/>
+      <w:numFmt w:val="lowerLetter"/>
+      <w:lvlText w:val="%2."/>
+      <w:lvlJc w:val="left"/>
+      <w:pPr>
+        <w:ind w:left="1440" w:hanging="360"/>
+      </w:pPr>
+    </w:lvl>
+    <w:lvl w:ilvl="2" w:tplc="FFFFFFFF" w:tentative="1">
+      <w:start w:val="1"/>
+      <w:numFmt w:val="lowerRoman"/>
+      <w:lvlText w:val="%3."/>
+      <w:lvlJc w:val="right"/>
+      <w:pPr>
+        <w:ind w:left="2160" w:hanging="180"/>
+      </w:pPr>
+    </w:lvl>
+    <w:lvl w:ilvl="3" w:tplc="FFFFFFFF" w:tentative="1">
+      <w:start w:val="1"/>
+      <w:numFmt w:val="decimal"/>
+      <w:lvlText w:val="%4."/>
+      <w:lvlJc w:val="left"/>
+      <w:pPr>
+        <w:ind w:left="2880" w:hanging="360"/>
+      </w:pPr>
+    </w:lvl>
+    <w:lvl w:ilvl="4" w:tplc="FFFFFFFF" w:tentative="1">
+      <w:start w:val="1"/>
+      <w:numFmt w:val="lowerLetter"/>
+      <w:lvlText w:val="%5."/>
+      <w:lvlJc w:val="left"/>
+      <w:pPr>
+        <w:ind w:left="3600" w:hanging="360"/>
+      </w:pPr>
+    </w:lvl>
+    <w:lvl w:ilvl="5" w:tplc="FFFFFFFF" w:tentative="1">
+      <w:start w:val="1"/>
+      <w:numFmt w:val="lowerRoman"/>
+      <w:lvlText w:val="%6."/>
+      <w:lvlJc w:val="right"/>
+      <w:pPr>
+        <w:ind w:left="4320" w:hanging="180"/>
+      </w:pPr>
+    </w:lvl>
+    <w:lvl w:ilvl="6" w:tplc="FFFFFFFF" w:tentative="1">
+      <w:start w:val="1"/>
+      <w:numFmt w:val="decimal"/>
+      <w:lvlText w:val="%7."/>
+      <w:lvlJc w:val="left"/>
+      <w:pPr>
+        <w:ind w:left="5040" w:hanging="360"/>
+      </w:pPr>
+    </w:lvl>
+    <w:lvl w:ilvl="7" w:tplc="FFFFFFFF" w:tentative="1">
+      <w:start w:val="1"/>
+      <w:numFmt w:val="lowerLetter"/>
+      <w:lvlText w:val="%8."/>
+      <w:lvlJc w:val="left"/>
+      <w:pPr>
+        <w:ind w:left="5760" w:hanging="360"/>
+      </w:pPr>
+    </w:lvl>
+    <w:lvl w:ilvl="8" w:tplc="FFFFFFFF" w:tentative="1">
+      <w:start w:val="1"/>
+      <w:numFmt w:val="lowerRoman"/>
+      <w:lvlText w:val="%9."/>
+      <w:lvlJc w:val="right"/>
+      <w:pPr>
+        <w:ind w:left="6480" w:hanging="180"/>
+      </w:pPr>
+    </w:lvl>
+  </w:abstractNum>
+  <w:abstractNum w:abstractNumId="22" w15:restartNumberingAfterBreak="0">
     <w:nsid w:val="6CF36898"/>
     <w:multiLevelType w:val="multilevel"/>
     <w:tmpl w:val="C1DA471C"/>
@@ -13071,7 +20143,7 @@
       </w:rPr>
     </w:lvl>
   </w:abstractNum>
-  <w:abstractNum w:abstractNumId="15" w15:restartNumberingAfterBreak="0">
+  <w:abstractNum w:abstractNumId="23" w15:restartNumberingAfterBreak="0">
     <w:nsid w:val="6D517A55"/>
     <w:multiLevelType w:val="multilevel"/>
     <w:tmpl w:val="B01A43B2"/>
@@ -13220,7 +20292,7 @@
       </w:rPr>
     </w:lvl>
   </w:abstractNum>
-  <w:abstractNum w:abstractNumId="16" w15:restartNumberingAfterBreak="0">
+  <w:abstractNum w:abstractNumId="24" w15:restartNumberingAfterBreak="0">
     <w:nsid w:val="70431B16"/>
     <w:multiLevelType w:val="multilevel"/>
     <w:tmpl w:val="A06853AC"/>
@@ -13369,7 +20441,7 @@
       </w:rPr>
     </w:lvl>
   </w:abstractNum>
-  <w:abstractNum w:abstractNumId="17" w15:restartNumberingAfterBreak="0">
+  <w:abstractNum w:abstractNumId="25" w15:restartNumberingAfterBreak="0">
     <w:nsid w:val="71407CA1"/>
     <w:multiLevelType w:val="multilevel"/>
     <w:tmpl w:val="130AA7BC"/>
@@ -13518,7 +20590,7 @@
       </w:rPr>
     </w:lvl>
   </w:abstractNum>
-  <w:abstractNum w:abstractNumId="18" w15:restartNumberingAfterBreak="0">
+  <w:abstractNum w:abstractNumId="26" w15:restartNumberingAfterBreak="0">
     <w:nsid w:val="788728EF"/>
     <w:multiLevelType w:val="multilevel"/>
     <w:tmpl w:val="4448ECEE"/>
@@ -13667,7 +20739,7 @@
       </w:rPr>
     </w:lvl>
   </w:abstractNum>
-  <w:abstractNum w:abstractNumId="19" w15:restartNumberingAfterBreak="0">
+  <w:abstractNum w:abstractNumId="27" w15:restartNumberingAfterBreak="0">
     <w:nsid w:val="78BD2E35"/>
     <w:multiLevelType w:val="multilevel"/>
     <w:tmpl w:val="E6329A76"/>
@@ -13816,7 +20888,7 @@
       </w:rPr>
     </w:lvl>
   </w:abstractNum>
-  <w:abstractNum w:abstractNumId="20" w15:restartNumberingAfterBreak="0">
+  <w:abstractNum w:abstractNumId="28" w15:restartNumberingAfterBreak="0">
     <w:nsid w:val="79FD327D"/>
     <w:multiLevelType w:val="multilevel"/>
     <w:tmpl w:val="3E9C3768"/>
@@ -13965,7 +21037,7 @@
       </w:rPr>
     </w:lvl>
   </w:abstractNum>
-  <w:abstractNum w:abstractNumId="21" w15:restartNumberingAfterBreak="0">
+  <w:abstractNum w:abstractNumId="29" w15:restartNumberingAfterBreak="0">
     <w:nsid w:val="7F6D4308"/>
     <w:multiLevelType w:val="multilevel"/>
     <w:tmpl w:val="7E3E88D0"/>
@@ -14115,70 +21187,94 @@
     </w:lvl>
   </w:abstractNum>
   <w:num w:numId="1" w16cid:durableId="948244786">
-    <w:abstractNumId w:val="13"/>
+    <w:abstractNumId w:val="20"/>
   </w:num>
   <w:num w:numId="2" w16cid:durableId="806625127">
-    <w:abstractNumId w:val="17"/>
+    <w:abstractNumId w:val="25"/>
   </w:num>
   <w:num w:numId="3" w16cid:durableId="976102614">
-    <w:abstractNumId w:val="14"/>
+    <w:abstractNumId w:val="22"/>
   </w:num>
   <w:num w:numId="4" w16cid:durableId="1126971098">
-    <w:abstractNumId w:val="16"/>
+    <w:abstractNumId w:val="24"/>
   </w:num>
   <w:num w:numId="5" w16cid:durableId="1169522623">
-    <w:abstractNumId w:val="3"/>
+    <w:abstractNumId w:val="4"/>
   </w:num>
   <w:num w:numId="6" w16cid:durableId="1197697114">
-    <w:abstractNumId w:val="5"/>
+    <w:abstractNumId w:val="6"/>
   </w:num>
   <w:num w:numId="7" w16cid:durableId="1883905443">
     <w:abstractNumId w:val="2"/>
   </w:num>
   <w:num w:numId="8" w16cid:durableId="230312362">
-    <w:abstractNumId w:val="8"/>
+    <w:abstractNumId w:val="12"/>
   </w:num>
   <w:num w:numId="9" w16cid:durableId="1732848649">
+    <w:abstractNumId w:val="14"/>
+  </w:num>
+  <w:num w:numId="10" w16cid:durableId="2114593462">
+    <w:abstractNumId w:val="29"/>
+  </w:num>
+  <w:num w:numId="11" w16cid:durableId="1279601272">
+    <w:abstractNumId w:val="16"/>
+  </w:num>
+  <w:num w:numId="12" w16cid:durableId="660501918">
+    <w:abstractNumId w:val="23"/>
+  </w:num>
+  <w:num w:numId="13" w16cid:durableId="732851562">
+    <w:abstractNumId w:val="5"/>
+  </w:num>
+  <w:num w:numId="14" w16cid:durableId="2048791867">
+    <w:abstractNumId w:val="13"/>
+  </w:num>
+  <w:num w:numId="15" w16cid:durableId="1019896451">
     <w:abstractNumId w:val="10"/>
   </w:num>
-  <w:num w:numId="10" w16cid:durableId="2114593462">
-    <w:abstractNumId w:val="21"/>
-  </w:num>
-  <w:num w:numId="11" w16cid:durableId="1279601272">
-    <w:abstractNumId w:val="11"/>
-  </w:num>
-  <w:num w:numId="12" w16cid:durableId="660501918">
-    <w:abstractNumId w:val="15"/>
-  </w:num>
-  <w:num w:numId="13" w16cid:durableId="732851562">
-    <w:abstractNumId w:val="4"/>
-  </w:num>
-  <w:num w:numId="14" w16cid:durableId="2048791867">
-    <w:abstractNumId w:val="9"/>
-  </w:num>
-  <w:num w:numId="15" w16cid:durableId="1019896451">
-    <w:abstractNumId w:val="6"/>
-  </w:num>
   <w:num w:numId="16" w16cid:durableId="227309078">
-    <w:abstractNumId w:val="18"/>
+    <w:abstractNumId w:val="26"/>
   </w:num>
   <w:num w:numId="17" w16cid:durableId="199561623">
-    <w:abstractNumId w:val="20"/>
+    <w:abstractNumId w:val="28"/>
   </w:num>
   <w:num w:numId="18" w16cid:durableId="1835533978">
     <w:abstractNumId w:val="1"/>
   </w:num>
   <w:num w:numId="19" w16cid:durableId="441800730">
-    <w:abstractNumId w:val="19"/>
+    <w:abstractNumId w:val="27"/>
   </w:num>
   <w:num w:numId="20" w16cid:durableId="536546146">
-    <w:abstractNumId w:val="7"/>
+    <w:abstractNumId w:val="11"/>
   </w:num>
   <w:num w:numId="21" w16cid:durableId="1139802811">
-    <w:abstractNumId w:val="12"/>
+    <w:abstractNumId w:val="18"/>
   </w:num>
   <w:num w:numId="22" w16cid:durableId="1704164883">
     <w:abstractNumId w:val="0"/>
+  </w:num>
+  <w:num w:numId="23" w16cid:durableId="1189947171">
+    <w:abstractNumId w:val="9"/>
+  </w:num>
+  <w:num w:numId="24" w16cid:durableId="1678843021">
+    <w:abstractNumId w:val="3"/>
+  </w:num>
+  <w:num w:numId="25" w16cid:durableId="1180699535">
+    <w:abstractNumId w:val="19"/>
+  </w:num>
+  <w:num w:numId="26" w16cid:durableId="1566185708">
+    <w:abstractNumId w:val="8"/>
+  </w:num>
+  <w:num w:numId="27" w16cid:durableId="733117596">
+    <w:abstractNumId w:val="21"/>
+  </w:num>
+  <w:num w:numId="28" w16cid:durableId="481968107">
+    <w:abstractNumId w:val="15"/>
+  </w:num>
+  <w:num w:numId="29" w16cid:durableId="1969166659">
+    <w:abstractNumId w:val="17"/>
+  </w:num>
+  <w:num w:numId="30" w16cid:durableId="2144304967">
+    <w:abstractNumId w:val="7"/>
   </w:num>
 </w:numbering>
 </file>
@@ -14642,7 +21738,6 @@
     <w:basedOn w:val="Normal"/>
     <w:next w:val="Normal"/>
     <w:uiPriority w:val="9"/>
-    <w:semiHidden/>
     <w:unhideWhenUsed/>
     <w:qFormat/>
     <w:pPr>
@@ -14698,7 +21793,6 @@
   <w:style w:type="character" w:default="1" w:styleId="Fontepargpadro">
     <w:name w:val="Default Paragraph Font"/>
     <w:uiPriority w:val="1"/>
-    <w:semiHidden/>
     <w:unhideWhenUsed/>
   </w:style>
   <w:style w:type="table" w:default="1" w:styleId="Tabelanormal">
@@ -14915,6 +22009,19 @@
     <w:pPr>
       <w:ind w:left="720"/>
       <w:contextualSpacing/>
+    </w:pPr>
+  </w:style>
+  <w:style w:type="paragraph" w:styleId="Sumrio3">
+    <w:name w:val="toc 3"/>
+    <w:basedOn w:val="Normal"/>
+    <w:next w:val="Normal"/>
+    <w:autoRedefine/>
+    <w:uiPriority w:val="39"/>
+    <w:unhideWhenUsed/>
+    <w:rsid w:val="009A451D"/>
+    <w:pPr>
+      <w:spacing w:after="100"/>
+      <w:ind w:left="440"/>
     </w:pPr>
   </w:style>
 </w:styles>
